--- a/R-chap6/chapter6.docx
+++ b/R-chap6/chapter6.docx
@@ -15,13 +15,7 @@
         <w:pStyle w:val="Author"/>
       </w:pPr>
       <w:r>
-        <w:t xml:space="preserve">yousri</w:t>
-      </w:r>
-      <w:r>
-        <w:t xml:space="preserve"> </w:t>
-      </w:r>
-      <w:r>
-        <w:t xml:space="preserve">elfattah</w:t>
+        <w:t xml:space="preserve">yousri elfattah</w:t>
       </w:r>
     </w:p>
     <w:p>
@@ -685,7 +679,7 @@
         <w:rPr>
           <w:rStyle w:val="VerbatimChar"/>
         </w:rPr>
-        <w:t xml:space="preserve">## The following objects are masked from 'package:gRbase':</w:t>
+        <w:t xml:space="preserve">## The following object is masked from 'package:gRbase':</w:t>
       </w:r>
       <w:r>
         <w:br/>
@@ -703,7 +697,7 @@
         <w:rPr>
           <w:rStyle w:val="VerbatimChar"/>
         </w:rPr>
-        <w:t xml:space="preserve">##     %&gt;%, closure</w:t>
+        <w:t xml:space="preserve">##     closure</w:t>
       </w:r>
     </w:p>
     <w:bookmarkStart w:id="28" w:name="directed-acyclic-graph"/>
@@ -717,99 +711,99 @@
     </w:p>
     <w:p>
       <w:pPr>
+        <w:pStyle w:val="Compact"/>
         <w:numPr>
           <w:ilvl w:val="0"/>
           <w:numId w:val="1001"/>
         </w:numPr>
+      </w:pPr>
+      <w:r>
+        <w:t xml:space="preserve">We begin by specifying the DAG for the circuit example BN.</w:t>
+      </w:r>
+    </w:p>
+    <w:p>
+      <w:pPr>
         <w:pStyle w:val="Compact"/>
-      </w:pPr>
-      <w:r>
-        <w:t xml:space="preserve">We begin by specifying the DAG for the circuit example BN.</w:t>
-      </w:r>
-    </w:p>
-    <w:p>
-      <w:pPr>
         <w:numPr>
           <w:ilvl w:val="0"/>
           <w:numId w:val="1001"/>
         </w:numPr>
+      </w:pPr>
+      <w:r>
+        <w:t xml:space="preserve">To do that, we use the</w:t>
+      </w:r>
+      <w:r>
+        <w:t xml:space="preserve"> </w:t>
+      </w:r>
+      <w:r>
+        <w:rPr>
+          <w:b/>
+          <w:bCs/>
+        </w:rPr>
+        <w:t xml:space="preserve">ggm::DAG()</w:t>
+      </w:r>
+      <w:r>
+        <w:t xml:space="preserve"> </w:t>
+      </w:r>
+      <w:r>
+        <w:t xml:space="preserve">function</w:t>
+      </w:r>
+    </w:p>
+    <w:p>
+      <w:pPr>
         <w:pStyle w:val="Compact"/>
-      </w:pPr>
-      <w:r>
-        <w:t xml:space="preserve">To do that, we use the</w:t>
-      </w:r>
-      <w:r>
-        <w:t xml:space="preserve"> </w:t>
-      </w:r>
-      <w:r>
-        <w:rPr>
-          <w:bCs/>
-          <w:b/>
-        </w:rPr>
-        <w:t xml:space="preserve">ggm::DAG()</w:t>
-      </w:r>
-      <w:r>
-        <w:t xml:space="preserve"> </w:t>
-      </w:r>
-      <w:r>
-        <w:t xml:space="preserve">function</w:t>
-      </w:r>
-    </w:p>
-    <w:p>
-      <w:pPr>
         <w:numPr>
           <w:ilvl w:val="0"/>
           <w:numId w:val="1001"/>
         </w:numPr>
+      </w:pPr>
+      <w:r>
+        <w:t xml:space="preserve">We specify the DAG as a sequence of formulas. Each formula defines a node of the graph prefixed by the tilde symbol, followed by all the node’s parents separated by the plus symbol.</w:t>
+      </w:r>
+    </w:p>
+    <w:p>
+      <w:pPr>
         <w:pStyle w:val="Compact"/>
-      </w:pPr>
-      <w:r>
-        <w:t xml:space="preserve">We specify the DAG as a sequence of formulas. Each formula defines a node of the graph prefixed by the tilde symbol, followed by all the node’s parents separated by the plus symbol.</w:t>
-      </w:r>
-    </w:p>
-    <w:p>
-      <w:pPr>
         <w:numPr>
           <w:ilvl w:val="0"/>
           <w:numId w:val="1001"/>
         </w:numPr>
+      </w:pPr>
+      <w:r>
+        <w:t xml:space="preserve">The DAG returns the adjacency matrix (AMAT) of the DAG. AMAT is an nxn matrix where n is the number of nodes.</w:t>
+      </w:r>
+    </w:p>
+    <w:p>
+      <w:pPr>
         <w:pStyle w:val="Compact"/>
-      </w:pPr>
-      <w:r>
-        <w:t xml:space="preserve">The DAG returns the adjacency matrix (AMAT) of the DAG. AMAT is an nxn matrix where n is the number of nodes.</w:t>
-      </w:r>
-    </w:p>
-    <w:p>
-      <w:pPr>
         <w:numPr>
           <w:ilvl w:val="0"/>
           <w:numId w:val="1001"/>
         </w:numPr>
+      </w:pPr>
+      <w:r>
+        <w:t xml:space="preserve">The element in row i and column j in AMAT equals one if there is an edge from node i to node j and equals zero otherwise.</w:t>
+      </w:r>
+    </w:p>
+    <w:p>
+      <w:pPr>
         <w:pStyle w:val="Compact"/>
-      </w:pPr>
-      <w:r>
-        <w:t xml:space="preserve">The element in row i and column j in AMAT equals one if there is an edge from node i to node j and equals zero otherwise.</w:t>
-      </w:r>
-    </w:p>
-    <w:p>
-      <w:pPr>
         <w:numPr>
           <w:ilvl w:val="0"/>
           <w:numId w:val="1001"/>
         </w:numPr>
+      </w:pPr>
+      <w:r>
+        <w:t xml:space="preserve">The names of the rows and columns of the adjacency matrix are the nodes of the DAG.</w:t>
+      </w:r>
+    </w:p>
+    <w:p>
+      <w:pPr>
         <w:pStyle w:val="Compact"/>
-      </w:pPr>
-      <w:r>
-        <w:t xml:space="preserve">The names of the rows and columns of the adjacency matrix are the nodes of the DAG.</w:t>
-      </w:r>
-    </w:p>
-    <w:p>
-      <w:pPr>
         <w:numPr>
           <w:ilvl w:val="0"/>
           <w:numId w:val="1001"/>
         </w:numPr>
-        <w:pStyle w:val="Compact"/>
       </w:pPr>
       <w:r>
         <w:t xml:space="preserve">If order = TRUE, the adjacency matrix is permuted to have the nodes listed in topological order where parents precede children in the order, with the resulting adjacency matrix being upper triangular.</w:t>
@@ -1201,16 +1195,126 @@
       </w:r>
       <w:r>
         <w:rPr>
+          <w:b/>
           <w:bCs/>
+        </w:rPr>
+        <w:t xml:space="preserve">ggm::plotGrap()</w:t>
+      </w:r>
+      <w:r>
+        <w:t xml:space="preserve"> </w:t>
+      </w:r>
+      <w:r>
+        <w:t xml:space="preserve">to plot the DAG from the adjacency matrix.</w:t>
+      </w:r>
+    </w:p>
+    <w:p>
+      <w:pPr>
+        <w:pStyle w:val="SourceCode"/>
+      </w:pPr>
+      <w:r>
+        <w:rPr>
+          <w:rStyle w:val="NormalTok"/>
+        </w:rPr>
+        <w:t xml:space="preserve">ggm</w:t>
+      </w:r>
+      <w:r>
+        <w:rPr>
+          <w:rStyle w:val="SpecialCharTok"/>
+        </w:rPr>
+        <w:t xml:space="preserve">::</w:t>
+      </w:r>
+      <w:r>
+        <w:rPr>
+          <w:rStyle w:val="FunctionTok"/>
+        </w:rPr>
+        <w:t xml:space="preserve">plotGraph</w:t>
+      </w:r>
+      <w:r>
+        <w:rPr>
+          <w:rStyle w:val="NormalTok"/>
+        </w:rPr>
+        <w:t xml:space="preserve">(G)</w:t>
+      </w:r>
+    </w:p>
+    <w:p>
+      <w:pPr>
+        <w:pStyle w:val="FirstParagraph"/>
+      </w:pPr>
+      <w:r>
+        <w:t xml:space="preserve">Figure shows the visualization of the DAG for the circuit BN model resulting from the execution of the</w:t>
+      </w:r>
+      <w:r>
+        <w:t xml:space="preserve"> </w:t>
+      </w:r>
+      <w:r>
+        <w:rPr>
+          <w:rStyle w:val="VerbatimChar"/>
+        </w:rPr>
+        <w:t xml:space="preserve">ggm::plotGraph</w:t>
+      </w:r>
+      <w:r>
+        <w:t xml:space="preserve"> </w:t>
+      </w:r>
+      <w:r>
+        <w:t xml:space="preserve">function. Notice there are four DAG families corresponding to the nodes</w:t>
+      </w:r>
+      <w:r>
+        <w:t xml:space="preserve"> </w:t>
+      </w:r>
+      <w:r>
+        <w:t xml:space="preserve">“Z,”</w:t>
+      </w:r>
+      <w:r>
+        <w:t xml:space="preserve"> </w:t>
+      </w:r>
+      <w:r>
+        <w:t xml:space="preserve">“D,”</w:t>
+      </w:r>
+      <w:r>
+        <w:t xml:space="preserve">“E,”</w:t>
+      </w:r>
+      <w:r>
+        <w:t xml:space="preserve"> </w:t>
+      </w:r>
+      <w:r>
+        <w:t xml:space="preserve">and</w:t>
+      </w:r>
+      <w:r>
+        <w:t xml:space="preserve"> </w:t>
+      </w:r>
+      <w:r>
+        <w:t xml:space="preserve">“F,”</w:t>
+      </w:r>
+      <w:r>
+        <w:t xml:space="preserve"> </w:t>
+      </w:r>
+      <w:r>
+        <w:t xml:space="preserve">which are the outputs of the four gates in the circuit. We use the term a DAG family to mean a child node in the DAG and all its parents.</w:t>
+      </w:r>
+    </w:p>
+    <w:p>
+      <w:pPr>
+        <w:pStyle w:val="BodyText"/>
+      </w:pPr>
+      <w:r>
+        <w:t xml:space="preserve">We use the</w:t>
+      </w:r>
+      <w:r>
+        <w:t xml:space="preserve"> </w:t>
+      </w:r>
+      <w:r>
+        <w:rPr>
+          <w:rStyle w:val="VerbatimChar"/>
           <w:b/>
-        </w:rPr>
-        <w:t xml:space="preserve">ggm::plotGrap()</w:t>
-      </w:r>
-      <w:r>
-        <w:t xml:space="preserve"> </w:t>
-      </w:r>
-      <w:r>
-        <w:t xml:space="preserve">to plot the DAG from the adjacency matrix.</w:t>
+          <w:bCs/>
+        </w:rPr>
+        <w:t xml:space="preserve">as()</w:t>
+      </w:r>
+      <w:r>
+        <w:t xml:space="preserve"> </w:t>
+      </w:r>
+      <w:r>
+        <w:t xml:space="preserve">function to coerce the AMAT, G, to be represented as an igraph.</w:t>
       </w:r>
     </w:p>
     <w:p>
@@ -1221,7 +1325,78 @@
         <w:rPr>
           <w:rStyle w:val="NormalTok"/>
         </w:rPr>
-        <w:t xml:space="preserve">ggm</w:t>
+        <w:t xml:space="preserve">dag </w:t>
+      </w:r>
+      <w:r>
+        <w:rPr>
+          <w:rStyle w:val="OtherTok"/>
+        </w:rPr>
+        <w:t xml:space="preserve">&lt;-</w:t>
+      </w:r>
+      <w:r>
+        <w:rPr>
+          <w:rStyle w:val="NormalTok"/>
+        </w:rPr>
+        <w:t xml:space="preserve"> </w:t>
+      </w:r>
+      <w:r>
+        <w:rPr>
+          <w:rStyle w:val="FunctionTok"/>
+        </w:rPr>
+        <w:t xml:space="preserve">as</w:t>
+      </w:r>
+      <w:r>
+        <w:rPr>
+          <w:rStyle w:val="NormalTok"/>
+        </w:rPr>
+        <w:t xml:space="preserve">(G,</w:t>
+      </w:r>
+      <w:r>
+        <w:rPr>
+          <w:rStyle w:val="StringTok"/>
+        </w:rPr>
+        <w:t xml:space="preserve">"igraph"</w:t>
+      </w:r>
+      <w:r>
+        <w:rPr>
+          <w:rStyle w:val="NormalTok"/>
+        </w:rPr>
+        <w:t xml:space="preserve">)</w:t>
+      </w:r>
+    </w:p>
+    <w:p>
+      <w:pPr>
+        <w:pStyle w:val="FirstParagraph"/>
+      </w:pPr>
+      <w:r>
+        <w:t xml:space="preserve">We use the</w:t>
+      </w:r>
+      <w:r>
+        <w:t xml:space="preserve"> </w:t>
+      </w:r>
+      <w:r>
+        <w:rPr>
+          <w:b/>
+          <w:bCs/>
+        </w:rPr>
+        <w:t xml:space="preserve">igraph::V()</w:t>
+      </w:r>
+      <w:r>
+        <w:t xml:space="preserve"> </w:t>
+      </w:r>
+      <w:r>
+        <w:t xml:space="preserve">function to get a list of all vertices (nodes) of the dag.</w:t>
+      </w:r>
+    </w:p>
+    <w:p>
+      <w:pPr>
+        <w:pStyle w:val="SourceCode"/>
+      </w:pPr>
+      <w:r>
+        <w:rPr>
+          <w:rStyle w:val="NormalTok"/>
+        </w:rPr>
+        <w:t xml:space="preserve">igraph</w:t>
       </w:r>
       <w:r>
         <w:rPr>
@@ -1233,13 +1408,33 @@
         <w:rPr>
           <w:rStyle w:val="FunctionTok"/>
         </w:rPr>
-        <w:t xml:space="preserve">plotGraph</w:t>
-      </w:r>
-      <w:r>
-        <w:rPr>
-          <w:rStyle w:val="NormalTok"/>
-        </w:rPr>
-        <w:t xml:space="preserve">(G)</w:t>
+        <w:t xml:space="preserve">V</w:t>
+      </w:r>
+      <w:r>
+        <w:rPr>
+          <w:rStyle w:val="NormalTok"/>
+        </w:rPr>
+        <w:t xml:space="preserve">(dag)</w:t>
+      </w:r>
+    </w:p>
+    <w:p>
+      <w:pPr>
+        <w:pStyle w:val="SourceCode"/>
+      </w:pPr>
+      <w:r>
+        <w:rPr>
+          <w:rStyle w:val="VerbatimChar"/>
+        </w:rPr>
+        <w:t xml:space="preserve">## + 10/10 vertices, named, from 99327b6:</w:t>
+      </w:r>
+      <w:r>
+        <w:br/>
+      </w:r>
+      <w:r>
+        <w:rPr>
+          <w:rStyle w:val="VerbatimChar"/>
+        </w:rPr>
+        <w:t xml:space="preserve">##  [1] A1 A3 Y  A2 X  Z  E  D  A4 F</w:t>
       </w:r>
     </w:p>
     <w:p>
@@ -1247,86 +1442,6 @@
         <w:pStyle w:val="FirstParagraph"/>
       </w:pPr>
       <w:r>
-        <w:t xml:space="preserve">Figure shows the visualization of the DAG for the circuit BN model resulting from the execution of the</w:t>
-      </w:r>
-      <w:r>
-        <w:t xml:space="preserve"> </w:t>
-      </w:r>
-      <w:r>
-        <w:rPr>
-          <w:rStyle w:val="VerbatimChar"/>
-        </w:rPr>
-        <w:t xml:space="preserve">ggm::plotGraph</w:t>
-      </w:r>
-      <w:r>
-        <w:t xml:space="preserve"> </w:t>
-      </w:r>
-      <w:r>
-        <w:t xml:space="preserve">function. Notice there are four DAG families corresponding to the nodes</w:t>
-      </w:r>
-      <w:r>
-        <w:t xml:space="preserve"> </w:t>
-      </w:r>
-      <w:r>
-        <w:t xml:space="preserve">“</w:t>
-      </w:r>
-      <w:r>
-        <w:t xml:space="preserve">Z,</w:t>
-      </w:r>
-      <w:r>
-        <w:t xml:space="preserve">”</w:t>
-      </w:r>
-      <w:r>
-        <w:t xml:space="preserve"> </w:t>
-      </w:r>
-      <w:r>
-        <w:t xml:space="preserve">“</w:t>
-      </w:r>
-      <w:r>
-        <w:t xml:space="preserve">D,</w:t>
-      </w:r>
-      <w:r>
-        <w:t xml:space="preserve">”</w:t>
-      </w:r>
-      <w:r>
-        <w:t xml:space="preserve">“</w:t>
-      </w:r>
-      <w:r>
-        <w:t xml:space="preserve">E,</w:t>
-      </w:r>
-      <w:r>
-        <w:t xml:space="preserve">”</w:t>
-      </w:r>
-      <w:r>
-        <w:t xml:space="preserve"> </w:t>
-      </w:r>
-      <w:r>
-        <w:t xml:space="preserve">and</w:t>
-      </w:r>
-      <w:r>
-        <w:t xml:space="preserve"> </w:t>
-      </w:r>
-      <w:r>
-        <w:t xml:space="preserve">“</w:t>
-      </w:r>
-      <w:r>
-        <w:t xml:space="preserve">F,</w:t>
-      </w:r>
-      <w:r>
-        <w:t xml:space="preserve">”</w:t>
-      </w:r>
-      <w:r>
-        <w:t xml:space="preserve"> </w:t>
-      </w:r>
-      <w:r>
-        <w:t xml:space="preserve">which are the outputs of the four gates in the circuit. We use the term a DAG family to mean a child node in the DAG and all its parents.</w:t>
-      </w:r>
-    </w:p>
-    <w:p>
-      <w:pPr>
-        <w:pStyle w:val="BodyText"/>
-      </w:pPr>
-      <w:r>
         <w:t xml:space="preserve">We use the</w:t>
       </w:r>
       <w:r>
@@ -1334,235 +1449,90 @@
       </w:r>
       <w:r>
         <w:rPr>
-          <w:rStyle w:val="VerbatimChar"/>
+          <w:b/>
           <w:bCs/>
+        </w:rPr>
+        <w:t xml:space="preserve">igraph::E()</w:t>
+      </w:r>
+      <w:r>
+        <w:t xml:space="preserve"> </w:t>
+      </w:r>
+      <w:r>
+        <w:t xml:space="preserve">function to return a list of all edges in the dag.</w:t>
+      </w:r>
+    </w:p>
+    <w:p>
+      <w:pPr>
+        <w:pStyle w:val="SourceCode"/>
+      </w:pPr>
+      <w:r>
+        <w:rPr>
+          <w:rStyle w:val="NormalTok"/>
+        </w:rPr>
+        <w:t xml:space="preserve">igraph</w:t>
+      </w:r>
+      <w:r>
+        <w:rPr>
+          <w:rStyle w:val="SpecialCharTok"/>
+        </w:rPr>
+        <w:t xml:space="preserve">::</w:t>
+      </w:r>
+      <w:r>
+        <w:rPr>
+          <w:rStyle w:val="FunctionTok"/>
+        </w:rPr>
+        <w:t xml:space="preserve">E</w:t>
+      </w:r>
+      <w:r>
+        <w:rPr>
+          <w:rStyle w:val="NormalTok"/>
+        </w:rPr>
+        <w:t xml:space="preserve">(dag)</w:t>
+      </w:r>
+    </w:p>
+    <w:p>
+      <w:pPr>
+        <w:pStyle w:val="SourceCode"/>
+      </w:pPr>
+      <w:r>
+        <w:rPr>
+          <w:rStyle w:val="VerbatimChar"/>
+        </w:rPr>
+        <w:t xml:space="preserve">## + 12/12 edges from 99327b6 (vertex names):</w:t>
+      </w:r>
+      <w:r>
+        <w:br/>
+      </w:r>
+      <w:r>
+        <w:rPr>
+          <w:rStyle w:val="VerbatimChar"/>
+        </w:rPr>
+        <w:t xml:space="preserve">##  [1] A1-&gt;Z A3-&gt;E Y -&gt;Z Y -&gt;E A2-&gt;D X -&gt;Z X -&gt;D Z -&gt;E Z -&gt;D E -&gt;F D -&gt;F A4-&gt;F</w:t>
+      </w:r>
+    </w:p>
+    <w:bookmarkStart w:id="25" w:name="Xeb1e06790f19fce61fed0c115fa77c3888e00cf"/>
+    <w:p>
+      <w:pPr>
+        <w:pStyle w:val="Heading3"/>
+      </w:pPr>
+      <w:r>
+        <w:t xml:space="preserve">Getting DAG families- nodes and their parents</w:t>
+      </w:r>
+    </w:p>
+    <w:p>
+      <w:pPr>
+        <w:pStyle w:val="FirstParagraph"/>
+      </w:pPr>
+      <w:r>
+        <w:t xml:space="preserve">We use the</w:t>
+      </w:r>
+      <w:r>
+        <w:t xml:space="preserve"> </w:t>
+      </w:r>
+      <w:r>
+        <w:rPr>
           <w:b/>
-        </w:rPr>
-        <w:t xml:space="preserve">as()</w:t>
-      </w:r>
-      <w:r>
-        <w:t xml:space="preserve"> </w:t>
-      </w:r>
-      <w:r>
-        <w:t xml:space="preserve">function to coerce the AMAT, G, to be represented as an igraph.</w:t>
-      </w:r>
-    </w:p>
-    <w:p>
-      <w:pPr>
-        <w:pStyle w:val="SourceCode"/>
-      </w:pPr>
-      <w:r>
-        <w:rPr>
-          <w:rStyle w:val="NormalTok"/>
-        </w:rPr>
-        <w:t xml:space="preserve">dag </w:t>
-      </w:r>
-      <w:r>
-        <w:rPr>
-          <w:rStyle w:val="OtherTok"/>
-        </w:rPr>
-        <w:t xml:space="preserve">&lt;-</w:t>
-      </w:r>
-      <w:r>
-        <w:rPr>
-          <w:rStyle w:val="NormalTok"/>
-        </w:rPr>
-        <w:t xml:space="preserve"> </w:t>
-      </w:r>
-      <w:r>
-        <w:rPr>
-          <w:rStyle w:val="FunctionTok"/>
-        </w:rPr>
-        <w:t xml:space="preserve">as</w:t>
-      </w:r>
-      <w:r>
-        <w:rPr>
-          <w:rStyle w:val="NormalTok"/>
-        </w:rPr>
-        <w:t xml:space="preserve">(G,</w:t>
-      </w:r>
-      <w:r>
-        <w:rPr>
-          <w:rStyle w:val="StringTok"/>
-        </w:rPr>
-        <w:t xml:space="preserve">"igraph"</w:t>
-      </w:r>
-      <w:r>
-        <w:rPr>
-          <w:rStyle w:val="NormalTok"/>
-        </w:rPr>
-        <w:t xml:space="preserve">)</w:t>
-      </w:r>
-    </w:p>
-    <w:p>
-      <w:pPr>
-        <w:pStyle w:val="FirstParagraph"/>
-      </w:pPr>
-      <w:r>
-        <w:t xml:space="preserve">We use the</w:t>
-      </w:r>
-      <w:r>
-        <w:t xml:space="preserve"> </w:t>
-      </w:r>
-      <w:r>
-        <w:rPr>
           <w:bCs/>
-          <w:b/>
-        </w:rPr>
-        <w:t xml:space="preserve">igraph::V()</w:t>
-      </w:r>
-      <w:r>
-        <w:t xml:space="preserve"> </w:t>
-      </w:r>
-      <w:r>
-        <w:t xml:space="preserve">function to get a list of all vertices (nodes) of the dag.</w:t>
-      </w:r>
-    </w:p>
-    <w:p>
-      <w:pPr>
-        <w:pStyle w:val="SourceCode"/>
-      </w:pPr>
-      <w:r>
-        <w:rPr>
-          <w:rStyle w:val="NormalTok"/>
-        </w:rPr>
-        <w:t xml:space="preserve">igraph</w:t>
-      </w:r>
-      <w:r>
-        <w:rPr>
-          <w:rStyle w:val="SpecialCharTok"/>
-        </w:rPr>
-        <w:t xml:space="preserve">::</w:t>
-      </w:r>
-      <w:r>
-        <w:rPr>
-          <w:rStyle w:val="FunctionTok"/>
-        </w:rPr>
-        <w:t xml:space="preserve">V</w:t>
-      </w:r>
-      <w:r>
-        <w:rPr>
-          <w:rStyle w:val="NormalTok"/>
-        </w:rPr>
-        <w:t xml:space="preserve">(dag)</w:t>
-      </w:r>
-    </w:p>
-    <w:p>
-      <w:pPr>
-        <w:pStyle w:val="SourceCode"/>
-      </w:pPr>
-      <w:r>
-        <w:rPr>
-          <w:rStyle w:val="VerbatimChar"/>
-        </w:rPr>
-        <w:t xml:space="preserve">## + 10/10 vertices, named, from 3aa6d59:</w:t>
-      </w:r>
-      <w:r>
-        <w:br/>
-      </w:r>
-      <w:r>
-        <w:rPr>
-          <w:rStyle w:val="VerbatimChar"/>
-        </w:rPr>
-        <w:t xml:space="preserve">##  [1] A1 A3 Y  A2 X  Z  E  D  A4 F</w:t>
-      </w:r>
-    </w:p>
-    <w:p>
-      <w:pPr>
-        <w:pStyle w:val="FirstParagraph"/>
-      </w:pPr>
-      <w:r>
-        <w:t xml:space="preserve">We use the</w:t>
-      </w:r>
-      <w:r>
-        <w:t xml:space="preserve"> </w:t>
-      </w:r>
-      <w:r>
-        <w:rPr>
-          <w:bCs/>
-          <w:b/>
-        </w:rPr>
-        <w:t xml:space="preserve">igraph::E()</w:t>
-      </w:r>
-      <w:r>
-        <w:t xml:space="preserve"> </w:t>
-      </w:r>
-      <w:r>
-        <w:t xml:space="preserve">function to return a list of all edges in the dag.</w:t>
-      </w:r>
-    </w:p>
-    <w:p>
-      <w:pPr>
-        <w:pStyle w:val="SourceCode"/>
-      </w:pPr>
-      <w:r>
-        <w:rPr>
-          <w:rStyle w:val="NormalTok"/>
-        </w:rPr>
-        <w:t xml:space="preserve">igraph</w:t>
-      </w:r>
-      <w:r>
-        <w:rPr>
-          <w:rStyle w:val="SpecialCharTok"/>
-        </w:rPr>
-        <w:t xml:space="preserve">::</w:t>
-      </w:r>
-      <w:r>
-        <w:rPr>
-          <w:rStyle w:val="FunctionTok"/>
-        </w:rPr>
-        <w:t xml:space="preserve">E</w:t>
-      </w:r>
-      <w:r>
-        <w:rPr>
-          <w:rStyle w:val="NormalTok"/>
-        </w:rPr>
-        <w:t xml:space="preserve">(dag)</w:t>
-      </w:r>
-    </w:p>
-    <w:p>
-      <w:pPr>
-        <w:pStyle w:val="SourceCode"/>
-      </w:pPr>
-      <w:r>
-        <w:rPr>
-          <w:rStyle w:val="VerbatimChar"/>
-        </w:rPr>
-        <w:t xml:space="preserve">## + 12/12 edges from 3aa6d59 (vertex names):</w:t>
-      </w:r>
-      <w:r>
-        <w:br/>
-      </w:r>
-      <w:r>
-        <w:rPr>
-          <w:rStyle w:val="VerbatimChar"/>
-        </w:rPr>
-        <w:t xml:space="preserve">##  [1] A1-&gt;Z A3-&gt;E Y -&gt;Z Y -&gt;E A2-&gt;D X -&gt;Z X -&gt;D Z -&gt;E Z -&gt;D E -&gt;F D -&gt;F A4-&gt;F</w:t>
-      </w:r>
-    </w:p>
-    <w:bookmarkStart w:id="25" w:name="Xeb1e06790f19fce61fed0c115fa77c3888e00cf"/>
-    <w:p>
-      <w:pPr>
-        <w:pStyle w:val="Heading3"/>
-      </w:pPr>
-      <w:r>
-        <w:t xml:space="preserve">Getting DAG families- nodes and their parents</w:t>
-      </w:r>
-    </w:p>
-    <w:p>
-      <w:pPr>
-        <w:pStyle w:val="FirstParagraph"/>
-      </w:pPr>
-      <w:r>
-        <w:t xml:space="preserve">We use the</w:t>
-      </w:r>
-      <w:r>
-        <w:t xml:space="preserve"> </w:t>
-      </w:r>
-      <w:r>
-        <w:rPr>
-          <w:bCs/>
-          <w:b/>
         </w:rPr>
         <w:t xml:space="preserve">gRbase::vpardag()</w:t>
       </w:r>
@@ -1752,8 +1722,8 @@
       </w:r>
       <w:r>
         <w:rPr>
+          <w:b/>
           <w:bCs/>
-          <w:b/>
         </w:rPr>
         <w:t xml:space="preserve">gRbase::ancestralGraph()</w:t>
       </w:r>
@@ -1837,7 +1807,7 @@
         <w:rPr>
           <w:rStyle w:val="VerbatimChar"/>
         </w:rPr>
-        <w:t xml:space="preserve">## IGRAPH 480b14a DN-- 8 9 -- </w:t>
+        <w:t xml:space="preserve">## IGRAPH 3500aa9 DN-- 8 9 -- </w:t>
       </w:r>
       <w:r>
         <w:br/>
@@ -1855,7 +1825,7 @@
         <w:rPr>
           <w:rStyle w:val="VerbatimChar"/>
         </w:rPr>
-        <w:t xml:space="preserve">## + edges from 480b14a (vertex names):</w:t>
+        <w:t xml:space="preserve">## + edges from 3500aa9 (vertex names):</w:t>
       </w:r>
       <w:r>
         <w:br/>
@@ -1889,8 +1859,8 @@
       </w:r>
       <w:r>
         <w:rPr>
+          <w:b/>
           <w:bCs/>
-          <w:b/>
         </w:rPr>
         <w:t xml:space="preserve">igraph::dSep()</w:t>
       </w:r>
@@ -1905,66 +1875,66 @@
       </w:r>
       <w:r>
         <w:rPr>
+          <w:i/>
           <w:iCs/>
+        </w:rPr>
+        <w:t xml:space="preserve">G</w:t>
+      </w:r>
+      <w:r>
+        <w:t xml:space="preserve">, two sets of nodes,</w:t>
+      </w:r>
+      <w:r>
+        <w:t xml:space="preserve"> </w:t>
+      </w:r>
+      <w:r>
+        <w:rPr>
           <w:i/>
-        </w:rPr>
-        <w:t xml:space="preserve">G</w:t>
-      </w:r>
-      <w:r>
-        <w:t xml:space="preserve">, two sets of nodes,</w:t>
-      </w:r>
-      <w:r>
-        <w:t xml:space="preserve"> </w:t>
-      </w:r>
-      <w:r>
-        <w:rPr>
           <w:iCs/>
+        </w:rPr>
+        <w:t xml:space="preserve">X</w:t>
+      </w:r>
+      <w:r>
+        <w:t xml:space="preserve"> </w:t>
+      </w:r>
+      <w:r>
+        <w:t xml:space="preserve">and</w:t>
+      </w:r>
+      <w:r>
+        <w:t xml:space="preserve"> </w:t>
+      </w:r>
+      <w:r>
+        <w:rPr>
           <w:i/>
-        </w:rPr>
-        <w:t xml:space="preserve">X</w:t>
-      </w:r>
-      <w:r>
-        <w:t xml:space="preserve"> </w:t>
-      </w:r>
-      <w:r>
-        <w:t xml:space="preserve">and</w:t>
-      </w:r>
-      <w:r>
-        <w:t xml:space="preserve"> </w:t>
-      </w:r>
-      <w:r>
-        <w:rPr>
           <w:iCs/>
+        </w:rPr>
+        <w:t xml:space="preserve">Y</w:t>
+      </w:r>
+      <w:r>
+        <w:t xml:space="preserve">, are d-separated by a third set</w:t>
+      </w:r>
+      <w:r>
+        <w:t xml:space="preserve"> </w:t>
+      </w:r>
+      <w:r>
+        <w:rPr>
           <w:i/>
-        </w:rPr>
-        <w:t xml:space="preserve">Y</w:t>
-      </w:r>
-      <w:r>
-        <w:t xml:space="preserve">, are d-separated by a third set</w:t>
-      </w:r>
-      <w:r>
-        <w:t xml:space="preserve"> </w:t>
-      </w:r>
-      <w:r>
-        <w:rPr>
           <w:iCs/>
+        </w:rPr>
+        <w:t xml:space="preserve">Z</w:t>
+      </w:r>
+      <w:r>
+        <w:t xml:space="preserve"> </w:t>
+      </w:r>
+      <w:r>
+        <w:t xml:space="preserve">of nodes. The function takes four arguments. The first argument,</w:t>
+      </w:r>
+      <w:r>
+        <w:t xml:space="preserve"> </w:t>
+      </w:r>
+      <w:r>
+        <w:rPr>
           <w:i/>
-        </w:rPr>
-        <w:t xml:space="preserve">Z</w:t>
-      </w:r>
-      <w:r>
-        <w:t xml:space="preserve"> </w:t>
-      </w:r>
-      <w:r>
-        <w:t xml:space="preserve">of nodes. The function takes four arguments. The first argument,</w:t>
-      </w:r>
-      <w:r>
-        <w:t xml:space="preserve"> </w:t>
-      </w:r>
-      <w:r>
-        <w:rPr>
           <w:iCs/>
-          <w:i/>
         </w:rPr>
         <w:t xml:space="preserve">G</w:t>
       </w:r>
@@ -2299,385 +2269,385 @@
       </w:r>
       <w:r>
         <w:rPr>
+          <w:b/>
           <w:bCs/>
+        </w:rPr>
+        <w:t xml:space="preserve">gRbase::moralize()</w:t>
+      </w:r>
+      <w:r>
+        <w:t xml:space="preserve"> </w:t>
+      </w:r>
+      <w:r>
+        <w:t xml:space="preserve">function to create the moral graph for the DAG,</w:t>
+      </w:r>
+      <w:r>
+        <w:t xml:space="preserve"> </w:t>
+      </w:r>
+      <w:r>
+        <w:rPr>
+          <w:i/>
+          <w:iCs/>
+        </w:rPr>
+        <w:t xml:space="preserve">G</w:t>
+      </w:r>
+      <w:r>
+        <w:t xml:space="preserve">. The moral graph is an undirected graph where all the parents of every node of the DAG are connected.</w:t>
+      </w:r>
+    </w:p>
+    <w:p>
+      <w:pPr>
+        <w:pStyle w:val="SourceCode"/>
+      </w:pPr>
+      <w:r>
+        <w:rPr>
+          <w:rStyle w:val="NormalTok"/>
+        </w:rPr>
+        <w:t xml:space="preserve">morG </w:t>
+      </w:r>
+      <w:r>
+        <w:rPr>
+          <w:rStyle w:val="OtherTok"/>
+        </w:rPr>
+        <w:t xml:space="preserve">&lt;-</w:t>
+      </w:r>
+      <w:r>
+        <w:rPr>
+          <w:rStyle w:val="NormalTok"/>
+        </w:rPr>
+        <w:t xml:space="preserve"> gRbase</w:t>
+      </w:r>
+      <w:r>
+        <w:rPr>
+          <w:rStyle w:val="SpecialCharTok"/>
+        </w:rPr>
+        <w:t xml:space="preserve">::</w:t>
+      </w:r>
+      <w:r>
+        <w:rPr>
+          <w:rStyle w:val="FunctionTok"/>
+        </w:rPr>
+        <w:t xml:space="preserve">moralize</w:t>
+      </w:r>
+      <w:r>
+        <w:rPr>
+          <w:rStyle w:val="NormalTok"/>
+        </w:rPr>
+        <w:t xml:space="preserve">(G)</w:t>
+      </w:r>
+      <w:r>
+        <w:br/>
+      </w:r>
+      <w:r>
+        <w:rPr>
+          <w:rStyle w:val="FunctionTok"/>
+        </w:rPr>
+        <w:t xml:space="preserve">print</w:t>
+      </w:r>
+      <w:r>
+        <w:rPr>
+          <w:rStyle w:val="NormalTok"/>
+        </w:rPr>
+        <w:t xml:space="preserve">(morG)</w:t>
+      </w:r>
+    </w:p>
+    <w:p>
+      <w:pPr>
+        <w:pStyle w:val="SourceCode"/>
+      </w:pPr>
+      <w:r>
+        <w:rPr>
+          <w:rStyle w:val="VerbatimChar"/>
+        </w:rPr>
+        <w:t xml:space="preserve">##    A1 A3 Y A2 X Z E D A4 F</w:t>
+      </w:r>
+      <w:r>
+        <w:br/>
+      </w:r>
+      <w:r>
+        <w:rPr>
+          <w:rStyle w:val="VerbatimChar"/>
+        </w:rPr>
+        <w:t xml:space="preserve">## A1  0  0 1  0 1 1 0 0  0 0</w:t>
+      </w:r>
+      <w:r>
+        <w:br/>
+      </w:r>
+      <w:r>
+        <w:rPr>
+          <w:rStyle w:val="VerbatimChar"/>
+        </w:rPr>
+        <w:t xml:space="preserve">## A3  0  0 1  0 0 1 1 0  0 0</w:t>
+      </w:r>
+      <w:r>
+        <w:br/>
+      </w:r>
+      <w:r>
+        <w:rPr>
+          <w:rStyle w:val="VerbatimChar"/>
+        </w:rPr>
+        <w:t xml:space="preserve">## Y   1  1 0  0 1 1 1 0  0 0</w:t>
+      </w:r>
+      <w:r>
+        <w:br/>
+      </w:r>
+      <w:r>
+        <w:rPr>
+          <w:rStyle w:val="VerbatimChar"/>
+        </w:rPr>
+        <w:t xml:space="preserve">## A2  0  0 0  0 1 1 0 1  0 0</w:t>
+      </w:r>
+      <w:r>
+        <w:br/>
+      </w:r>
+      <w:r>
+        <w:rPr>
+          <w:rStyle w:val="VerbatimChar"/>
+        </w:rPr>
+        <w:t xml:space="preserve">## X   1  0 1  1 0 1 0 1  0 0</w:t>
+      </w:r>
+      <w:r>
+        <w:br/>
+      </w:r>
+      <w:r>
+        <w:rPr>
+          <w:rStyle w:val="VerbatimChar"/>
+        </w:rPr>
+        <w:t xml:space="preserve">## Z   1  1 1  1 1 0 1 1  0 0</w:t>
+      </w:r>
+      <w:r>
+        <w:br/>
+      </w:r>
+      <w:r>
+        <w:rPr>
+          <w:rStyle w:val="VerbatimChar"/>
+        </w:rPr>
+        <w:t xml:space="preserve">## E   0  1 1  0 0 1 0 1  1 1</w:t>
+      </w:r>
+      <w:r>
+        <w:br/>
+      </w:r>
+      <w:r>
+        <w:rPr>
+          <w:rStyle w:val="VerbatimChar"/>
+        </w:rPr>
+        <w:t xml:space="preserve">## D   0  0 0  1 1 1 1 0  1 1</w:t>
+      </w:r>
+      <w:r>
+        <w:br/>
+      </w:r>
+      <w:r>
+        <w:rPr>
+          <w:rStyle w:val="VerbatimChar"/>
+        </w:rPr>
+        <w:t xml:space="preserve">## A4  0  0 0  0 0 0 1 1  0 1</w:t>
+      </w:r>
+      <w:r>
+        <w:br/>
+      </w:r>
+      <w:r>
+        <w:rPr>
+          <w:rStyle w:val="VerbatimChar"/>
+        </w:rPr>
+        <w:t xml:space="preserve">## F   0  0 0  0 0 0 1 1  1 0</w:t>
+      </w:r>
+    </w:p>
+    <w:bookmarkStart w:id="29" w:name="getting-the-moral-graph"/>
+    <w:p>
+      <w:pPr>
+        <w:pStyle w:val="Heading3"/>
+      </w:pPr>
+      <w:r>
+        <w:t xml:space="preserve">Getting the Moral Graph</w:t>
+      </w:r>
+    </w:p>
+    <w:p>
+      <w:pPr>
+        <w:pStyle w:val="FirstParagraph"/>
+      </w:pPr>
+      <w:r>
+        <w:t xml:space="preserve">First, we map the moral graph adjacency matrix</w:t>
+      </w:r>
+      <w:r>
+        <w:t xml:space="preserve"> </w:t>
+      </w:r>
+      <w:r>
+        <w:rPr>
+          <w:i/>
+          <w:iCs/>
+        </w:rPr>
+        <w:t xml:space="preserve">morG</w:t>
+      </w:r>
+      <w:r>
+        <w:t xml:space="preserve"> </w:t>
+      </w:r>
+      <w:r>
+        <w:t xml:space="preserve">to an</w:t>
+      </w:r>
+      <w:r>
+        <w:t xml:space="preserve"> </w:t>
+      </w:r>
+      <w:r>
+        <w:rPr>
           <w:b/>
-        </w:rPr>
-        <w:t xml:space="preserve">gRbase::moralize()</w:t>
-      </w:r>
-      <w:r>
-        <w:t xml:space="preserve"> </w:t>
-      </w:r>
-      <w:r>
-        <w:t xml:space="preserve">function to create the moral graph for the DAG,</w:t>
-      </w:r>
-      <w:r>
-        <w:t xml:space="preserve"> </w:t>
-      </w:r>
-      <w:r>
-        <w:rPr>
+          <w:bCs/>
+        </w:rPr>
+        <w:t xml:space="preserve">igraph</w:t>
+      </w:r>
+      <w:r>
+        <w:t xml:space="preserve"> </w:t>
+      </w:r>
+      <w:r>
+        <w:t xml:space="preserve">object Second, we print the nodes and edges of the moral graph</w:t>
+      </w:r>
+    </w:p>
+    <w:p>
+      <w:pPr>
+        <w:pStyle w:val="SourceCode"/>
+      </w:pPr>
+      <w:r>
+        <w:rPr>
+          <w:rStyle w:val="NormalTok"/>
+        </w:rPr>
+        <w:t xml:space="preserve">m_ug </w:t>
+      </w:r>
+      <w:r>
+        <w:rPr>
+          <w:rStyle w:val="OtherTok"/>
+        </w:rPr>
+        <w:t xml:space="preserve">&lt;-</w:t>
+      </w:r>
+      <w:r>
+        <w:rPr>
+          <w:rStyle w:val="NormalTok"/>
+        </w:rPr>
+        <w:t xml:space="preserve"> </w:t>
+      </w:r>
+      <w:r>
+        <w:rPr>
+          <w:rStyle w:val="FunctionTok"/>
+        </w:rPr>
+        <w:t xml:space="preserve">as</w:t>
+      </w:r>
+      <w:r>
+        <w:rPr>
+          <w:rStyle w:val="NormalTok"/>
+        </w:rPr>
+        <w:t xml:space="preserve">(morG, </w:t>
+      </w:r>
+      <w:r>
+        <w:rPr>
+          <w:rStyle w:val="StringTok"/>
+        </w:rPr>
+        <w:t xml:space="preserve">"igraph"</w:t>
+      </w:r>
+      <w:r>
+        <w:rPr>
+          <w:rStyle w:val="NormalTok"/>
+        </w:rPr>
+        <w:t xml:space="preserve">)</w:t>
+      </w:r>
+      <w:r>
+        <w:br/>
+      </w:r>
+      <w:r>
+        <w:rPr>
+          <w:rStyle w:val="FunctionTok"/>
+        </w:rPr>
+        <w:t xml:space="preserve">print</w:t>
+      </w:r>
+      <w:r>
+        <w:rPr>
+          <w:rStyle w:val="NormalTok"/>
+        </w:rPr>
+        <w:t xml:space="preserve">(m_ug)</w:t>
+      </w:r>
+    </w:p>
+    <w:p>
+      <w:pPr>
+        <w:pStyle w:val="SourceCode"/>
+      </w:pPr>
+      <w:r>
+        <w:rPr>
+          <w:rStyle w:val="VerbatimChar"/>
+        </w:rPr>
+        <w:t xml:space="preserve">## IGRAPH e0903e5 UN-- 10 22 -- </w:t>
+      </w:r>
+      <w:r>
+        <w:br/>
+      </w:r>
+      <w:r>
+        <w:rPr>
+          <w:rStyle w:val="VerbatimChar"/>
+        </w:rPr>
+        <w:t xml:space="preserve">## + attr: name (v/c), label (v/c)</w:t>
+      </w:r>
+      <w:r>
+        <w:br/>
+      </w:r>
+      <w:r>
+        <w:rPr>
+          <w:rStyle w:val="VerbatimChar"/>
+        </w:rPr>
+        <w:t xml:space="preserve">## + edges from e0903e5 (vertex names):</w:t>
+      </w:r>
+      <w:r>
+        <w:br/>
+      </w:r>
+      <w:r>
+        <w:rPr>
+          <w:rStyle w:val="VerbatimChar"/>
+        </w:rPr>
+        <w:t xml:space="preserve">##  [1] A1--Y  A1--X  A1--Z  A3--Y  A3--Z  A3--E  Y --X  Y --Z  Y --E  A2--X </w:t>
+      </w:r>
+      <w:r>
+        <w:br/>
+      </w:r>
+      <w:r>
+        <w:rPr>
+          <w:rStyle w:val="VerbatimChar"/>
+        </w:rPr>
+        <w:t xml:space="preserve">## [11] A2--Z  A2--D  X --Z  X --D  Z --E  Z --D  E --D  E --A4 E --F  D --A4</w:t>
+      </w:r>
+      <w:r>
+        <w:br/>
+      </w:r>
+      <w:r>
+        <w:rPr>
+          <w:rStyle w:val="VerbatimChar"/>
+        </w:rPr>
+        <w:t xml:space="preserve">## [21] D --F  A4--F</w:t>
+      </w:r>
+    </w:p>
+    <w:p>
+      <w:pPr>
+        <w:pStyle w:val="FirstParagraph"/>
+      </w:pPr>
+      <w:r>
+        <w:t xml:space="preserve">Then, we use the function</w:t>
+      </w:r>
+      <w:r>
+        <w:t xml:space="preserve"> </w:t>
+      </w:r>
+      <w:r>
+        <w:rPr>
+          <w:b/>
+          <w:bCs/>
+        </w:rPr>
+        <w:t xml:space="preserve">ggm::plotGraph()</w:t>
+      </w:r>
+      <w:r>
+        <w:t xml:space="preserve"> </w:t>
+      </w:r>
+      <w:r>
+        <w:t xml:space="preserve">to plot the moral graph,</w:t>
+      </w:r>
+      <w:r>
+        <w:t xml:space="preserve"> </w:t>
+      </w:r>
+      <w:r>
+        <w:rPr>
+          <w:i/>
           <w:iCs/>
-          <w:i/>
-        </w:rPr>
-        <w:t xml:space="preserve">G</w:t>
-      </w:r>
-      <w:r>
-        <w:t xml:space="preserve">. The moral graph is an undirected graph where all the parents of every node of the DAG are connected.</w:t>
-      </w:r>
-    </w:p>
-    <w:p>
-      <w:pPr>
-        <w:pStyle w:val="SourceCode"/>
-      </w:pPr>
-      <w:r>
-        <w:rPr>
-          <w:rStyle w:val="NormalTok"/>
-        </w:rPr>
-        <w:t xml:space="preserve">morG </w:t>
-      </w:r>
-      <w:r>
-        <w:rPr>
-          <w:rStyle w:val="OtherTok"/>
-        </w:rPr>
-        <w:t xml:space="preserve">&lt;-</w:t>
-      </w:r>
-      <w:r>
-        <w:rPr>
-          <w:rStyle w:val="NormalTok"/>
-        </w:rPr>
-        <w:t xml:space="preserve"> gRbase</w:t>
-      </w:r>
-      <w:r>
-        <w:rPr>
-          <w:rStyle w:val="SpecialCharTok"/>
-        </w:rPr>
-        <w:t xml:space="preserve">::</w:t>
-      </w:r>
-      <w:r>
-        <w:rPr>
-          <w:rStyle w:val="FunctionTok"/>
-        </w:rPr>
-        <w:t xml:space="preserve">moralize</w:t>
-      </w:r>
-      <w:r>
-        <w:rPr>
-          <w:rStyle w:val="NormalTok"/>
-        </w:rPr>
-        <w:t xml:space="preserve">(G)</w:t>
-      </w:r>
-      <w:r>
-        <w:br/>
-      </w:r>
-      <w:r>
-        <w:rPr>
-          <w:rStyle w:val="FunctionTok"/>
-        </w:rPr>
-        <w:t xml:space="preserve">print</w:t>
-      </w:r>
-      <w:r>
-        <w:rPr>
-          <w:rStyle w:val="NormalTok"/>
-        </w:rPr>
-        <w:t xml:space="preserve">(morG)</w:t>
-      </w:r>
-    </w:p>
-    <w:p>
-      <w:pPr>
-        <w:pStyle w:val="SourceCode"/>
-      </w:pPr>
-      <w:r>
-        <w:rPr>
-          <w:rStyle w:val="VerbatimChar"/>
-        </w:rPr>
-        <w:t xml:space="preserve">##    A1 A3 Y A2 X Z E D A4 F</w:t>
-      </w:r>
-      <w:r>
-        <w:br/>
-      </w:r>
-      <w:r>
-        <w:rPr>
-          <w:rStyle w:val="VerbatimChar"/>
-        </w:rPr>
-        <w:t xml:space="preserve">## A1  0  0 1  0 1 1 0 0  0 0</w:t>
-      </w:r>
-      <w:r>
-        <w:br/>
-      </w:r>
-      <w:r>
-        <w:rPr>
-          <w:rStyle w:val="VerbatimChar"/>
-        </w:rPr>
-        <w:t xml:space="preserve">## A3  0  0 1  0 0 1 1 0  0 0</w:t>
-      </w:r>
-      <w:r>
-        <w:br/>
-      </w:r>
-      <w:r>
-        <w:rPr>
-          <w:rStyle w:val="VerbatimChar"/>
-        </w:rPr>
-        <w:t xml:space="preserve">## Y   1  1 0  0 1 1 1 0  0 0</w:t>
-      </w:r>
-      <w:r>
-        <w:br/>
-      </w:r>
-      <w:r>
-        <w:rPr>
-          <w:rStyle w:val="VerbatimChar"/>
-        </w:rPr>
-        <w:t xml:space="preserve">## A2  0  0 0  0 1 1 0 1  0 0</w:t>
-      </w:r>
-      <w:r>
-        <w:br/>
-      </w:r>
-      <w:r>
-        <w:rPr>
-          <w:rStyle w:val="VerbatimChar"/>
-        </w:rPr>
-        <w:t xml:space="preserve">## X   1  0 1  1 0 1 0 1  0 0</w:t>
-      </w:r>
-      <w:r>
-        <w:br/>
-      </w:r>
-      <w:r>
-        <w:rPr>
-          <w:rStyle w:val="VerbatimChar"/>
-        </w:rPr>
-        <w:t xml:space="preserve">## Z   1  1 1  1 1 0 1 1  0 0</w:t>
-      </w:r>
-      <w:r>
-        <w:br/>
-      </w:r>
-      <w:r>
-        <w:rPr>
-          <w:rStyle w:val="VerbatimChar"/>
-        </w:rPr>
-        <w:t xml:space="preserve">## E   0  1 1  0 0 1 0 1  1 1</w:t>
-      </w:r>
-      <w:r>
-        <w:br/>
-      </w:r>
-      <w:r>
-        <w:rPr>
-          <w:rStyle w:val="VerbatimChar"/>
-        </w:rPr>
-        <w:t xml:space="preserve">## D   0  0 0  1 1 1 1 0  1 1</w:t>
-      </w:r>
-      <w:r>
-        <w:br/>
-      </w:r>
-      <w:r>
-        <w:rPr>
-          <w:rStyle w:val="VerbatimChar"/>
-        </w:rPr>
-        <w:t xml:space="preserve">## A4  0  0 0  0 0 0 1 1  0 1</w:t>
-      </w:r>
-      <w:r>
-        <w:br/>
-      </w:r>
-      <w:r>
-        <w:rPr>
-          <w:rStyle w:val="VerbatimChar"/>
-        </w:rPr>
-        <w:t xml:space="preserve">## F   0  0 0  0 0 0 1 1  1 0</w:t>
-      </w:r>
-    </w:p>
-    <w:bookmarkStart w:id="29" w:name="getting-the-moral-graph"/>
-    <w:p>
-      <w:pPr>
-        <w:pStyle w:val="Heading3"/>
-      </w:pPr>
-      <w:r>
-        <w:t xml:space="preserve">Getting the Moral Graph</w:t>
-      </w:r>
-    </w:p>
-    <w:p>
-      <w:pPr>
-        <w:pStyle w:val="FirstParagraph"/>
-      </w:pPr>
-      <w:r>
-        <w:t xml:space="preserve">First, we map the moral graph adjacency matrix</w:t>
-      </w:r>
-      <w:r>
-        <w:t xml:space="preserve"> </w:t>
-      </w:r>
-      <w:r>
-        <w:rPr>
-          <w:iCs/>
-          <w:i/>
-        </w:rPr>
-        <w:t xml:space="preserve">morG</w:t>
-      </w:r>
-      <w:r>
-        <w:t xml:space="preserve"> </w:t>
-      </w:r>
-      <w:r>
-        <w:t xml:space="preserve">to an</w:t>
-      </w:r>
-      <w:r>
-        <w:t xml:space="preserve"> </w:t>
-      </w:r>
-      <w:r>
-        <w:rPr>
-          <w:bCs/>
-          <w:b/>
-        </w:rPr>
-        <w:t xml:space="preserve">igraph</w:t>
-      </w:r>
-      <w:r>
-        <w:t xml:space="preserve"> </w:t>
-      </w:r>
-      <w:r>
-        <w:t xml:space="preserve">object Second, we print the nodes and edges of the moral graph</w:t>
-      </w:r>
-    </w:p>
-    <w:p>
-      <w:pPr>
-        <w:pStyle w:val="SourceCode"/>
-      </w:pPr>
-      <w:r>
-        <w:rPr>
-          <w:rStyle w:val="NormalTok"/>
-        </w:rPr>
-        <w:t xml:space="preserve">m_ug </w:t>
-      </w:r>
-      <w:r>
-        <w:rPr>
-          <w:rStyle w:val="OtherTok"/>
-        </w:rPr>
-        <w:t xml:space="preserve">&lt;-</w:t>
-      </w:r>
-      <w:r>
-        <w:rPr>
-          <w:rStyle w:val="NormalTok"/>
-        </w:rPr>
-        <w:t xml:space="preserve"> </w:t>
-      </w:r>
-      <w:r>
-        <w:rPr>
-          <w:rStyle w:val="FunctionTok"/>
-        </w:rPr>
-        <w:t xml:space="preserve">as</w:t>
-      </w:r>
-      <w:r>
-        <w:rPr>
-          <w:rStyle w:val="NormalTok"/>
-        </w:rPr>
-        <w:t xml:space="preserve">(morG, </w:t>
-      </w:r>
-      <w:r>
-        <w:rPr>
-          <w:rStyle w:val="StringTok"/>
-        </w:rPr>
-        <w:t xml:space="preserve">"igraph"</w:t>
-      </w:r>
-      <w:r>
-        <w:rPr>
-          <w:rStyle w:val="NormalTok"/>
-        </w:rPr>
-        <w:t xml:space="preserve">)</w:t>
-      </w:r>
-      <w:r>
-        <w:br/>
-      </w:r>
-      <w:r>
-        <w:rPr>
-          <w:rStyle w:val="FunctionTok"/>
-        </w:rPr>
-        <w:t xml:space="preserve">print</w:t>
-      </w:r>
-      <w:r>
-        <w:rPr>
-          <w:rStyle w:val="NormalTok"/>
-        </w:rPr>
-        <w:t xml:space="preserve">(m_ug)</w:t>
-      </w:r>
-    </w:p>
-    <w:p>
-      <w:pPr>
-        <w:pStyle w:val="SourceCode"/>
-      </w:pPr>
-      <w:r>
-        <w:rPr>
-          <w:rStyle w:val="VerbatimChar"/>
-        </w:rPr>
-        <w:t xml:space="preserve">## IGRAPH c043162 UN-- 10 22 -- </w:t>
-      </w:r>
-      <w:r>
-        <w:br/>
-      </w:r>
-      <w:r>
-        <w:rPr>
-          <w:rStyle w:val="VerbatimChar"/>
-        </w:rPr>
-        <w:t xml:space="preserve">## + attr: name (v/c), label (v/c)</w:t>
-      </w:r>
-      <w:r>
-        <w:br/>
-      </w:r>
-      <w:r>
-        <w:rPr>
-          <w:rStyle w:val="VerbatimChar"/>
-        </w:rPr>
-        <w:t xml:space="preserve">## + edges from c043162 (vertex names):</w:t>
-      </w:r>
-      <w:r>
-        <w:br/>
-      </w:r>
-      <w:r>
-        <w:rPr>
-          <w:rStyle w:val="VerbatimChar"/>
-        </w:rPr>
-        <w:t xml:space="preserve">##  [1] A1--Y  A1--X  A1--Z  A3--Y  A3--Z  A3--E  Y --X  Y --Z  Y --E  A2--X </w:t>
-      </w:r>
-      <w:r>
-        <w:br/>
-      </w:r>
-      <w:r>
-        <w:rPr>
-          <w:rStyle w:val="VerbatimChar"/>
-        </w:rPr>
-        <w:t xml:space="preserve">## [11] A2--Z  A2--D  X --Z  X --D  Z --E  Z --D  E --D  E --A4 E --F  D --A4</w:t>
-      </w:r>
-      <w:r>
-        <w:br/>
-      </w:r>
-      <w:r>
-        <w:rPr>
-          <w:rStyle w:val="VerbatimChar"/>
-        </w:rPr>
-        <w:t xml:space="preserve">## [21] D --F  A4--F</w:t>
-      </w:r>
-    </w:p>
-    <w:p>
-      <w:pPr>
-        <w:pStyle w:val="FirstParagraph"/>
-      </w:pPr>
-      <w:r>
-        <w:t xml:space="preserve">Then, we use the function</w:t>
-      </w:r>
-      <w:r>
-        <w:t xml:space="preserve"> </w:t>
-      </w:r>
-      <w:r>
-        <w:rPr>
-          <w:bCs/>
-          <w:b/>
-        </w:rPr>
-        <w:t xml:space="preserve">ggm::plotGraph()</w:t>
-      </w:r>
-      <w:r>
-        <w:t xml:space="preserve"> </w:t>
-      </w:r>
-      <w:r>
-        <w:t xml:space="preserve">to plot the moral graph,</w:t>
-      </w:r>
-      <w:r>
-        <w:t xml:space="preserve"> </w:t>
-      </w:r>
-      <w:r>
-        <w:rPr>
-          <w:iCs/>
-          <w:i/>
         </w:rPr>
         <w:t xml:space="preserve">morG</w:t>
       </w:r>
@@ -2731,70 +2701,70 @@
     </w:p>
     <w:p>
       <w:pPr>
+        <w:pStyle w:val="Compact"/>
         <w:numPr>
           <w:ilvl w:val="0"/>
           <w:numId w:val="1002"/>
         </w:numPr>
+      </w:pPr>
+      <w:r>
+        <w:t xml:space="preserve">We coerce the moral graph</w:t>
+      </w:r>
+      <w:r>
+        <w:t xml:space="preserve"> </w:t>
+      </w:r>
+      <w:r>
+        <w:rPr>
+          <w:rStyle w:val="VerbatimChar"/>
+          <w:i/>
+          <w:iCs/>
+        </w:rPr>
+        <w:t xml:space="preserve">morG</w:t>
+      </w:r>
+      <w:r>
+        <w:t xml:space="preserve"> </w:t>
+      </w:r>
+      <w:r>
+        <w:t xml:space="preserve">to be of type igraph object named</w:t>
+      </w:r>
+      <w:r>
+        <w:t xml:space="preserve"> </w:t>
+      </w:r>
+      <w:r>
+        <w:rPr>
+          <w:rStyle w:val="VerbatimChar"/>
+        </w:rPr>
+        <w:t xml:space="preserve">m_ug</w:t>
+      </w:r>
+      <w:r>
+        <w:t xml:space="preserve"> </w:t>
+      </w:r>
+      <w:r>
+        <w:t xml:space="preserve">using the</w:t>
+      </w:r>
+      <w:r>
+        <w:t xml:space="preserve"> </w:t>
+      </w:r>
+      <w:r>
+        <w:rPr>
+          <w:rStyle w:val="VerbatimChar"/>
+        </w:rPr>
+        <w:t xml:space="preserve">as()</w:t>
+      </w:r>
+      <w:r>
+        <w:t xml:space="preserve"> </w:t>
+      </w:r>
+      <w:r>
+        <w:t xml:space="preserve">function.</w:t>
+      </w:r>
+    </w:p>
+    <w:p>
+      <w:pPr>
         <w:pStyle w:val="Compact"/>
-      </w:pPr>
-      <w:r>
-        <w:t xml:space="preserve">We coerce the moral graph</w:t>
-      </w:r>
-      <w:r>
-        <w:t xml:space="preserve"> </w:t>
-      </w:r>
-      <w:r>
-        <w:rPr>
-          <w:rStyle w:val="VerbatimChar"/>
-          <w:iCs/>
-          <w:i/>
-        </w:rPr>
-        <w:t xml:space="preserve">morG</w:t>
-      </w:r>
-      <w:r>
-        <w:t xml:space="preserve"> </w:t>
-      </w:r>
-      <w:r>
-        <w:t xml:space="preserve">to be of type igraph object named</w:t>
-      </w:r>
-      <w:r>
-        <w:t xml:space="preserve"> </w:t>
-      </w:r>
-      <w:r>
-        <w:rPr>
-          <w:rStyle w:val="VerbatimChar"/>
-        </w:rPr>
-        <w:t xml:space="preserve">m_ug</w:t>
-      </w:r>
-      <w:r>
-        <w:t xml:space="preserve"> </w:t>
-      </w:r>
-      <w:r>
-        <w:t xml:space="preserve">using the</w:t>
-      </w:r>
-      <w:r>
-        <w:t xml:space="preserve"> </w:t>
-      </w:r>
-      <w:r>
-        <w:rPr>
-          <w:rStyle w:val="VerbatimChar"/>
-        </w:rPr>
-        <w:t xml:space="preserve">as()</w:t>
-      </w:r>
-      <w:r>
-        <w:t xml:space="preserve"> </w:t>
-      </w:r>
-      <w:r>
-        <w:t xml:space="preserve">function.</w:t>
-      </w:r>
-    </w:p>
-    <w:p>
-      <w:pPr>
         <w:numPr>
           <w:ilvl w:val="0"/>
           <w:numId w:val="1002"/>
         </w:numPr>
-        <w:pStyle w:val="Compact"/>
       </w:pPr>
       <w:r>
         <w:t xml:space="preserve">We get the moral subgraph for subsets of nodes constituting DAG families.</w:t>
@@ -2811,19 +2781,63 @@
         <w:t xml:space="preserve"> </w:t>
       </w:r>
       <w:r>
-        <w:t xml:space="preserve">“</w:t>
-      </w:r>
-      <w:r>
+        <w:t xml:space="preserve">“F”</w:t>
+      </w:r>
+      <w:r>
+        <w:t xml:space="preserve"> </w:t>
+      </w:r>
+      <w:r>
+        <w:t xml:space="preserve">given by the list vpardag$F. Next, we print the graph, which writes the subgraph nodes and edges.</w:t>
+      </w:r>
+    </w:p>
+    <w:p>
+      <w:pPr>
+        <w:pStyle w:val="SourceCode"/>
+      </w:pPr>
+      <w:r>
+        <w:rPr>
+          <w:rStyle w:val="NormalTok"/>
+        </w:rPr>
+        <w:t xml:space="preserve">nodes </w:t>
+      </w:r>
+      <w:r>
+        <w:rPr>
+          <w:rStyle w:val="OtherTok"/>
+        </w:rPr>
+        <w:t xml:space="preserve">&lt;-</w:t>
+      </w:r>
+      <w:r>
+        <w:rPr>
+          <w:rStyle w:val="NormalTok"/>
+        </w:rPr>
+        <w:t xml:space="preserve"> vpardag</w:t>
+      </w:r>
+      <w:r>
+        <w:rPr>
+          <w:rStyle w:val="SpecialCharTok"/>
+        </w:rPr>
+        <w:t xml:space="preserve">$</w:t>
+      </w:r>
+      <w:r>
+        <w:rPr>
+          <w:rStyle w:val="NormalTok"/>
+        </w:rPr>
         <w:t xml:space="preserve">F</w:t>
       </w:r>
       <w:r>
-        <w:t xml:space="preserve">”</w:t>
-      </w:r>
-      <w:r>
-        <w:t xml:space="preserve"> </w:t>
-      </w:r>
-      <w:r>
-        <w:t xml:space="preserve">given by the list vpardag$F. Next, we print the graph, which writes the subgraph nodes and edges.</w:t>
+        <w:br/>
+      </w:r>
+      <w:r>
+        <w:rPr>
+          <w:rStyle w:val="FunctionTok"/>
+        </w:rPr>
+        <w:t xml:space="preserve">print</w:t>
+      </w:r>
+      <w:r>
+        <w:rPr>
+          <w:rStyle w:val="NormalTok"/>
+        </w:rPr>
+        <w:t xml:space="preserve">(nodes)</w:t>
       </w:r>
     </w:p>
     <w:p>
@@ -2832,9 +2846,20 @@
       </w:pPr>
       <w:r>
         <w:rPr>
-          <w:rStyle w:val="NormalTok"/>
-        </w:rPr>
-        <w:t xml:space="preserve">nodes </w:t>
+          <w:rStyle w:val="VerbatimChar"/>
+        </w:rPr>
+        <w:t xml:space="preserve">## [1] "F"  "E"  "D"  "A4"</w:t>
+      </w:r>
+    </w:p>
+    <w:p>
+      <w:pPr>
+        <w:pStyle w:val="SourceCode"/>
+      </w:pPr>
+      <w:r>
+        <w:rPr>
+          <w:rStyle w:val="NormalTok"/>
+        </w:rPr>
+        <w:t xml:space="preserve">m_ug </w:t>
       </w:r>
       <w:r>
         <w:rPr>
@@ -2846,7 +2871,64 @@
         <w:rPr>
           <w:rStyle w:val="NormalTok"/>
         </w:rPr>
-        <w:t xml:space="preserve"> vpardag</w:t>
+        <w:t xml:space="preserve"> </w:t>
+      </w:r>
+      <w:r>
+        <w:rPr>
+          <w:rStyle w:val="FunctionTok"/>
+        </w:rPr>
+        <w:t xml:space="preserve">as</w:t>
+      </w:r>
+      <w:r>
+        <w:rPr>
+          <w:rStyle w:val="NormalTok"/>
+        </w:rPr>
+        <w:t xml:space="preserve">(morG, </w:t>
+      </w:r>
+      <w:r>
+        <w:rPr>
+          <w:rStyle w:val="StringTok"/>
+        </w:rPr>
+        <w:t xml:space="preserve">"igraph"</w:t>
+      </w:r>
+      <w:r>
+        <w:rPr>
+          <w:rStyle w:val="NormalTok"/>
+        </w:rPr>
+        <w:t xml:space="preserve">)</w:t>
+      </w:r>
+      <w:r>
+        <w:br/>
+      </w:r>
+      <w:r>
+        <w:rPr>
+          <w:rStyle w:val="NormalTok"/>
+        </w:rPr>
+        <w:t xml:space="preserve">ugF </w:t>
+      </w:r>
+      <w:r>
+        <w:rPr>
+          <w:rStyle w:val="OtherTok"/>
+        </w:rPr>
+        <w:t xml:space="preserve">&lt;-</w:t>
+      </w:r>
+      <w:r>
+        <w:rPr>
+          <w:rStyle w:val="NormalTok"/>
+        </w:rPr>
+        <w:t xml:space="preserve"> </w:t>
+      </w:r>
+      <w:r>
+        <w:rPr>
+          <w:rStyle w:val="FunctionTok"/>
+        </w:rPr>
+        <w:t xml:space="preserve">subgraph</w:t>
+      </w:r>
+      <w:r>
+        <w:rPr>
+          <w:rStyle w:val="NormalTok"/>
+        </w:rPr>
+        <w:t xml:space="preserve">(m_ug, vpardag</w:t>
       </w:r>
       <w:r>
         <w:rPr>
@@ -2858,7 +2940,7 @@
         <w:rPr>
           <w:rStyle w:val="NormalTok"/>
         </w:rPr>
-        <w:t xml:space="preserve">F</w:t>
+        <w:t xml:space="preserve">F)</w:t>
       </w:r>
       <w:r>
         <w:br/>
@@ -2873,7 +2955,7 @@
         <w:rPr>
           <w:rStyle w:val="NormalTok"/>
         </w:rPr>
-        <w:t xml:space="preserve">(nodes)</w:t>
+        <w:t xml:space="preserve">(ugF)</w:t>
       </w:r>
     </w:p>
     <w:p>
@@ -2884,125 +2966,7 @@
         <w:rPr>
           <w:rStyle w:val="VerbatimChar"/>
         </w:rPr>
-        <w:t xml:space="preserve">## [1] "F"  "E"  "D"  "A4"</w:t>
-      </w:r>
-    </w:p>
-    <w:p>
-      <w:pPr>
-        <w:pStyle w:val="SourceCode"/>
-      </w:pPr>
-      <w:r>
-        <w:rPr>
-          <w:rStyle w:val="NormalTok"/>
-        </w:rPr>
-        <w:t xml:space="preserve">m_ug </w:t>
-      </w:r>
-      <w:r>
-        <w:rPr>
-          <w:rStyle w:val="OtherTok"/>
-        </w:rPr>
-        <w:t xml:space="preserve">&lt;-</w:t>
-      </w:r>
-      <w:r>
-        <w:rPr>
-          <w:rStyle w:val="NormalTok"/>
-        </w:rPr>
-        <w:t xml:space="preserve"> </w:t>
-      </w:r>
-      <w:r>
-        <w:rPr>
-          <w:rStyle w:val="FunctionTok"/>
-        </w:rPr>
-        <w:t xml:space="preserve">as</w:t>
-      </w:r>
-      <w:r>
-        <w:rPr>
-          <w:rStyle w:val="NormalTok"/>
-        </w:rPr>
-        <w:t xml:space="preserve">(morG, </w:t>
-      </w:r>
-      <w:r>
-        <w:rPr>
-          <w:rStyle w:val="StringTok"/>
-        </w:rPr>
-        <w:t xml:space="preserve">"igraph"</w:t>
-      </w:r>
-      <w:r>
-        <w:rPr>
-          <w:rStyle w:val="NormalTok"/>
-        </w:rPr>
-        <w:t xml:space="preserve">)</w:t>
-      </w:r>
-      <w:r>
-        <w:br/>
-      </w:r>
-      <w:r>
-        <w:rPr>
-          <w:rStyle w:val="NormalTok"/>
-        </w:rPr>
-        <w:t xml:space="preserve">ugF </w:t>
-      </w:r>
-      <w:r>
-        <w:rPr>
-          <w:rStyle w:val="OtherTok"/>
-        </w:rPr>
-        <w:t xml:space="preserve">&lt;-</w:t>
-      </w:r>
-      <w:r>
-        <w:rPr>
-          <w:rStyle w:val="NormalTok"/>
-        </w:rPr>
-        <w:t xml:space="preserve"> </w:t>
-      </w:r>
-      <w:r>
-        <w:rPr>
-          <w:rStyle w:val="FunctionTok"/>
-        </w:rPr>
-        <w:t xml:space="preserve">subgraph</w:t>
-      </w:r>
-      <w:r>
-        <w:rPr>
-          <w:rStyle w:val="NormalTok"/>
-        </w:rPr>
-        <w:t xml:space="preserve">(m_ug, vpardag</w:t>
-      </w:r>
-      <w:r>
-        <w:rPr>
-          <w:rStyle w:val="SpecialCharTok"/>
-        </w:rPr>
-        <w:t xml:space="preserve">$</w:t>
-      </w:r>
-      <w:r>
-        <w:rPr>
-          <w:rStyle w:val="NormalTok"/>
-        </w:rPr>
-        <w:t xml:space="preserve">F)</w:t>
-      </w:r>
-      <w:r>
-        <w:br/>
-      </w:r>
-      <w:r>
-        <w:rPr>
-          <w:rStyle w:val="FunctionTok"/>
-        </w:rPr>
-        <w:t xml:space="preserve">print</w:t>
-      </w:r>
-      <w:r>
-        <w:rPr>
-          <w:rStyle w:val="NormalTok"/>
-        </w:rPr>
-        <w:t xml:space="preserve">(ugF)</w:t>
-      </w:r>
-    </w:p>
-    <w:p>
-      <w:pPr>
-        <w:pStyle w:val="SourceCode"/>
-      </w:pPr>
-      <w:r>
-        <w:rPr>
-          <w:rStyle w:val="VerbatimChar"/>
-        </w:rPr>
-        <w:t xml:space="preserve">## IGRAPH b8e65ef UN-- 4 6 -- </w:t>
+        <w:t xml:space="preserve">## IGRAPH fac147a UN-- 4 6 -- </w:t>
       </w:r>
       <w:r>
         <w:br/>
@@ -3020,7 +2984,7 @@
         <w:rPr>
           <w:rStyle w:val="VerbatimChar"/>
         </w:rPr>
-        <w:t xml:space="preserve">## + edges from b8e65ef (vertex names):</w:t>
+        <w:t xml:space="preserve">## + edges from fac147a (vertex names):</w:t>
       </w:r>
       <w:r>
         <w:br/>
@@ -3380,1115 +3344,1115 @@
       </w:r>
       <w:r>
         <w:rPr>
+          <w:b/>
           <w:bCs/>
+        </w:rPr>
+        <w:t xml:space="preserve">d_separtes</w:t>
+      </w:r>
+      <w:r>
+        <w:t xml:space="preserve"> To determine if, in a directed acyclic graph </w:t>
+      </w:r>
+      <w:r>
+        <w:rPr>
+          <w:i/>
+          <w:iCs/>
+        </w:rPr>
+        <w:t xml:space="preserve">G</w:t>
+      </w:r>
+      <w:r>
+        <w:t xml:space="preserve">, two sets of nodes, </w:t>
+      </w:r>
+      <w:r>
+        <w:rPr>
+          <w:i/>
+          <w:iCs/>
+        </w:rPr>
+        <w:t xml:space="preserve">X</w:t>
+      </w:r>
+      <w:r>
+        <w:t xml:space="preserve"> and</w:t>
+      </w:r>
+      <w:r>
+        <w:t xml:space="preserve"> </w:t>
+      </w:r>
+      <w:r>
+        <w:rPr>
+          <w:i/>
+          <w:iCs/>
+        </w:rPr>
+        <w:t xml:space="preserve">Y</w:t>
+      </w:r>
+      <w:r>
+        <w:t xml:space="preserve">, are d-separated by a third set,</w:t>
+      </w:r>
+      <w:r>
+        <w:t xml:space="preserve"> </w:t>
+      </w:r>
+      <w:r>
+        <w:rPr>
+          <w:i/>
+          <w:iCs/>
+        </w:rPr>
+        <w:t xml:space="preserve">Z</w:t>
+      </w:r>
+      <w:r>
+        <w:t xml:space="preserve">. The algorithm checks the input sets to ensure they are mutually pairwise disjoint.</w:t>
+      </w:r>
+    </w:p>
+    <w:p>
+      <w:pPr>
+        <w:pStyle w:val="SourceCode"/>
+      </w:pPr>
+      <w:r>
+        <w:rPr>
+          <w:rStyle w:val="FunctionTok"/>
+        </w:rPr>
+        <w:t xml:space="preserve">library</w:t>
+      </w:r>
+      <w:r>
+        <w:rPr>
+          <w:rStyle w:val="NormalTok"/>
+        </w:rPr>
+        <w:t xml:space="preserve">(igraph) </w:t>
+      </w:r>
+      <w:r>
+        <w:rPr>
+          <w:rStyle w:val="CommentTok"/>
+        </w:rPr>
+        <w:t xml:space="preserve"># for the graph data structures</w:t>
+      </w:r>
+      <w:r>
+        <w:br/>
+      </w:r>
+      <w:r>
+        <w:rPr>
+          <w:rStyle w:val="FunctionTok"/>
+        </w:rPr>
+        <w:t xml:space="preserve">library</w:t>
+      </w:r>
+      <w:r>
+        <w:rPr>
+          <w:rStyle w:val="NormalTok"/>
+        </w:rPr>
+        <w:t xml:space="preserve">(gRbase) </w:t>
+      </w:r>
+      <w:r>
+        <w:rPr>
+          <w:rStyle w:val="CommentTok"/>
+        </w:rPr>
+        <w:t xml:space="preserve"># for the ancestralGraph and moralize functions</w:t>
+      </w:r>
+      <w:r>
+        <w:br/>
+      </w:r>
+      <w:r>
+        <w:br/>
+      </w:r>
+      <w:r>
+        <w:rPr>
+          <w:rStyle w:val="NormalTok"/>
+        </w:rPr>
+        <w:t xml:space="preserve">d_separates </w:t>
+      </w:r>
+      <w:r>
+        <w:rPr>
+          <w:rStyle w:val="OtherTok"/>
+        </w:rPr>
+        <w:t xml:space="preserve">&lt;-</w:t>
+      </w:r>
+      <w:r>
+        <w:rPr>
+          <w:rStyle w:val="NormalTok"/>
+        </w:rPr>
+        <w:t xml:space="preserve"> </w:t>
+      </w:r>
+      <w:r>
+        <w:rPr>
+          <w:rStyle w:val="ControlFlowTok"/>
+        </w:rPr>
+        <w:t xml:space="preserve">function</w:t>
+      </w:r>
+      <w:r>
+        <w:rPr>
+          <w:rStyle w:val="NormalTok"/>
+        </w:rPr>
+        <w:t xml:space="preserve">(dag, X, Y, Z) {</w:t>
+      </w:r>
+      <w:r>
+        <w:br/>
+      </w:r>
+      <w:r>
+        <w:rPr>
+          <w:rStyle w:val="NormalTok"/>
+        </w:rPr>
+        <w:t xml:space="preserve">    </w:t>
+      </w:r>
+      <w:r>
+        <w:br/>
+      </w:r>
+      <w:r>
+        <w:rPr>
+          <w:rStyle w:val="NormalTok"/>
+        </w:rPr>
+        <w:t xml:space="preserve">  </w:t>
+      </w:r>
+      <w:r>
+        <w:rPr>
+          <w:rStyle w:val="ControlFlowTok"/>
+        </w:rPr>
+        <w:t xml:space="preserve">if</w:t>
+      </w:r>
+      <w:r>
+        <w:rPr>
+          <w:rStyle w:val="NormalTok"/>
+        </w:rPr>
+        <w:t xml:space="preserve"> (</w:t>
+      </w:r>
+      <w:r>
+        <w:rPr>
+          <w:rStyle w:val="SpecialCharTok"/>
+        </w:rPr>
+        <w:t xml:space="preserve">!</w:t>
+      </w:r>
+      <w:r>
+        <w:rPr>
+          <w:rStyle w:val="FunctionTok"/>
+        </w:rPr>
+        <w:t xml:space="preserve">is.vector</w:t>
+      </w:r>
+      <w:r>
+        <w:rPr>
+          <w:rStyle w:val="NormalTok"/>
+        </w:rPr>
+        <w:t xml:space="preserve">(X)) { X </w:t>
+      </w:r>
+      <w:r>
+        <w:rPr>
+          <w:rStyle w:val="OtherTok"/>
+        </w:rPr>
+        <w:t xml:space="preserve">&lt;-</w:t>
+      </w:r>
+      <w:r>
+        <w:rPr>
+          <w:rStyle w:val="NormalTok"/>
+        </w:rPr>
+        <w:t xml:space="preserve"> </w:t>
+      </w:r>
+      <w:r>
+        <w:rPr>
+          <w:rStyle w:val="FunctionTok"/>
+        </w:rPr>
+        <w:t xml:space="preserve">c</w:t>
+      </w:r>
+      <w:r>
+        <w:rPr>
+          <w:rStyle w:val="NormalTok"/>
+        </w:rPr>
+        <w:t xml:space="preserve">(X) }</w:t>
+      </w:r>
+      <w:r>
+        <w:br/>
+      </w:r>
+      <w:r>
+        <w:rPr>
+          <w:rStyle w:val="NormalTok"/>
+        </w:rPr>
+        <w:t xml:space="preserve">  </w:t>
+      </w:r>
+      <w:r>
+        <w:rPr>
+          <w:rStyle w:val="ControlFlowTok"/>
+        </w:rPr>
+        <w:t xml:space="preserve">if</w:t>
+      </w:r>
+      <w:r>
+        <w:rPr>
+          <w:rStyle w:val="NormalTok"/>
+        </w:rPr>
+        <w:t xml:space="preserve"> (</w:t>
+      </w:r>
+      <w:r>
+        <w:rPr>
+          <w:rStyle w:val="SpecialCharTok"/>
+        </w:rPr>
+        <w:t xml:space="preserve">!</w:t>
+      </w:r>
+      <w:r>
+        <w:rPr>
+          <w:rStyle w:val="FunctionTok"/>
+        </w:rPr>
+        <w:t xml:space="preserve">is.vector</w:t>
+      </w:r>
+      <w:r>
+        <w:rPr>
+          <w:rStyle w:val="NormalTok"/>
+        </w:rPr>
+        <w:t xml:space="preserve">(Y)) { Y </w:t>
+      </w:r>
+      <w:r>
+        <w:rPr>
+          <w:rStyle w:val="OtherTok"/>
+        </w:rPr>
+        <w:t xml:space="preserve">&lt;-</w:t>
+      </w:r>
+      <w:r>
+        <w:rPr>
+          <w:rStyle w:val="NormalTok"/>
+        </w:rPr>
+        <w:t xml:space="preserve"> </w:t>
+      </w:r>
+      <w:r>
+        <w:rPr>
+          <w:rStyle w:val="FunctionTok"/>
+        </w:rPr>
+        <w:t xml:space="preserve">c</w:t>
+      </w:r>
+      <w:r>
+        <w:rPr>
+          <w:rStyle w:val="NormalTok"/>
+        </w:rPr>
+        <w:t xml:space="preserve">(Y) }</w:t>
+      </w:r>
+      <w:r>
+        <w:br/>
+      </w:r>
+      <w:r>
+        <w:rPr>
+          <w:rStyle w:val="NormalTok"/>
+        </w:rPr>
+        <w:t xml:space="preserve">  </w:t>
+      </w:r>
+      <w:r>
+        <w:rPr>
+          <w:rStyle w:val="ControlFlowTok"/>
+        </w:rPr>
+        <w:t xml:space="preserve">if</w:t>
+      </w:r>
+      <w:r>
+        <w:rPr>
+          <w:rStyle w:val="NormalTok"/>
+        </w:rPr>
+        <w:t xml:space="preserve"> (</w:t>
+      </w:r>
+      <w:r>
+        <w:rPr>
+          <w:rStyle w:val="SpecialCharTok"/>
+        </w:rPr>
+        <w:t xml:space="preserve">!</w:t>
+      </w:r>
+      <w:r>
+        <w:rPr>
+          <w:rStyle w:val="FunctionTok"/>
+        </w:rPr>
+        <w:t xml:space="preserve">is.vector</w:t>
+      </w:r>
+      <w:r>
+        <w:rPr>
+          <w:rStyle w:val="NormalTok"/>
+        </w:rPr>
+        <w:t xml:space="preserve">(Z)) { Z </w:t>
+      </w:r>
+      <w:r>
+        <w:rPr>
+          <w:rStyle w:val="OtherTok"/>
+        </w:rPr>
+        <w:t xml:space="preserve">&lt;-</w:t>
+      </w:r>
+      <w:r>
+        <w:rPr>
+          <w:rStyle w:val="NormalTok"/>
+        </w:rPr>
+        <w:t xml:space="preserve"> </w:t>
+      </w:r>
+      <w:r>
+        <w:rPr>
+          <w:rStyle w:val="FunctionTok"/>
+        </w:rPr>
+        <w:t xml:space="preserve">c</w:t>
+      </w:r>
+      <w:r>
+        <w:rPr>
+          <w:rStyle w:val="NormalTok"/>
+        </w:rPr>
+        <w:t xml:space="preserve">(Z) }</w:t>
+      </w:r>
+      <w:r>
+        <w:br/>
+      </w:r>
+      <w:r>
+        <w:rPr>
+          <w:rStyle w:val="NormalTok"/>
+        </w:rPr>
+        <w:t xml:space="preserve">  </w:t>
+      </w:r>
+      <w:r>
+        <w:br/>
+      </w:r>
+      <w:r>
+        <w:rPr>
+          <w:rStyle w:val="NormalTok"/>
+        </w:rPr>
+        <w:t xml:space="preserve">  </w:t>
+      </w:r>
+      <w:r>
+        <w:rPr>
+          <w:rStyle w:val="CommentTok"/>
+        </w:rPr>
+        <w:t xml:space="preserve"># Ensure X, Y, and Z are disjoint</w:t>
+      </w:r>
+      <w:r>
+        <w:br/>
+      </w:r>
+      <w:r>
+        <w:rPr>
+          <w:rStyle w:val="NormalTok"/>
+        </w:rPr>
+        <w:t xml:space="preserve">  </w:t>
+      </w:r>
+      <w:r>
+        <w:rPr>
+          <w:rStyle w:val="ControlFlowTok"/>
+        </w:rPr>
+        <w:t xml:space="preserve">if</w:t>
+      </w:r>
+      <w:r>
+        <w:rPr>
+          <w:rStyle w:val="NormalTok"/>
+        </w:rPr>
+        <w:t xml:space="preserve"> (</w:t>
+      </w:r>
+      <w:r>
+        <w:rPr>
+          <w:rStyle w:val="FunctionTok"/>
+        </w:rPr>
+        <w:t xml:space="preserve">length</w:t>
+      </w:r>
+      <w:r>
+        <w:rPr>
+          <w:rStyle w:val="NormalTok"/>
+        </w:rPr>
+        <w:t xml:space="preserve">(</w:t>
+      </w:r>
+      <w:r>
+        <w:rPr>
+          <w:rStyle w:val="FunctionTok"/>
+        </w:rPr>
+        <w:t xml:space="preserve">intersect</w:t>
+      </w:r>
+      <w:r>
+        <w:rPr>
+          <w:rStyle w:val="NormalTok"/>
+        </w:rPr>
+        <w:t xml:space="preserve">(X, Y)) </w:t>
+      </w:r>
+      <w:r>
+        <w:rPr>
+          <w:rStyle w:val="SpecialCharTok"/>
+        </w:rPr>
+        <w:t xml:space="preserve">&gt;</w:t>
+      </w:r>
+      <w:r>
+        <w:rPr>
+          <w:rStyle w:val="NormalTok"/>
+        </w:rPr>
+        <w:t xml:space="preserve"> </w:t>
+      </w:r>
+      <w:r>
+        <w:rPr>
+          <w:rStyle w:val="DecValTok"/>
+        </w:rPr>
+        <w:t xml:space="preserve">0</w:t>
+      </w:r>
+      <w:r>
+        <w:rPr>
+          <w:rStyle w:val="NormalTok"/>
+        </w:rPr>
+        <w:t xml:space="preserve"> </w:t>
+      </w:r>
+      <w:r>
+        <w:rPr>
+          <w:rStyle w:val="SpecialCharTok"/>
+        </w:rPr>
+        <w:t xml:space="preserve">||</w:t>
+      </w:r>
+      <w:r>
+        <w:rPr>
+          <w:rStyle w:val="NormalTok"/>
+        </w:rPr>
+        <w:t xml:space="preserve"> </w:t>
+      </w:r>
+      <w:r>
+        <w:rPr>
+          <w:rStyle w:val="FunctionTok"/>
+        </w:rPr>
+        <w:t xml:space="preserve">length</w:t>
+      </w:r>
+      <w:r>
+        <w:rPr>
+          <w:rStyle w:val="NormalTok"/>
+        </w:rPr>
+        <w:t xml:space="preserve">(</w:t>
+      </w:r>
+      <w:r>
+        <w:rPr>
+          <w:rStyle w:val="FunctionTok"/>
+        </w:rPr>
+        <w:t xml:space="preserve">intersect</w:t>
+      </w:r>
+      <w:r>
+        <w:rPr>
+          <w:rStyle w:val="NormalTok"/>
+        </w:rPr>
+        <w:t xml:space="preserve">(Y, Z)) </w:t>
+      </w:r>
+      <w:r>
+        <w:rPr>
+          <w:rStyle w:val="SpecialCharTok"/>
+        </w:rPr>
+        <w:t xml:space="preserve">&gt;</w:t>
+      </w:r>
+      <w:r>
+        <w:rPr>
+          <w:rStyle w:val="NormalTok"/>
+        </w:rPr>
+        <w:t xml:space="preserve"> </w:t>
+      </w:r>
+      <w:r>
+        <w:rPr>
+          <w:rStyle w:val="DecValTok"/>
+        </w:rPr>
+        <w:t xml:space="preserve">0</w:t>
+      </w:r>
+      <w:r>
+        <w:rPr>
+          <w:rStyle w:val="NormalTok"/>
+        </w:rPr>
+        <w:t xml:space="preserve"> </w:t>
+      </w:r>
+      <w:r>
+        <w:rPr>
+          <w:rStyle w:val="SpecialCharTok"/>
+        </w:rPr>
+        <w:t xml:space="preserve">||</w:t>
+      </w:r>
+      <w:r>
+        <w:rPr>
+          <w:rStyle w:val="NormalTok"/>
+        </w:rPr>
+        <w:t xml:space="preserve"> </w:t>
+      </w:r>
+      <w:r>
+        <w:rPr>
+          <w:rStyle w:val="FunctionTok"/>
+        </w:rPr>
+        <w:t xml:space="preserve">length</w:t>
+      </w:r>
+      <w:r>
+        <w:rPr>
+          <w:rStyle w:val="NormalTok"/>
+        </w:rPr>
+        <w:t xml:space="preserve">(</w:t>
+      </w:r>
+      <w:r>
+        <w:rPr>
+          <w:rStyle w:val="FunctionTok"/>
+        </w:rPr>
+        <w:t xml:space="preserve">intersect</w:t>
+      </w:r>
+      <w:r>
+        <w:rPr>
+          <w:rStyle w:val="NormalTok"/>
+        </w:rPr>
+        <w:t xml:space="preserve">(X, Z)) </w:t>
+      </w:r>
+      <w:r>
+        <w:rPr>
+          <w:rStyle w:val="SpecialCharTok"/>
+        </w:rPr>
+        <w:t xml:space="preserve">&gt;</w:t>
+      </w:r>
+      <w:r>
+        <w:rPr>
+          <w:rStyle w:val="NormalTok"/>
+        </w:rPr>
+        <w:t xml:space="preserve"> </w:t>
+      </w:r>
+      <w:r>
+        <w:rPr>
+          <w:rStyle w:val="DecValTok"/>
+        </w:rPr>
+        <w:t xml:space="preserve">0</w:t>
+      </w:r>
+      <w:r>
+        <w:rPr>
+          <w:rStyle w:val="NormalTok"/>
+        </w:rPr>
+        <w:t xml:space="preserve">) {</w:t>
+      </w:r>
+      <w:r>
+        <w:br/>
+      </w:r>
+      <w:r>
+        <w:rPr>
+          <w:rStyle w:val="NormalTok"/>
+        </w:rPr>
+        <w:t xml:space="preserve">    </w:t>
+      </w:r>
+      <w:r>
+        <w:rPr>
+          <w:rStyle w:val="FunctionTok"/>
+        </w:rPr>
+        <w:t xml:space="preserve">stop</w:t>
+      </w:r>
+      <w:r>
+        <w:rPr>
+          <w:rStyle w:val="NormalTok"/>
+        </w:rPr>
+        <w:t xml:space="preserve">(</w:t>
+      </w:r>
+      <w:r>
+        <w:rPr>
+          <w:rStyle w:val="StringTok"/>
+        </w:rPr>
+        <w:t xml:space="preserve">"X, Y, and Z must be disjoint sets"</w:t>
+      </w:r>
+      <w:r>
+        <w:rPr>
+          <w:rStyle w:val="NormalTok"/>
+        </w:rPr>
+        <w:t xml:space="preserve">)</w:t>
+      </w:r>
+      <w:r>
+        <w:br/>
+      </w:r>
+      <w:r>
+        <w:rPr>
+          <w:rStyle w:val="NormalTok"/>
+        </w:rPr>
+        <w:t xml:space="preserve">  }</w:t>
+      </w:r>
+      <w:r>
+        <w:br/>
+      </w:r>
+      <w:r>
+        <w:rPr>
+          <w:rStyle w:val="NormalTok"/>
+        </w:rPr>
+        <w:t xml:space="preserve">  </w:t>
+      </w:r>
+      <w:r>
+        <w:br/>
+      </w:r>
+      <w:r>
+        <w:rPr>
+          <w:rStyle w:val="NormalTok"/>
+        </w:rPr>
+        <w:t xml:space="preserve">  </w:t>
+      </w:r>
+      <w:r>
+        <w:rPr>
+          <w:rStyle w:val="CommentTok"/>
+        </w:rPr>
+        <w:t xml:space="preserve"># 1. Get the ancestral graph</w:t>
+      </w:r>
+      <w:r>
+        <w:br/>
+      </w:r>
+      <w:r>
+        <w:rPr>
+          <w:rStyle w:val="NormalTok"/>
+        </w:rPr>
+        <w:t xml:space="preserve">  anG </w:t>
+      </w:r>
+      <w:r>
+        <w:rPr>
+          <w:rStyle w:val="OtherTok"/>
+        </w:rPr>
+        <w:t xml:space="preserve">&lt;-</w:t>
+      </w:r>
+      <w:r>
+        <w:rPr>
+          <w:rStyle w:val="NormalTok"/>
+        </w:rPr>
+        <w:t xml:space="preserve"> gRbase</w:t>
+      </w:r>
+      <w:r>
+        <w:rPr>
+          <w:rStyle w:val="SpecialCharTok"/>
+        </w:rPr>
+        <w:t xml:space="preserve">::</w:t>
+      </w:r>
+      <w:r>
+        <w:rPr>
+          <w:rStyle w:val="FunctionTok"/>
+        </w:rPr>
+        <w:t xml:space="preserve">ancestralGraph</w:t>
+      </w:r>
+      <w:r>
+        <w:rPr>
+          <w:rStyle w:val="NormalTok"/>
+        </w:rPr>
+        <w:t xml:space="preserve">(</w:t>
+      </w:r>
+      <w:r>
+        <w:rPr>
+          <w:rStyle w:val="FunctionTok"/>
+        </w:rPr>
+        <w:t xml:space="preserve">union</w:t>
+      </w:r>
+      <w:r>
+        <w:rPr>
+          <w:rStyle w:val="NormalTok"/>
+        </w:rPr>
+        <w:t xml:space="preserve">(X, </w:t>
+      </w:r>
+      <w:r>
+        <w:rPr>
+          <w:rStyle w:val="FunctionTok"/>
+        </w:rPr>
+        <w:t xml:space="preserve">union</w:t>
+      </w:r>
+      <w:r>
+        <w:rPr>
+          <w:rStyle w:val="NormalTok"/>
+        </w:rPr>
+        <w:t xml:space="preserve">(Y, Z)), dag)</w:t>
+      </w:r>
+      <w:r>
+        <w:br/>
+      </w:r>
+      <w:r>
+        <w:rPr>
+          <w:rStyle w:val="NormalTok"/>
+        </w:rPr>
+        <w:t xml:space="preserve">  ggm</w:t>
+      </w:r>
+      <w:r>
+        <w:rPr>
+          <w:rStyle w:val="SpecialCharTok"/>
+        </w:rPr>
+        <w:t xml:space="preserve">::</w:t>
+      </w:r>
+      <w:r>
+        <w:rPr>
+          <w:rStyle w:val="FunctionTok"/>
+        </w:rPr>
+        <w:t xml:space="preserve">plotGraph</w:t>
+      </w:r>
+      <w:r>
+        <w:rPr>
+          <w:rStyle w:val="NormalTok"/>
+        </w:rPr>
+        <w:t xml:space="preserve">(anG)</w:t>
+      </w:r>
+      <w:r>
+        <w:br/>
+      </w:r>
+      <w:r>
+        <w:rPr>
+          <w:rStyle w:val="NormalTok"/>
+        </w:rPr>
+        <w:t xml:space="preserve">  </w:t>
+      </w:r>
+      <w:r>
+        <w:br/>
+      </w:r>
+      <w:r>
+        <w:rPr>
+          <w:rStyle w:val="NormalTok"/>
+        </w:rPr>
+        <w:t xml:space="preserve">  </w:t>
+      </w:r>
+      <w:r>
+        <w:rPr>
+          <w:rStyle w:val="CommentTok"/>
+        </w:rPr>
+        <w:t xml:space="preserve"># 2. Moralize the ancestral graph</w:t>
+      </w:r>
+      <w:r>
+        <w:br/>
+      </w:r>
+      <w:r>
+        <w:rPr>
+          <w:rStyle w:val="NormalTok"/>
+        </w:rPr>
+        <w:t xml:space="preserve">  m_anG </w:t>
+      </w:r>
+      <w:r>
+        <w:rPr>
+          <w:rStyle w:val="OtherTok"/>
+        </w:rPr>
+        <w:t xml:space="preserve">&lt;-</w:t>
+      </w:r>
+      <w:r>
+        <w:rPr>
+          <w:rStyle w:val="NormalTok"/>
+        </w:rPr>
+        <w:t xml:space="preserve"> gRbase</w:t>
+      </w:r>
+      <w:r>
+        <w:rPr>
+          <w:rStyle w:val="SpecialCharTok"/>
+        </w:rPr>
+        <w:t xml:space="preserve">::</w:t>
+      </w:r>
+      <w:r>
+        <w:rPr>
+          <w:rStyle w:val="FunctionTok"/>
+        </w:rPr>
+        <w:t xml:space="preserve">moralize</w:t>
+      </w:r>
+      <w:r>
+        <w:rPr>
+          <w:rStyle w:val="NormalTok"/>
+        </w:rPr>
+        <w:t xml:space="preserve">(anG)</w:t>
+      </w:r>
+      <w:r>
+        <w:br/>
+      </w:r>
+      <w:r>
+        <w:rPr>
+          <w:rStyle w:val="NormalTok"/>
+        </w:rPr>
+        <w:t xml:space="preserve">  ggm</w:t>
+      </w:r>
+      <w:r>
+        <w:rPr>
+          <w:rStyle w:val="SpecialCharTok"/>
+        </w:rPr>
+        <w:t xml:space="preserve">::</w:t>
+      </w:r>
+      <w:r>
+        <w:rPr>
+          <w:rStyle w:val="FunctionTok"/>
+        </w:rPr>
+        <w:t xml:space="preserve">plotGraph</w:t>
+      </w:r>
+      <w:r>
+        <w:rPr>
+          <w:rStyle w:val="NormalTok"/>
+        </w:rPr>
+        <w:t xml:space="preserve">(m_anG)</w:t>
+      </w:r>
+      <w:r>
+        <w:br/>
+      </w:r>
+      <w:r>
+        <w:rPr>
+          <w:rStyle w:val="NormalTok"/>
+        </w:rPr>
+        <w:t xml:space="preserve">  </w:t>
+      </w:r>
+      <w:r>
+        <w:br/>
+      </w:r>
+      <w:r>
+        <w:rPr>
+          <w:rStyle w:val="NormalTok"/>
+        </w:rPr>
+        <w:t xml:space="preserve">  </w:t>
+      </w:r>
+      <w:r>
+        <w:rPr>
+          <w:rStyle w:val="CommentTok"/>
+        </w:rPr>
+        <w:t xml:space="preserve"># 3. Remove all nodes in Z from m_anG </w:t>
+      </w:r>
+      <w:r>
+        <w:br/>
+      </w:r>
+      <w:r>
+        <w:rPr>
+          <w:rStyle w:val="NormalTok"/>
+        </w:rPr>
+        <w:t xml:space="preserve">  m2_anG </w:t>
+      </w:r>
+      <w:r>
+        <w:rPr>
+          <w:rStyle w:val="OtherTok"/>
+        </w:rPr>
+        <w:t xml:space="preserve">&lt;-</w:t>
+      </w:r>
+      <w:r>
+        <w:rPr>
+          <w:rStyle w:val="NormalTok"/>
+        </w:rPr>
+        <w:t xml:space="preserve"> </w:t>
+      </w:r>
+      <w:r>
+        <w:rPr>
+          <w:rStyle w:val="FunctionTok"/>
+        </w:rPr>
+        <w:t xml:space="preserve">delete_vertices</w:t>
+      </w:r>
+      <w:r>
+        <w:rPr>
+          <w:rStyle w:val="NormalTok"/>
+        </w:rPr>
+        <w:t xml:space="preserve">(m_anG, Z)</w:t>
+      </w:r>
+      <w:r>
+        <w:br/>
+      </w:r>
+      <w:r>
+        <w:rPr>
+          <w:rStyle w:val="NormalTok"/>
+        </w:rPr>
+        <w:t xml:space="preserve">  ggm</w:t>
+      </w:r>
+      <w:r>
+        <w:rPr>
+          <w:rStyle w:val="SpecialCharTok"/>
+        </w:rPr>
+        <w:t xml:space="preserve">::</w:t>
+      </w:r>
+      <w:r>
+        <w:rPr>
+          <w:rStyle w:val="FunctionTok"/>
+        </w:rPr>
+        <w:t xml:space="preserve">plotGraph</w:t>
+      </w:r>
+      <w:r>
+        <w:rPr>
+          <w:rStyle w:val="NormalTok"/>
+        </w:rPr>
+        <w:t xml:space="preserve">(m2_anG)</w:t>
+      </w:r>
+      <w:r>
+        <w:br/>
+      </w:r>
+      <w:r>
+        <w:br/>
+      </w:r>
+      <w:r>
+        <w:rPr>
+          <w:rStyle w:val="NormalTok"/>
+        </w:rPr>
+        <w:t xml:space="preserve">  </w:t>
+      </w:r>
+      <w:r>
+        <w:rPr>
+          <w:rStyle w:val="CommentTok"/>
+        </w:rPr>
+        <w:t xml:space="preserve"># 4. Test if X and Y are connected in m2_anG</w:t>
+      </w:r>
+      <w:r>
+        <w:br/>
+      </w:r>
+      <w:r>
+        <w:rPr>
+          <w:rStyle w:val="NormalTok"/>
+        </w:rPr>
+        <w:t xml:space="preserve">  are_connected </w:t>
+      </w:r>
+      <w:r>
+        <w:rPr>
+          <w:rStyle w:val="OtherTok"/>
+        </w:rPr>
+        <w:t xml:space="preserve">&lt;-</w:t>
+      </w:r>
+      <w:r>
+        <w:rPr>
+          <w:rStyle w:val="NormalTok"/>
+        </w:rPr>
+        <w:t xml:space="preserve"> </w:t>
+      </w:r>
+      <w:r>
+        <w:rPr>
+          <w:rStyle w:val="FunctionTok"/>
+        </w:rPr>
+        <w:t xml:space="preserve">any</w:t>
+      </w:r>
+      <w:r>
+        <w:rPr>
+          <w:rStyle w:val="NormalTok"/>
+        </w:rPr>
+        <w:t xml:space="preserve">(</w:t>
+      </w:r>
+      <w:r>
+        <w:rPr>
+          <w:rStyle w:val="FunctionTok"/>
+        </w:rPr>
+        <w:t xml:space="preserve">sapply</w:t>
+      </w:r>
+      <w:r>
+        <w:rPr>
+          <w:rStyle w:val="NormalTok"/>
+        </w:rPr>
+        <w:t xml:space="preserve">(X, </w:t>
+      </w:r>
+      <w:r>
+        <w:rPr>
+          <w:rStyle w:val="ControlFlowTok"/>
+        </w:rPr>
+        <w:t xml:space="preserve">function</w:t>
+      </w:r>
+      <w:r>
+        <w:rPr>
+          <w:rStyle w:val="NormalTok"/>
+        </w:rPr>
+        <w:t xml:space="preserve">(x) {</w:t>
+      </w:r>
+      <w:r>
+        <w:br/>
+      </w:r>
+      <w:r>
+        <w:rPr>
+          <w:rStyle w:val="NormalTok"/>
+        </w:rPr>
+        <w:t xml:space="preserve">    </w:t>
+      </w:r>
+      <w:r>
+        <w:rPr>
+          <w:rStyle w:val="CommentTok"/>
+        </w:rPr>
+        <w:t xml:space="preserve"># If the minimum distance from x to any node in Y is not infinity, they are connected.</w:t>
+      </w:r>
+      <w:r>
+        <w:br/>
+      </w:r>
+      <w:r>
+        <w:rPr>
+          <w:rStyle w:val="NormalTok"/>
+        </w:rPr>
+        <w:t xml:space="preserve">    </w:t>
+      </w:r>
+      <w:r>
+        <w:rPr>
+          <w:rStyle w:val="FunctionTok"/>
+        </w:rPr>
+        <w:t xml:space="preserve">min</w:t>
+      </w:r>
+      <w:r>
+        <w:rPr>
+          <w:rStyle w:val="NormalTok"/>
+        </w:rPr>
+        <w:t xml:space="preserve">(igraph</w:t>
+      </w:r>
+      <w:r>
+        <w:rPr>
+          <w:rStyle w:val="SpecialCharTok"/>
+        </w:rPr>
+        <w:t xml:space="preserve">::</w:t>
+      </w:r>
+      <w:r>
+        <w:rPr>
+          <w:rStyle w:val="FunctionTok"/>
+        </w:rPr>
+        <w:t xml:space="preserve">distances</w:t>
+      </w:r>
+      <w:r>
+        <w:rPr>
+          <w:rStyle w:val="NormalTok"/>
+        </w:rPr>
+        <w:t xml:space="preserve">(m2_anG, </w:t>
+      </w:r>
+      <w:r>
+        <w:rPr>
+          <w:rStyle w:val="AttributeTok"/>
+        </w:rPr>
+        <w:t xml:space="preserve">v =</w:t>
+      </w:r>
+      <w:r>
+        <w:rPr>
+          <w:rStyle w:val="NormalTok"/>
+        </w:rPr>
+        <w:t xml:space="preserve"> x, </w:t>
+      </w:r>
+      <w:r>
+        <w:rPr>
+          <w:rStyle w:val="AttributeTok"/>
+        </w:rPr>
+        <w:t xml:space="preserve">to =</w:t>
+      </w:r>
+      <w:r>
+        <w:rPr>
+          <w:rStyle w:val="NormalTok"/>
+        </w:rPr>
+        <w:t xml:space="preserve"> Y)) </w:t>
+      </w:r>
+      <w:r>
+        <w:rPr>
+          <w:rStyle w:val="SpecialCharTok"/>
+        </w:rPr>
+        <w:t xml:space="preserve">!=</w:t>
+      </w:r>
+      <w:r>
+        <w:rPr>
+          <w:rStyle w:val="NormalTok"/>
+        </w:rPr>
+        <w:t xml:space="preserve"> </w:t>
+      </w:r>
+      <w:r>
+        <w:rPr>
+          <w:rStyle w:val="ConstantTok"/>
+        </w:rPr>
+        <w:t xml:space="preserve">Inf</w:t>
+      </w:r>
+      <w:r>
+        <w:br/>
+      </w:r>
+      <w:r>
+        <w:rPr>
+          <w:rStyle w:val="NormalTok"/>
+        </w:rPr>
+        <w:t xml:space="preserve">  }))</w:t>
+      </w:r>
+      <w:r>
+        <w:br/>
+      </w:r>
+      <w:r>
+        <w:br/>
+      </w:r>
+      <w:r>
+        <w:rPr>
+          <w:rStyle w:val="NormalTok"/>
+        </w:rPr>
+        <w:t xml:space="preserve">  </w:t>
+      </w:r>
+      <w:r>
+        <w:rPr>
+          <w:rStyle w:val="FunctionTok"/>
+        </w:rPr>
+        <w:t xml:space="preserve">return</w:t>
+      </w:r>
+      <w:r>
+        <w:rPr>
+          <w:rStyle w:val="NormalTok"/>
+        </w:rPr>
+        <w:t xml:space="preserve">(</w:t>
+      </w:r>
+      <w:r>
+        <w:rPr>
+          <w:rStyle w:val="SpecialCharTok"/>
+        </w:rPr>
+        <w:t xml:space="preserve">!</w:t>
+      </w:r>
+      <w:r>
+        <w:rPr>
+          <w:rStyle w:val="NormalTok"/>
+        </w:rPr>
+        <w:t xml:space="preserve"> are_connected)</w:t>
+      </w:r>
+      <w:r>
+        <w:br/>
+      </w:r>
+      <w:r>
+        <w:rPr>
+          <w:rStyle w:val="NormalTok"/>
+        </w:rPr>
+        <w:t xml:space="preserve">}</w:t>
+      </w:r>
+    </w:p>
+    <w:p>
+      <w:pPr>
+        <w:pStyle w:val="FirstParagraph"/>
+      </w:pPr>
+      <w:r>
+        <w:rPr>
           <w:b/>
-        </w:rPr>
-        <w:t xml:space="preserve">d_separtes</w:t>
-      </w:r>
-      <w:r>
-        <w:t xml:space="preserve"> To determine if, in a directed acyclic graph </w:t>
-      </w:r>
-      <w:r>
-        <w:rPr>
-          <w:iCs/>
-          <w:i/>
-        </w:rPr>
-        <w:t xml:space="preserve">G</w:t>
-      </w:r>
-      <w:r>
-        <w:t xml:space="preserve">, two sets of nodes, </w:t>
-      </w:r>
-      <w:r>
-        <w:rPr>
-          <w:iCs/>
-          <w:i/>
-        </w:rPr>
-        <w:t xml:space="preserve">X</w:t>
-      </w:r>
-      <w:r>
-        <w:t xml:space="preserve"> and</w:t>
-      </w:r>
-      <w:r>
-        <w:t xml:space="preserve"> </w:t>
-      </w:r>
-      <w:r>
-        <w:rPr>
-          <w:iCs/>
-          <w:i/>
-        </w:rPr>
-        <w:t xml:space="preserve">Y</w:t>
-      </w:r>
-      <w:r>
-        <w:t xml:space="preserve">, are d-separated by a third set,</w:t>
-      </w:r>
-      <w:r>
-        <w:t xml:space="preserve"> </w:t>
-      </w:r>
-      <w:r>
-        <w:rPr>
-          <w:iCs/>
-          <w:i/>
-        </w:rPr>
-        <w:t xml:space="preserve">Z</w:t>
-      </w:r>
-      <w:r>
-        <w:t xml:space="preserve">. The algorithm checks the input sets to ensure they are mutually pairwise disjoint.</w:t>
-      </w:r>
-    </w:p>
-    <w:p>
-      <w:pPr>
-        <w:pStyle w:val="SourceCode"/>
-      </w:pPr>
-      <w:r>
-        <w:rPr>
-          <w:rStyle w:val="FunctionTok"/>
-        </w:rPr>
-        <w:t xml:space="preserve">library</w:t>
-      </w:r>
-      <w:r>
-        <w:rPr>
-          <w:rStyle w:val="NormalTok"/>
-        </w:rPr>
-        <w:t xml:space="preserve">(igraph) </w:t>
-      </w:r>
-      <w:r>
-        <w:rPr>
-          <w:rStyle w:val="CommentTok"/>
-        </w:rPr>
-        <w:t xml:space="preserve"># for the graph data structures</w:t>
-      </w:r>
-      <w:r>
-        <w:br/>
-      </w:r>
-      <w:r>
-        <w:rPr>
-          <w:rStyle w:val="FunctionTok"/>
-        </w:rPr>
-        <w:t xml:space="preserve">library</w:t>
-      </w:r>
-      <w:r>
-        <w:rPr>
-          <w:rStyle w:val="NormalTok"/>
-        </w:rPr>
-        <w:t xml:space="preserve">(gRbase) </w:t>
-      </w:r>
-      <w:r>
-        <w:rPr>
-          <w:rStyle w:val="CommentTok"/>
-        </w:rPr>
-        <w:t xml:space="preserve"># for the ancestralGraph and moralize functions</w:t>
-      </w:r>
-      <w:r>
-        <w:br/>
-      </w:r>
-      <w:r>
-        <w:br/>
-      </w:r>
-      <w:r>
-        <w:rPr>
-          <w:rStyle w:val="NormalTok"/>
-        </w:rPr>
-        <w:t xml:space="preserve">d_separates </w:t>
-      </w:r>
-      <w:r>
-        <w:rPr>
-          <w:rStyle w:val="OtherTok"/>
-        </w:rPr>
-        <w:t xml:space="preserve">&lt;-</w:t>
-      </w:r>
-      <w:r>
-        <w:rPr>
-          <w:rStyle w:val="NormalTok"/>
-        </w:rPr>
-        <w:t xml:space="preserve"> </w:t>
-      </w:r>
-      <w:r>
-        <w:rPr>
-          <w:rStyle w:val="ControlFlowTok"/>
-        </w:rPr>
-        <w:t xml:space="preserve">function</w:t>
-      </w:r>
-      <w:r>
-        <w:rPr>
-          <w:rStyle w:val="NormalTok"/>
-        </w:rPr>
-        <w:t xml:space="preserve">(dag, X, Y, Z) {</w:t>
-      </w:r>
-      <w:r>
-        <w:br/>
-      </w:r>
-      <w:r>
-        <w:rPr>
-          <w:rStyle w:val="NormalTok"/>
-        </w:rPr>
-        <w:t xml:space="preserve">    </w:t>
-      </w:r>
-      <w:r>
-        <w:br/>
-      </w:r>
-      <w:r>
-        <w:rPr>
-          <w:rStyle w:val="NormalTok"/>
-        </w:rPr>
-        <w:t xml:space="preserve">  </w:t>
-      </w:r>
-      <w:r>
-        <w:rPr>
-          <w:rStyle w:val="ControlFlowTok"/>
-        </w:rPr>
-        <w:t xml:space="preserve">if</w:t>
-      </w:r>
-      <w:r>
-        <w:rPr>
-          <w:rStyle w:val="NormalTok"/>
-        </w:rPr>
-        <w:t xml:space="preserve"> (</w:t>
-      </w:r>
-      <w:r>
-        <w:rPr>
-          <w:rStyle w:val="SpecialCharTok"/>
-        </w:rPr>
-        <w:t xml:space="preserve">!</w:t>
-      </w:r>
-      <w:r>
-        <w:rPr>
-          <w:rStyle w:val="FunctionTok"/>
-        </w:rPr>
-        <w:t xml:space="preserve">is.vector</w:t>
-      </w:r>
-      <w:r>
-        <w:rPr>
-          <w:rStyle w:val="NormalTok"/>
-        </w:rPr>
-        <w:t xml:space="preserve">(X)) { X </w:t>
-      </w:r>
-      <w:r>
-        <w:rPr>
-          <w:rStyle w:val="OtherTok"/>
-        </w:rPr>
-        <w:t xml:space="preserve">&lt;-</w:t>
-      </w:r>
-      <w:r>
-        <w:rPr>
-          <w:rStyle w:val="NormalTok"/>
-        </w:rPr>
-        <w:t xml:space="preserve"> </w:t>
-      </w:r>
-      <w:r>
-        <w:rPr>
-          <w:rStyle w:val="FunctionTok"/>
-        </w:rPr>
-        <w:t xml:space="preserve">c</w:t>
-      </w:r>
-      <w:r>
-        <w:rPr>
-          <w:rStyle w:val="NormalTok"/>
-        </w:rPr>
-        <w:t xml:space="preserve">(X) }</w:t>
-      </w:r>
-      <w:r>
-        <w:br/>
-      </w:r>
-      <w:r>
-        <w:rPr>
-          <w:rStyle w:val="NormalTok"/>
-        </w:rPr>
-        <w:t xml:space="preserve">  </w:t>
-      </w:r>
-      <w:r>
-        <w:rPr>
-          <w:rStyle w:val="ControlFlowTok"/>
-        </w:rPr>
-        <w:t xml:space="preserve">if</w:t>
-      </w:r>
-      <w:r>
-        <w:rPr>
-          <w:rStyle w:val="NormalTok"/>
-        </w:rPr>
-        <w:t xml:space="preserve"> (</w:t>
-      </w:r>
-      <w:r>
-        <w:rPr>
-          <w:rStyle w:val="SpecialCharTok"/>
-        </w:rPr>
-        <w:t xml:space="preserve">!</w:t>
-      </w:r>
-      <w:r>
-        <w:rPr>
-          <w:rStyle w:val="FunctionTok"/>
-        </w:rPr>
-        <w:t xml:space="preserve">is.vector</w:t>
-      </w:r>
-      <w:r>
-        <w:rPr>
-          <w:rStyle w:val="NormalTok"/>
-        </w:rPr>
-        <w:t xml:space="preserve">(Y)) { Y </w:t>
-      </w:r>
-      <w:r>
-        <w:rPr>
-          <w:rStyle w:val="OtherTok"/>
-        </w:rPr>
-        <w:t xml:space="preserve">&lt;-</w:t>
-      </w:r>
-      <w:r>
-        <w:rPr>
-          <w:rStyle w:val="NormalTok"/>
-        </w:rPr>
-        <w:t xml:space="preserve"> </w:t>
-      </w:r>
-      <w:r>
-        <w:rPr>
-          <w:rStyle w:val="FunctionTok"/>
-        </w:rPr>
-        <w:t xml:space="preserve">c</w:t>
-      </w:r>
-      <w:r>
-        <w:rPr>
-          <w:rStyle w:val="NormalTok"/>
-        </w:rPr>
-        <w:t xml:space="preserve">(Y) }</w:t>
-      </w:r>
-      <w:r>
-        <w:br/>
-      </w:r>
-      <w:r>
-        <w:rPr>
-          <w:rStyle w:val="NormalTok"/>
-        </w:rPr>
-        <w:t xml:space="preserve">  </w:t>
-      </w:r>
-      <w:r>
-        <w:rPr>
-          <w:rStyle w:val="ControlFlowTok"/>
-        </w:rPr>
-        <w:t xml:space="preserve">if</w:t>
-      </w:r>
-      <w:r>
-        <w:rPr>
-          <w:rStyle w:val="NormalTok"/>
-        </w:rPr>
-        <w:t xml:space="preserve"> (</w:t>
-      </w:r>
-      <w:r>
-        <w:rPr>
-          <w:rStyle w:val="SpecialCharTok"/>
-        </w:rPr>
-        <w:t xml:space="preserve">!</w:t>
-      </w:r>
-      <w:r>
-        <w:rPr>
-          <w:rStyle w:val="FunctionTok"/>
-        </w:rPr>
-        <w:t xml:space="preserve">is.vector</w:t>
-      </w:r>
-      <w:r>
-        <w:rPr>
-          <w:rStyle w:val="NormalTok"/>
-        </w:rPr>
-        <w:t xml:space="preserve">(Z)) { Z </w:t>
-      </w:r>
-      <w:r>
-        <w:rPr>
-          <w:rStyle w:val="OtherTok"/>
-        </w:rPr>
-        <w:t xml:space="preserve">&lt;-</w:t>
-      </w:r>
-      <w:r>
-        <w:rPr>
-          <w:rStyle w:val="NormalTok"/>
-        </w:rPr>
-        <w:t xml:space="preserve"> </w:t>
-      </w:r>
-      <w:r>
-        <w:rPr>
-          <w:rStyle w:val="FunctionTok"/>
-        </w:rPr>
-        <w:t xml:space="preserve">c</w:t>
-      </w:r>
-      <w:r>
-        <w:rPr>
-          <w:rStyle w:val="NormalTok"/>
-        </w:rPr>
-        <w:t xml:space="preserve">(Z) }</w:t>
-      </w:r>
-      <w:r>
-        <w:br/>
-      </w:r>
-      <w:r>
-        <w:rPr>
-          <w:rStyle w:val="NormalTok"/>
-        </w:rPr>
-        <w:t xml:space="preserve">  </w:t>
-      </w:r>
-      <w:r>
-        <w:br/>
-      </w:r>
-      <w:r>
-        <w:rPr>
-          <w:rStyle w:val="NormalTok"/>
-        </w:rPr>
-        <w:t xml:space="preserve">  </w:t>
-      </w:r>
-      <w:r>
-        <w:rPr>
-          <w:rStyle w:val="CommentTok"/>
-        </w:rPr>
-        <w:t xml:space="preserve"># Ensure X, Y, and Z are disjoint</w:t>
-      </w:r>
-      <w:r>
-        <w:br/>
-      </w:r>
-      <w:r>
-        <w:rPr>
-          <w:rStyle w:val="NormalTok"/>
-        </w:rPr>
-        <w:t xml:space="preserve">  </w:t>
-      </w:r>
-      <w:r>
-        <w:rPr>
-          <w:rStyle w:val="ControlFlowTok"/>
-        </w:rPr>
-        <w:t xml:space="preserve">if</w:t>
-      </w:r>
-      <w:r>
-        <w:rPr>
-          <w:rStyle w:val="NormalTok"/>
-        </w:rPr>
-        <w:t xml:space="preserve"> (</w:t>
-      </w:r>
-      <w:r>
-        <w:rPr>
-          <w:rStyle w:val="FunctionTok"/>
-        </w:rPr>
-        <w:t xml:space="preserve">length</w:t>
-      </w:r>
-      <w:r>
-        <w:rPr>
-          <w:rStyle w:val="NormalTok"/>
-        </w:rPr>
-        <w:t xml:space="preserve">(</w:t>
-      </w:r>
-      <w:r>
-        <w:rPr>
-          <w:rStyle w:val="FunctionTok"/>
-        </w:rPr>
-        <w:t xml:space="preserve">intersect</w:t>
-      </w:r>
-      <w:r>
-        <w:rPr>
-          <w:rStyle w:val="NormalTok"/>
-        </w:rPr>
-        <w:t xml:space="preserve">(X, Y)) </w:t>
-      </w:r>
-      <w:r>
-        <w:rPr>
-          <w:rStyle w:val="SpecialCharTok"/>
-        </w:rPr>
-        <w:t xml:space="preserve">&gt;</w:t>
-      </w:r>
-      <w:r>
-        <w:rPr>
-          <w:rStyle w:val="NormalTok"/>
-        </w:rPr>
-        <w:t xml:space="preserve"> </w:t>
-      </w:r>
-      <w:r>
-        <w:rPr>
-          <w:rStyle w:val="DecValTok"/>
-        </w:rPr>
-        <w:t xml:space="preserve">0</w:t>
-      </w:r>
-      <w:r>
-        <w:rPr>
-          <w:rStyle w:val="NormalTok"/>
-        </w:rPr>
-        <w:t xml:space="preserve"> </w:t>
-      </w:r>
-      <w:r>
-        <w:rPr>
-          <w:rStyle w:val="SpecialCharTok"/>
-        </w:rPr>
-        <w:t xml:space="preserve">||</w:t>
-      </w:r>
-      <w:r>
-        <w:rPr>
-          <w:rStyle w:val="NormalTok"/>
-        </w:rPr>
-        <w:t xml:space="preserve"> </w:t>
-      </w:r>
-      <w:r>
-        <w:rPr>
-          <w:rStyle w:val="FunctionTok"/>
-        </w:rPr>
-        <w:t xml:space="preserve">length</w:t>
-      </w:r>
-      <w:r>
-        <w:rPr>
-          <w:rStyle w:val="NormalTok"/>
-        </w:rPr>
-        <w:t xml:space="preserve">(</w:t>
-      </w:r>
-      <w:r>
-        <w:rPr>
-          <w:rStyle w:val="FunctionTok"/>
-        </w:rPr>
-        <w:t xml:space="preserve">intersect</w:t>
-      </w:r>
-      <w:r>
-        <w:rPr>
-          <w:rStyle w:val="NormalTok"/>
-        </w:rPr>
-        <w:t xml:space="preserve">(Y, Z)) </w:t>
-      </w:r>
-      <w:r>
-        <w:rPr>
-          <w:rStyle w:val="SpecialCharTok"/>
-        </w:rPr>
-        <w:t xml:space="preserve">&gt;</w:t>
-      </w:r>
-      <w:r>
-        <w:rPr>
-          <w:rStyle w:val="NormalTok"/>
-        </w:rPr>
-        <w:t xml:space="preserve"> </w:t>
-      </w:r>
-      <w:r>
-        <w:rPr>
-          <w:rStyle w:val="DecValTok"/>
-        </w:rPr>
-        <w:t xml:space="preserve">0</w:t>
-      </w:r>
-      <w:r>
-        <w:rPr>
-          <w:rStyle w:val="NormalTok"/>
-        </w:rPr>
-        <w:t xml:space="preserve"> </w:t>
-      </w:r>
-      <w:r>
-        <w:rPr>
-          <w:rStyle w:val="SpecialCharTok"/>
-        </w:rPr>
-        <w:t xml:space="preserve">||</w:t>
-      </w:r>
-      <w:r>
-        <w:rPr>
-          <w:rStyle w:val="NormalTok"/>
-        </w:rPr>
-        <w:t xml:space="preserve"> </w:t>
-      </w:r>
-      <w:r>
-        <w:rPr>
-          <w:rStyle w:val="FunctionTok"/>
-        </w:rPr>
-        <w:t xml:space="preserve">length</w:t>
-      </w:r>
-      <w:r>
-        <w:rPr>
-          <w:rStyle w:val="NormalTok"/>
-        </w:rPr>
-        <w:t xml:space="preserve">(</w:t>
-      </w:r>
-      <w:r>
-        <w:rPr>
-          <w:rStyle w:val="FunctionTok"/>
-        </w:rPr>
-        <w:t xml:space="preserve">intersect</w:t>
-      </w:r>
-      <w:r>
-        <w:rPr>
-          <w:rStyle w:val="NormalTok"/>
-        </w:rPr>
-        <w:t xml:space="preserve">(X, Z)) </w:t>
-      </w:r>
-      <w:r>
-        <w:rPr>
-          <w:rStyle w:val="SpecialCharTok"/>
-        </w:rPr>
-        <w:t xml:space="preserve">&gt;</w:t>
-      </w:r>
-      <w:r>
-        <w:rPr>
-          <w:rStyle w:val="NormalTok"/>
-        </w:rPr>
-        <w:t xml:space="preserve"> </w:t>
-      </w:r>
-      <w:r>
-        <w:rPr>
-          <w:rStyle w:val="DecValTok"/>
-        </w:rPr>
-        <w:t xml:space="preserve">0</w:t>
-      </w:r>
-      <w:r>
-        <w:rPr>
-          <w:rStyle w:val="NormalTok"/>
-        </w:rPr>
-        <w:t xml:space="preserve">) {</w:t>
-      </w:r>
-      <w:r>
-        <w:br/>
-      </w:r>
-      <w:r>
-        <w:rPr>
-          <w:rStyle w:val="NormalTok"/>
-        </w:rPr>
-        <w:t xml:space="preserve">    </w:t>
-      </w:r>
-      <w:r>
-        <w:rPr>
-          <w:rStyle w:val="FunctionTok"/>
-        </w:rPr>
-        <w:t xml:space="preserve">stop</w:t>
-      </w:r>
-      <w:r>
-        <w:rPr>
-          <w:rStyle w:val="NormalTok"/>
-        </w:rPr>
-        <w:t xml:space="preserve">(</w:t>
-      </w:r>
-      <w:r>
-        <w:rPr>
-          <w:rStyle w:val="StringTok"/>
-        </w:rPr>
-        <w:t xml:space="preserve">"X, Y, and Z must be disjoint sets"</w:t>
-      </w:r>
-      <w:r>
-        <w:rPr>
-          <w:rStyle w:val="NormalTok"/>
-        </w:rPr>
-        <w:t xml:space="preserve">)</w:t>
-      </w:r>
-      <w:r>
-        <w:br/>
-      </w:r>
-      <w:r>
-        <w:rPr>
-          <w:rStyle w:val="NormalTok"/>
-        </w:rPr>
-        <w:t xml:space="preserve">  }</w:t>
-      </w:r>
-      <w:r>
-        <w:br/>
-      </w:r>
-      <w:r>
-        <w:rPr>
-          <w:rStyle w:val="NormalTok"/>
-        </w:rPr>
-        <w:t xml:space="preserve">  </w:t>
-      </w:r>
-      <w:r>
-        <w:br/>
-      </w:r>
-      <w:r>
-        <w:rPr>
-          <w:rStyle w:val="NormalTok"/>
-        </w:rPr>
-        <w:t xml:space="preserve">  </w:t>
-      </w:r>
-      <w:r>
-        <w:rPr>
-          <w:rStyle w:val="CommentTok"/>
-        </w:rPr>
-        <w:t xml:space="preserve"># 1. Get the ancestral graph</w:t>
-      </w:r>
-      <w:r>
-        <w:br/>
-      </w:r>
-      <w:r>
-        <w:rPr>
-          <w:rStyle w:val="NormalTok"/>
-        </w:rPr>
-        <w:t xml:space="preserve">  anG </w:t>
-      </w:r>
-      <w:r>
-        <w:rPr>
-          <w:rStyle w:val="OtherTok"/>
-        </w:rPr>
-        <w:t xml:space="preserve">&lt;-</w:t>
-      </w:r>
-      <w:r>
-        <w:rPr>
-          <w:rStyle w:val="NormalTok"/>
-        </w:rPr>
-        <w:t xml:space="preserve"> gRbase</w:t>
-      </w:r>
-      <w:r>
-        <w:rPr>
-          <w:rStyle w:val="SpecialCharTok"/>
-        </w:rPr>
-        <w:t xml:space="preserve">::</w:t>
-      </w:r>
-      <w:r>
-        <w:rPr>
-          <w:rStyle w:val="FunctionTok"/>
-        </w:rPr>
-        <w:t xml:space="preserve">ancestralGraph</w:t>
-      </w:r>
-      <w:r>
-        <w:rPr>
-          <w:rStyle w:val="NormalTok"/>
-        </w:rPr>
-        <w:t xml:space="preserve">(</w:t>
-      </w:r>
-      <w:r>
-        <w:rPr>
-          <w:rStyle w:val="FunctionTok"/>
-        </w:rPr>
-        <w:t xml:space="preserve">union</w:t>
-      </w:r>
-      <w:r>
-        <w:rPr>
-          <w:rStyle w:val="NormalTok"/>
-        </w:rPr>
-        <w:t xml:space="preserve">(X, </w:t>
-      </w:r>
-      <w:r>
-        <w:rPr>
-          <w:rStyle w:val="FunctionTok"/>
-        </w:rPr>
-        <w:t xml:space="preserve">union</w:t>
-      </w:r>
-      <w:r>
-        <w:rPr>
-          <w:rStyle w:val="NormalTok"/>
-        </w:rPr>
-        <w:t xml:space="preserve">(Y, Z)), dag)</w:t>
-      </w:r>
-      <w:r>
-        <w:br/>
-      </w:r>
-      <w:r>
-        <w:rPr>
-          <w:rStyle w:val="NormalTok"/>
-        </w:rPr>
-        <w:t xml:space="preserve">  ggm</w:t>
-      </w:r>
-      <w:r>
-        <w:rPr>
-          <w:rStyle w:val="SpecialCharTok"/>
-        </w:rPr>
-        <w:t xml:space="preserve">::</w:t>
-      </w:r>
-      <w:r>
-        <w:rPr>
-          <w:rStyle w:val="FunctionTok"/>
-        </w:rPr>
-        <w:t xml:space="preserve">plotGraph</w:t>
-      </w:r>
-      <w:r>
-        <w:rPr>
-          <w:rStyle w:val="NormalTok"/>
-        </w:rPr>
-        <w:t xml:space="preserve">(anG)</w:t>
-      </w:r>
-      <w:r>
-        <w:br/>
-      </w:r>
-      <w:r>
-        <w:rPr>
-          <w:rStyle w:val="NormalTok"/>
-        </w:rPr>
-        <w:t xml:space="preserve">  </w:t>
-      </w:r>
-      <w:r>
-        <w:br/>
-      </w:r>
-      <w:r>
-        <w:rPr>
-          <w:rStyle w:val="NormalTok"/>
-        </w:rPr>
-        <w:t xml:space="preserve">  </w:t>
-      </w:r>
-      <w:r>
-        <w:rPr>
-          <w:rStyle w:val="CommentTok"/>
-        </w:rPr>
-        <w:t xml:space="preserve"># 2. Moralize the ancestral graph</w:t>
-      </w:r>
-      <w:r>
-        <w:br/>
-      </w:r>
-      <w:r>
-        <w:rPr>
-          <w:rStyle w:val="NormalTok"/>
-        </w:rPr>
-        <w:t xml:space="preserve">  m_anG </w:t>
-      </w:r>
-      <w:r>
-        <w:rPr>
-          <w:rStyle w:val="OtherTok"/>
-        </w:rPr>
-        <w:t xml:space="preserve">&lt;-</w:t>
-      </w:r>
-      <w:r>
-        <w:rPr>
-          <w:rStyle w:val="NormalTok"/>
-        </w:rPr>
-        <w:t xml:space="preserve"> gRbase</w:t>
-      </w:r>
-      <w:r>
-        <w:rPr>
-          <w:rStyle w:val="SpecialCharTok"/>
-        </w:rPr>
-        <w:t xml:space="preserve">::</w:t>
-      </w:r>
-      <w:r>
-        <w:rPr>
-          <w:rStyle w:val="FunctionTok"/>
-        </w:rPr>
-        <w:t xml:space="preserve">moralize</w:t>
-      </w:r>
-      <w:r>
-        <w:rPr>
-          <w:rStyle w:val="NormalTok"/>
-        </w:rPr>
-        <w:t xml:space="preserve">(anG)</w:t>
-      </w:r>
-      <w:r>
-        <w:br/>
-      </w:r>
-      <w:r>
-        <w:rPr>
-          <w:rStyle w:val="NormalTok"/>
-        </w:rPr>
-        <w:t xml:space="preserve">  ggm</w:t>
-      </w:r>
-      <w:r>
-        <w:rPr>
-          <w:rStyle w:val="SpecialCharTok"/>
-        </w:rPr>
-        <w:t xml:space="preserve">::</w:t>
-      </w:r>
-      <w:r>
-        <w:rPr>
-          <w:rStyle w:val="FunctionTok"/>
-        </w:rPr>
-        <w:t xml:space="preserve">plotGraph</w:t>
-      </w:r>
-      <w:r>
-        <w:rPr>
-          <w:rStyle w:val="NormalTok"/>
-        </w:rPr>
-        <w:t xml:space="preserve">(m_anG)</w:t>
-      </w:r>
-      <w:r>
-        <w:br/>
-      </w:r>
-      <w:r>
-        <w:rPr>
-          <w:rStyle w:val="NormalTok"/>
-        </w:rPr>
-        <w:t xml:space="preserve">  </w:t>
-      </w:r>
-      <w:r>
-        <w:br/>
-      </w:r>
-      <w:r>
-        <w:rPr>
-          <w:rStyle w:val="NormalTok"/>
-        </w:rPr>
-        <w:t xml:space="preserve">  </w:t>
-      </w:r>
-      <w:r>
-        <w:rPr>
-          <w:rStyle w:val="CommentTok"/>
-        </w:rPr>
-        <w:t xml:space="preserve"># 3. Remove all nodes in Z from m_anG </w:t>
-      </w:r>
-      <w:r>
-        <w:br/>
-      </w:r>
-      <w:r>
-        <w:rPr>
-          <w:rStyle w:val="NormalTok"/>
-        </w:rPr>
-        <w:t xml:space="preserve">  m2_anG </w:t>
-      </w:r>
-      <w:r>
-        <w:rPr>
-          <w:rStyle w:val="OtherTok"/>
-        </w:rPr>
-        <w:t xml:space="preserve">&lt;-</w:t>
-      </w:r>
-      <w:r>
-        <w:rPr>
-          <w:rStyle w:val="NormalTok"/>
-        </w:rPr>
-        <w:t xml:space="preserve"> </w:t>
-      </w:r>
-      <w:r>
-        <w:rPr>
-          <w:rStyle w:val="FunctionTok"/>
-        </w:rPr>
-        <w:t xml:space="preserve">delete_vertices</w:t>
-      </w:r>
-      <w:r>
-        <w:rPr>
-          <w:rStyle w:val="NormalTok"/>
-        </w:rPr>
-        <w:t xml:space="preserve">(m_anG, Z)</w:t>
-      </w:r>
-      <w:r>
-        <w:br/>
-      </w:r>
-      <w:r>
-        <w:rPr>
-          <w:rStyle w:val="NormalTok"/>
-        </w:rPr>
-        <w:t xml:space="preserve">  ggm</w:t>
-      </w:r>
-      <w:r>
-        <w:rPr>
-          <w:rStyle w:val="SpecialCharTok"/>
-        </w:rPr>
-        <w:t xml:space="preserve">::</w:t>
-      </w:r>
-      <w:r>
-        <w:rPr>
-          <w:rStyle w:val="FunctionTok"/>
-        </w:rPr>
-        <w:t xml:space="preserve">plotGraph</w:t>
-      </w:r>
-      <w:r>
-        <w:rPr>
-          <w:rStyle w:val="NormalTok"/>
-        </w:rPr>
-        <w:t xml:space="preserve">(m2_anG)</w:t>
-      </w:r>
-      <w:r>
-        <w:br/>
-      </w:r>
-      <w:r>
-        <w:br/>
-      </w:r>
-      <w:r>
-        <w:rPr>
-          <w:rStyle w:val="NormalTok"/>
-        </w:rPr>
-        <w:t xml:space="preserve">  </w:t>
-      </w:r>
-      <w:r>
-        <w:rPr>
-          <w:rStyle w:val="CommentTok"/>
-        </w:rPr>
-        <w:t xml:space="preserve"># 4. Test if X and Y are connected in m2_anG</w:t>
-      </w:r>
-      <w:r>
-        <w:br/>
-      </w:r>
-      <w:r>
-        <w:rPr>
-          <w:rStyle w:val="NormalTok"/>
-        </w:rPr>
-        <w:t xml:space="preserve">  are_connected </w:t>
-      </w:r>
-      <w:r>
-        <w:rPr>
-          <w:rStyle w:val="OtherTok"/>
-        </w:rPr>
-        <w:t xml:space="preserve">&lt;-</w:t>
-      </w:r>
-      <w:r>
-        <w:rPr>
-          <w:rStyle w:val="NormalTok"/>
-        </w:rPr>
-        <w:t xml:space="preserve"> </w:t>
-      </w:r>
-      <w:r>
-        <w:rPr>
-          <w:rStyle w:val="FunctionTok"/>
-        </w:rPr>
-        <w:t xml:space="preserve">any</w:t>
-      </w:r>
-      <w:r>
-        <w:rPr>
-          <w:rStyle w:val="NormalTok"/>
-        </w:rPr>
-        <w:t xml:space="preserve">(</w:t>
-      </w:r>
-      <w:r>
-        <w:rPr>
-          <w:rStyle w:val="FunctionTok"/>
-        </w:rPr>
-        <w:t xml:space="preserve">sapply</w:t>
-      </w:r>
-      <w:r>
-        <w:rPr>
-          <w:rStyle w:val="NormalTok"/>
-        </w:rPr>
-        <w:t xml:space="preserve">(X, </w:t>
-      </w:r>
-      <w:r>
-        <w:rPr>
-          <w:rStyle w:val="ControlFlowTok"/>
-        </w:rPr>
-        <w:t xml:space="preserve">function</w:t>
-      </w:r>
-      <w:r>
-        <w:rPr>
-          <w:rStyle w:val="NormalTok"/>
-        </w:rPr>
-        <w:t xml:space="preserve">(x) {</w:t>
-      </w:r>
-      <w:r>
-        <w:br/>
-      </w:r>
-      <w:r>
-        <w:rPr>
-          <w:rStyle w:val="NormalTok"/>
-        </w:rPr>
-        <w:t xml:space="preserve">    </w:t>
-      </w:r>
-      <w:r>
-        <w:rPr>
-          <w:rStyle w:val="CommentTok"/>
-        </w:rPr>
-        <w:t xml:space="preserve"># If the minimum distance from x to any node in Y is not infinity, they are connected.</w:t>
-      </w:r>
-      <w:r>
-        <w:br/>
-      </w:r>
-      <w:r>
-        <w:rPr>
-          <w:rStyle w:val="NormalTok"/>
-        </w:rPr>
-        <w:t xml:space="preserve">    </w:t>
-      </w:r>
-      <w:r>
-        <w:rPr>
-          <w:rStyle w:val="FunctionTok"/>
-        </w:rPr>
-        <w:t xml:space="preserve">min</w:t>
-      </w:r>
-      <w:r>
-        <w:rPr>
-          <w:rStyle w:val="NormalTok"/>
-        </w:rPr>
-        <w:t xml:space="preserve">(igraph</w:t>
-      </w:r>
-      <w:r>
-        <w:rPr>
-          <w:rStyle w:val="SpecialCharTok"/>
-        </w:rPr>
-        <w:t xml:space="preserve">::</w:t>
-      </w:r>
-      <w:r>
-        <w:rPr>
-          <w:rStyle w:val="FunctionTok"/>
-        </w:rPr>
-        <w:t xml:space="preserve">distances</w:t>
-      </w:r>
-      <w:r>
-        <w:rPr>
-          <w:rStyle w:val="NormalTok"/>
-        </w:rPr>
-        <w:t xml:space="preserve">(m2_anG, </w:t>
-      </w:r>
-      <w:r>
-        <w:rPr>
-          <w:rStyle w:val="AttributeTok"/>
-        </w:rPr>
-        <w:t xml:space="preserve">v =</w:t>
-      </w:r>
-      <w:r>
-        <w:rPr>
-          <w:rStyle w:val="NormalTok"/>
-        </w:rPr>
-        <w:t xml:space="preserve"> x, </w:t>
-      </w:r>
-      <w:r>
-        <w:rPr>
-          <w:rStyle w:val="AttributeTok"/>
-        </w:rPr>
-        <w:t xml:space="preserve">to =</w:t>
-      </w:r>
-      <w:r>
-        <w:rPr>
-          <w:rStyle w:val="NormalTok"/>
-        </w:rPr>
-        <w:t xml:space="preserve"> Y)) </w:t>
-      </w:r>
-      <w:r>
-        <w:rPr>
-          <w:rStyle w:val="SpecialCharTok"/>
-        </w:rPr>
-        <w:t xml:space="preserve">!=</w:t>
-      </w:r>
-      <w:r>
-        <w:rPr>
-          <w:rStyle w:val="NormalTok"/>
-        </w:rPr>
-        <w:t xml:space="preserve"> </w:t>
-      </w:r>
-      <w:r>
-        <w:rPr>
-          <w:rStyle w:val="ConstantTok"/>
-        </w:rPr>
-        <w:t xml:space="preserve">Inf</w:t>
-      </w:r>
-      <w:r>
-        <w:br/>
-      </w:r>
-      <w:r>
-        <w:rPr>
-          <w:rStyle w:val="NormalTok"/>
-        </w:rPr>
-        <w:t xml:space="preserve">  }))</w:t>
-      </w:r>
-      <w:r>
-        <w:br/>
-      </w:r>
-      <w:r>
-        <w:br/>
-      </w:r>
-      <w:r>
-        <w:rPr>
-          <w:rStyle w:val="NormalTok"/>
-        </w:rPr>
-        <w:t xml:space="preserve">  </w:t>
-      </w:r>
-      <w:r>
-        <w:rPr>
-          <w:rStyle w:val="FunctionTok"/>
-        </w:rPr>
-        <w:t xml:space="preserve">return</w:t>
-      </w:r>
-      <w:r>
-        <w:rPr>
-          <w:rStyle w:val="NormalTok"/>
-        </w:rPr>
-        <w:t xml:space="preserve">(</w:t>
-      </w:r>
-      <w:r>
-        <w:rPr>
-          <w:rStyle w:val="SpecialCharTok"/>
-        </w:rPr>
-        <w:t xml:space="preserve">!</w:t>
-      </w:r>
-      <w:r>
-        <w:rPr>
-          <w:rStyle w:val="NormalTok"/>
-        </w:rPr>
-        <w:t xml:space="preserve"> are_connected)</w:t>
-      </w:r>
-      <w:r>
-        <w:br/>
-      </w:r>
-      <w:r>
-        <w:rPr>
-          <w:rStyle w:val="NormalTok"/>
-        </w:rPr>
-        <w:t xml:space="preserve">}</w:t>
-      </w:r>
-    </w:p>
-    <w:p>
-      <w:pPr>
-        <w:pStyle w:val="FirstParagraph"/>
-      </w:pPr>
-      <w:r>
-        <w:rPr>
           <w:bCs/>
-          <w:b/>
         </w:rPr>
         <w:t xml:space="preserve">Testcase</w:t>
       </w:r>
@@ -5692,13 +5656,7 @@
         <w:t xml:space="preserve"> </w:t>
       </w:r>
       <w:r>
-        <w:t xml:space="preserve">“</w:t>
-      </w:r>
-      <w:r>
-        <w:t xml:space="preserve">A1</w:t>
-      </w:r>
-      <w:r>
-        <w:t xml:space="preserve">”</w:t>
+        <w:t xml:space="preserve">“A1”</w:t>
       </w:r>
     </w:p>
     <w:p>
@@ -7142,8 +7100,8 @@
       </w:r>
       <w:r>
         <w:rPr>
+          <w:b/>
           <w:bCs/>
-          <w:b/>
         </w:rPr>
         <w:t xml:space="preserve">triangulate()</w:t>
       </w:r>
@@ -7405,7 +7363,7 @@
         <w:rPr>
           <w:rStyle w:val="VerbatimChar"/>
         </w:rPr>
-        <w:t xml:space="preserve">## IGRAPH 13d09bd UN-- 10 23 -- </w:t>
+        <w:t xml:space="preserve">## IGRAPH 7129f69 UN-- 10 23 -- </w:t>
       </w:r>
       <w:r>
         <w:br/>
@@ -7423,7 +7381,7 @@
         <w:rPr>
           <w:rStyle w:val="VerbatimChar"/>
         </w:rPr>
-        <w:t xml:space="preserve">## + edges from 13d09bd (vertex names):</w:t>
+        <w:t xml:space="preserve">## + edges from 7129f69 (vertex names):</w:t>
       </w:r>
       <w:r>
         <w:br/>
@@ -7716,8 +7674,8 @@
       </w:r>
       <w:r>
         <w:rPr>
+          <w:b/>
           <w:bCs/>
-          <w:b/>
         </w:rPr>
         <w:t xml:space="preserve">gRbase::mcsMAT()</w:t>
       </w:r>
@@ -8163,7 +8121,7 @@
         <w:rPr>
           <w:rStyle w:val="VerbatimChar"/>
         </w:rPr>
-        <w:t xml:space="preserve">## + 3/10 vertices, named, from 13d09bd:</w:t>
+        <w:t xml:space="preserve">## + 3/10 vertices, named, from 7129f69:</w:t>
       </w:r>
       <w:r>
         <w:br/>
@@ -8285,8 +8243,8 @@
       </w:r>
       <w:r>
         <w:rPr>
+          <w:b/>
           <w:bCs/>
-          <w:b/>
         </w:rPr>
         <w:t xml:space="preserve">igraph::subgraph()</w:t>
       </w:r>
@@ -8574,7 +8532,7 @@
         <w:rPr>
           <w:rStyle w:val="VerbatimChar"/>
         </w:rPr>
-        <w:t xml:space="preserve">## IGRAPH 40b4739 DN-- 4 6 -- </w:t>
+        <w:t xml:space="preserve">## IGRAPH 988ba2f DN-- 4 6 -- </w:t>
       </w:r>
       <w:r>
         <w:br/>
@@ -8592,7 +8550,7 @@
         <w:rPr>
           <w:rStyle w:val="VerbatimChar"/>
         </w:rPr>
-        <w:t xml:space="preserve">## + edges from 40b4739 (vertex names):</w:t>
+        <w:t xml:space="preserve">## + edges from 988ba2f (vertex names):</w:t>
       </w:r>
       <w:r>
         <w:br/>
@@ -8655,7 +8613,7 @@
         <w:rPr>
           <w:rStyle w:val="VerbatimChar"/>
         </w:rPr>
-        <w:t xml:space="preserve">## IGRAPH 81ee5b0 DN-- 4 6 -- </w:t>
+        <w:t xml:space="preserve">## IGRAPH 40e4a4e DN-- 4 6 -- </w:t>
       </w:r>
       <w:r>
         <w:br/>
@@ -8673,7 +8631,7 @@
         <w:rPr>
           <w:rStyle w:val="VerbatimChar"/>
         </w:rPr>
-        <w:t xml:space="preserve">## + edges from 81ee5b0 (vertex names):</w:t>
+        <w:t xml:space="preserve">## + edges from 40e4a4e (vertex names):</w:t>
       </w:r>
       <w:r>
         <w:br/>
@@ -8736,7 +8694,7 @@
         <w:rPr>
           <w:rStyle w:val="VerbatimChar"/>
         </w:rPr>
-        <w:t xml:space="preserve">## IGRAPH 7d59a2c DN-- 4 6 -- </w:t>
+        <w:t xml:space="preserve">## IGRAPH f12269c DN-- 4 6 -- </w:t>
       </w:r>
       <w:r>
         <w:br/>
@@ -8754,7 +8712,7 @@
         <w:rPr>
           <w:rStyle w:val="VerbatimChar"/>
         </w:rPr>
-        <w:t xml:space="preserve">## + edges from 7d59a2c (vertex names):</w:t>
+        <w:t xml:space="preserve">## + edges from f12269c (vertex names):</w:t>
       </w:r>
       <w:r>
         <w:br/>
@@ -8817,7 +8775,7 @@
         <w:rPr>
           <w:rStyle w:val="VerbatimChar"/>
         </w:rPr>
-        <w:t xml:space="preserve">## IGRAPH bb68e5d DN-- 4 6 -- </w:t>
+        <w:t xml:space="preserve">## IGRAPH 6947b04 DN-- 4 6 -- </w:t>
       </w:r>
       <w:r>
         <w:br/>
@@ -8835,7 +8793,7 @@
         <w:rPr>
           <w:rStyle w:val="VerbatimChar"/>
         </w:rPr>
-        <w:t xml:space="preserve">## + edges from bb68e5d (vertex names):</w:t>
+        <w:t xml:space="preserve">## + edges from 6947b04 (vertex names):</w:t>
       </w:r>
       <w:r>
         <w:br/>
@@ -8898,7 +8856,7 @@
         <w:rPr>
           <w:rStyle w:val="VerbatimChar"/>
         </w:rPr>
-        <w:t xml:space="preserve">## IGRAPH f859fe4 DN-- 4 6 -- </w:t>
+        <w:t xml:space="preserve">## IGRAPH dcf447a DN-- 4 6 -- </w:t>
       </w:r>
       <w:r>
         <w:br/>
@@ -8916,7 +8874,7 @@
         <w:rPr>
           <w:rStyle w:val="VerbatimChar"/>
         </w:rPr>
-        <w:t xml:space="preserve">## + edges from f859fe4 (vertex names):</w:t>
+        <w:t xml:space="preserve">## + edges from dcf447a (vertex names):</w:t>
       </w:r>
       <w:r>
         <w:br/>
@@ -8979,7 +8937,7 @@
         <w:rPr>
           <w:rStyle w:val="VerbatimChar"/>
         </w:rPr>
-        <w:t xml:space="preserve">## IGRAPH 4ccace9 DN-- 4 6 -- </w:t>
+        <w:t xml:space="preserve">## IGRAPH fa45aaf DN-- 4 6 -- </w:t>
       </w:r>
       <w:r>
         <w:br/>
@@ -8997,7 +8955,7 @@
         <w:rPr>
           <w:rStyle w:val="VerbatimChar"/>
         </w:rPr>
-        <w:t xml:space="preserve">## + edges from 4ccace9 (vertex names):</w:t>
+        <w:t xml:space="preserve">## + edges from fa45aaf (vertex names):</w:t>
       </w:r>
       <w:r>
         <w:br/>
@@ -9032,8 +8990,8 @@
       </w:r>
       <w:r>
         <w:rPr>
+          <w:b/>
           <w:bCs/>
-          <w:b/>
         </w:rPr>
         <w:t xml:space="preserve">gRbase::rip()</w:t>
       </w:r>
@@ -9259,11 +9217,383 @@
           <w:rStyle w:val="VerbatimChar"/>
         </w:rPr>
         <w:t xml:space="preserve">##   6 : 4</w:t>
+      </w:r>
+    </w:p>
+    <w:p>
+      <w:pPr>
+        <w:pStyle w:val="SourceCode"/>
+      </w:pPr>
+      <w:r>
+        <w:rPr>
+          <w:rStyle w:val="CommentTok"/>
+        </w:rPr>
+        <w:t xml:space="preserve"># List all loaded packages</w:t>
+      </w:r>
+      <w:r>
+        <w:br/>
+      </w:r>
+      <w:r>
+        <w:rPr>
+          <w:rStyle w:val="NormalTok"/>
+        </w:rPr>
+        <w:t xml:space="preserve">(</w:t>
+      </w:r>
+      <w:r>
+        <w:rPr>
+          <w:rStyle w:val="FunctionTok"/>
+        </w:rPr>
+        <w:t xml:space="preserve">.packages</w:t>
+      </w:r>
+      <w:r>
+        <w:rPr>
+          <w:rStyle w:val="NormalTok"/>
+        </w:rPr>
+        <w:t xml:space="preserve">())</w:t>
+      </w:r>
+    </w:p>
+    <w:p>
+      <w:pPr>
+        <w:pStyle w:val="SourceCode"/>
+      </w:pPr>
+      <w:r>
+        <w:rPr>
+          <w:rStyle w:val="VerbatimChar"/>
+        </w:rPr>
+        <w:t xml:space="preserve">##  [1] "sets"         "RBGL"         "igraph"       "ggm"          "gRbase"      </w:t>
+      </w:r>
+      <w:r>
+        <w:br/>
+      </w:r>
+      <w:r>
+        <w:rPr>
+          <w:rStyle w:val="VerbatimChar"/>
+        </w:rPr>
+        <w:t xml:space="preserve">##  [6] "graph"        "BiocGenerics" "stats"        "graphics"     "grDevices"   </w:t>
+      </w:r>
+      <w:r>
+        <w:br/>
+      </w:r>
+      <w:r>
+        <w:rPr>
+          <w:rStyle w:val="VerbatimChar"/>
+        </w:rPr>
+        <w:t xml:space="preserve">## [11] "utils"        "datasets"     "methods"      "base"</w:t>
+      </w:r>
+    </w:p>
+    <w:p>
+      <w:pPr>
+        <w:pStyle w:val="SourceCode"/>
+      </w:pPr>
+      <w:r>
+        <w:rPr>
+          <w:rStyle w:val="CommentTok"/>
+        </w:rPr>
+        <w:t xml:space="preserve"># Or for more detailed session information</w:t>
+      </w:r>
+      <w:r>
+        <w:br/>
+      </w:r>
+      <w:r>
+        <w:rPr>
+          <w:rStyle w:val="FunctionTok"/>
+        </w:rPr>
+        <w:t xml:space="preserve">sessionInfo</w:t>
+      </w:r>
+      <w:r>
+        <w:rPr>
+          <w:rStyle w:val="NormalTok"/>
+        </w:rPr>
+        <w:t xml:space="preserve">()</w:t>
+      </w:r>
+    </w:p>
+    <w:p>
+      <w:pPr>
+        <w:pStyle w:val="SourceCode"/>
+      </w:pPr>
+      <w:r>
+        <w:rPr>
+          <w:rStyle w:val="VerbatimChar"/>
+        </w:rPr>
+        <w:t xml:space="preserve">## R version 4.5.3 (2026-03-11)</w:t>
+      </w:r>
+      <w:r>
+        <w:br/>
+      </w:r>
+      <w:r>
+        <w:rPr>
+          <w:rStyle w:val="VerbatimChar"/>
+        </w:rPr>
+        <w:t xml:space="preserve">## Platform: aarch64-apple-darwin20</w:t>
+      </w:r>
+      <w:r>
+        <w:br/>
+      </w:r>
+      <w:r>
+        <w:rPr>
+          <w:rStyle w:val="VerbatimChar"/>
+        </w:rPr>
+        <w:t xml:space="preserve">## Running under: macOS Tahoe 26.3.1</w:t>
+      </w:r>
+      <w:r>
+        <w:br/>
+      </w:r>
+      <w:r>
+        <w:rPr>
+          <w:rStyle w:val="VerbatimChar"/>
+        </w:rPr>
+        <w:t xml:space="preserve">## </w:t>
+      </w:r>
+      <w:r>
+        <w:br/>
+      </w:r>
+      <w:r>
+        <w:rPr>
+          <w:rStyle w:val="VerbatimChar"/>
+        </w:rPr>
+        <w:t xml:space="preserve">## Matrix products: default</w:t>
+      </w:r>
+      <w:r>
+        <w:br/>
+      </w:r>
+      <w:r>
+        <w:rPr>
+          <w:rStyle w:val="VerbatimChar"/>
+        </w:rPr>
+        <w:t xml:space="preserve">## BLAS:   /Library/Frameworks/R.framework/Versions/4.5-arm64/Resources/lib/libRblas.0.dylib </w:t>
+      </w:r>
+      <w:r>
+        <w:br/>
+      </w:r>
+      <w:r>
+        <w:rPr>
+          <w:rStyle w:val="VerbatimChar"/>
+        </w:rPr>
+        <w:t xml:space="preserve">## LAPACK: /Library/Frameworks/R.framework/Versions/4.5-arm64/Resources/lib/libRlapack.dylib;  LAPACK version 3.12.1</w:t>
+      </w:r>
+      <w:r>
+        <w:br/>
+      </w:r>
+      <w:r>
+        <w:rPr>
+          <w:rStyle w:val="VerbatimChar"/>
+        </w:rPr>
+        <w:t xml:space="preserve">## </w:t>
+      </w:r>
+      <w:r>
+        <w:br/>
+      </w:r>
+      <w:r>
+        <w:rPr>
+          <w:rStyle w:val="VerbatimChar"/>
+        </w:rPr>
+        <w:t xml:space="preserve">## locale:</w:t>
+      </w:r>
+      <w:r>
+        <w:br/>
+      </w:r>
+      <w:r>
+        <w:rPr>
+          <w:rStyle w:val="VerbatimChar"/>
+        </w:rPr>
+        <w:t xml:space="preserve">## [1] en_US.UTF-8/en_US.UTF-8/en_US.UTF-8/C/en_US.UTF-8/en_US.UTF-8</w:t>
+      </w:r>
+      <w:r>
+        <w:br/>
+      </w:r>
+      <w:r>
+        <w:rPr>
+          <w:rStyle w:val="VerbatimChar"/>
+        </w:rPr>
+        <w:t xml:space="preserve">## </w:t>
+      </w:r>
+      <w:r>
+        <w:br/>
+      </w:r>
+      <w:r>
+        <w:rPr>
+          <w:rStyle w:val="VerbatimChar"/>
+        </w:rPr>
+        <w:t xml:space="preserve">## time zone: America/Los_Angeles</w:t>
+      </w:r>
+      <w:r>
+        <w:br/>
+      </w:r>
+      <w:r>
+        <w:rPr>
+          <w:rStyle w:val="VerbatimChar"/>
+        </w:rPr>
+        <w:t xml:space="preserve">## tzcode source: internal</w:t>
+      </w:r>
+      <w:r>
+        <w:br/>
+      </w:r>
+      <w:r>
+        <w:rPr>
+          <w:rStyle w:val="VerbatimChar"/>
+        </w:rPr>
+        <w:t xml:space="preserve">## </w:t>
+      </w:r>
+      <w:r>
+        <w:br/>
+      </w:r>
+      <w:r>
+        <w:rPr>
+          <w:rStyle w:val="VerbatimChar"/>
+        </w:rPr>
+        <w:t xml:space="preserve">## attached base packages:</w:t>
+      </w:r>
+      <w:r>
+        <w:br/>
+      </w:r>
+      <w:r>
+        <w:rPr>
+          <w:rStyle w:val="VerbatimChar"/>
+        </w:rPr>
+        <w:t xml:space="preserve">## [1] stats     graphics  grDevices utils     datasets  methods   base     </w:t>
+      </w:r>
+      <w:r>
+        <w:br/>
+      </w:r>
+      <w:r>
+        <w:rPr>
+          <w:rStyle w:val="VerbatimChar"/>
+        </w:rPr>
+        <w:t xml:space="preserve">## </w:t>
+      </w:r>
+      <w:r>
+        <w:br/>
+      </w:r>
+      <w:r>
+        <w:rPr>
+          <w:rStyle w:val="VerbatimChar"/>
+        </w:rPr>
+        <w:t xml:space="preserve">## other attached packages:</w:t>
+      </w:r>
+      <w:r>
+        <w:br/>
+      </w:r>
+      <w:r>
+        <w:rPr>
+          <w:rStyle w:val="VerbatimChar"/>
+        </w:rPr>
+        <w:t xml:space="preserve">## [1] sets_1.0-25         RBGL_1.76.0         igraph_2.2.2       </w:t>
+      </w:r>
+      <w:r>
+        <w:br/>
+      </w:r>
+      <w:r>
+        <w:rPr>
+          <w:rStyle w:val="VerbatimChar"/>
+        </w:rPr>
+        <w:t xml:space="preserve">## [4] ggm_2.5.2           gRbase_2.0.3        graph_1.82.0       </w:t>
+      </w:r>
+      <w:r>
+        <w:br/>
+      </w:r>
+      <w:r>
+        <w:rPr>
+          <w:rStyle w:val="VerbatimChar"/>
+        </w:rPr>
+        <w:t xml:space="preserve">## [7] BiocGenerics_0.50.0</w:t>
+      </w:r>
+      <w:r>
+        <w:br/>
+      </w:r>
+      <w:r>
+        <w:rPr>
+          <w:rStyle w:val="VerbatimChar"/>
+        </w:rPr>
+        <w:t xml:space="preserve">## </w:t>
+      </w:r>
+      <w:r>
+        <w:br/>
+      </w:r>
+      <w:r>
+        <w:rPr>
+          <w:rStyle w:val="VerbatimChar"/>
+        </w:rPr>
+        <w:t xml:space="preserve">## loaded via a namespace (and not attached):</w:t>
+      </w:r>
+      <w:r>
+        <w:br/>
+      </w:r>
+      <w:r>
+        <w:rPr>
+          <w:rStyle w:val="VerbatimChar"/>
+        </w:rPr>
+        <w:t xml:space="preserve">##  [1] digest_0.6.39       fastmap_1.2.0       xfun_0.56          </w:t>
+      </w:r>
+      <w:r>
+        <w:br/>
+      </w:r>
+      <w:r>
+        <w:rPr>
+          <w:rStyle w:val="VerbatimChar"/>
+        </w:rPr>
+        <w:t xml:space="preserve">##  [4] Matrix_1.7-4        lattice_0.22-9      magrittr_2.0.4     </w:t>
+      </w:r>
+      <w:r>
+        <w:br/>
+      </w:r>
+      <w:r>
+        <w:rPr>
+          <w:rStyle w:val="VerbatimChar"/>
+        </w:rPr>
+        <w:t xml:space="preserve">##  [7] knitr_1.51          pkgconfig_2.0.3     htmltools_0.5.9    </w:t>
+      </w:r>
+      <w:r>
+        <w:br/>
+      </w:r>
+      <w:r>
+        <w:rPr>
+          <w:rStyle w:val="VerbatimChar"/>
+        </w:rPr>
+        <w:t xml:space="preserve">## [10] rmarkdown_2.30      lifecycle_1.0.5     stats4_4.5.3       </w:t>
+      </w:r>
+      <w:r>
+        <w:br/>
+      </w:r>
+      <w:r>
+        <w:rPr>
+          <w:rStyle w:val="VerbatimChar"/>
+        </w:rPr>
+        <w:t xml:space="preserve">## [13] cli_3.6.5           grid_4.5.3          compiler_4.5.3     </w:t>
+      </w:r>
+      <w:r>
+        <w:br/>
+      </w:r>
+      <w:r>
+        <w:rPr>
+          <w:rStyle w:val="VerbatimChar"/>
+        </w:rPr>
+        <w:t xml:space="preserve">## [16] tools_4.5.3         evaluate_1.0.5      Rcpp_1.1.1         </w:t>
+      </w:r>
+      <w:r>
+        <w:br/>
+      </w:r>
+      <w:r>
+        <w:rPr>
+          <w:rStyle w:val="VerbatimChar"/>
+        </w:rPr>
+        <w:t xml:space="preserve">## [19] yaml_2.3.12         tcltk_4.5.3         BiocManager_1.30.27</w:t>
+      </w:r>
+      <w:r>
+        <w:br/>
+      </w:r>
+      <w:r>
+        <w:rPr>
+          <w:rStyle w:val="VerbatimChar"/>
+        </w:rPr>
+        <w:t xml:space="preserve">## [22] rlang_1.1.7</w:t>
       </w:r>
     </w:p>
     <w:bookmarkEnd w:id="42"/>
     <w:bookmarkEnd w:id="43"/>
-    <w:sectPr/>
+    <w:sectPr>
+      <w:footnotePr>
+        <w:numRestart w:val="eachSect"/>
+      </w:footnotePr>
+    </w:sectPr>
   </w:body>
 </w:document>
 </file>
@@ -9294,14 +9624,14 @@
 <file path=word/numbering.xml><?xml version="1.0" encoding="utf-8"?>
 <w:numbering xmlns:w="http://schemas.openxmlformats.org/wordprocessingml/2006/main">
   <w:abstractNum w:abstractNumId="990">
-    <w:nsid w:val="A990"/>
+    <w:nsid w:val="0000A990"/>
     <w:multiLevelType w:val="multilevel"/>
     <w:lvl w:ilvl="0">
       <w:numFmt w:val="bullet"/>
       <w:lvlText w:val=" "/>
       <w:lvlJc w:val="left"/>
       <w:pPr>
-        <w:ind w:left="720" w:hanging="480"/>
+        <w:ind w:left="720" w:hanging="360"/>
       </w:pPr>
     </w:lvl>
     <w:lvl w:ilvl="1">
@@ -9309,7 +9639,7 @@
       <w:lvlText w:val=" "/>
       <w:lvlJc w:val="left"/>
       <w:pPr>
-        <w:ind w:left="1440" w:hanging="480"/>
+        <w:ind w:left="1440" w:hanging="360"/>
       </w:pPr>
     </w:lvl>
     <w:lvl w:ilvl="2">
@@ -9317,7 +9647,7 @@
       <w:lvlText w:val=" "/>
       <w:lvlJc w:val="left"/>
       <w:pPr>
-        <w:ind w:left="2160" w:hanging="480"/>
+        <w:ind w:left="2160" w:hanging="360"/>
       </w:pPr>
     </w:lvl>
     <w:lvl w:ilvl="3">
@@ -9325,7 +9655,7 @@
       <w:lvlText w:val=" "/>
       <w:lvlJc w:val="left"/>
       <w:pPr>
-        <w:ind w:left="2880" w:hanging="480"/>
+        <w:ind w:left="2880" w:hanging="360"/>
       </w:pPr>
     </w:lvl>
     <w:lvl w:ilvl="4">
@@ -9333,7 +9663,7 @@
       <w:lvlText w:val=" "/>
       <w:lvlJc w:val="left"/>
       <w:pPr>
-        <w:ind w:left="3600" w:hanging="480"/>
+        <w:ind w:left="3600" w:hanging="360"/>
       </w:pPr>
     </w:lvl>
     <w:lvl w:ilvl="5">
@@ -9341,7 +9671,7 @@
       <w:lvlText w:val=" "/>
       <w:lvlJc w:val="left"/>
       <w:pPr>
-        <w:ind w:left="4320" w:hanging="480"/>
+        <w:ind w:left="4320" w:hanging="360"/>
       </w:pPr>
     </w:lvl>
     <w:lvl w:ilvl="6">
@@ -9349,7 +9679,7 @@
       <w:lvlText w:val=" "/>
       <w:lvlJc w:val="left"/>
       <w:pPr>
-        <w:ind w:left="5040" w:hanging="480"/>
+        <w:ind w:left="5040" w:hanging="360"/>
       </w:pPr>
     </w:lvl>
     <w:lvl w:ilvl="7">
@@ -9357,7 +9687,7 @@
       <w:lvlText w:val=" "/>
       <w:lvlJc w:val="left"/>
       <w:pPr>
-        <w:ind w:left="5760" w:hanging="480"/>
+        <w:ind w:left="5760" w:hanging="360"/>
       </w:pPr>
     </w:lvl>
     <w:lvl w:ilvl="8">
@@ -9365,84 +9695,111 @@
       <w:lvlText w:val=" "/>
       <w:lvlJc w:val="left"/>
       <w:pPr>
-        <w:ind w:left="6480" w:hanging="480"/>
+        <w:ind w:left="6480" w:hanging="360"/>
       </w:pPr>
     </w:lvl>
   </w:abstractNum>
   <w:abstractNum w:abstractNumId="991">
-    <w:nsid w:val="A991"/>
+    <w:nsid w:val="0000A991"/>
     <w:multiLevelType w:val="multilevel"/>
     <w:lvl w:ilvl="0">
       <w:numFmt w:val="bullet"/>
-      <w:lvlText w:val="•"/>
+      <w:lvlText w:val=""/>
       <w:lvlJc w:val="left"/>
       <w:pPr>
-        <w:ind w:left="720" w:hanging="480"/>
-      </w:pPr>
+        <w:ind w:left="720" w:hanging="360"/>
+      </w:pPr>
+      <w:rPr>
+        <w:rFonts w:ascii="Symbol" w:hAnsi="Symbol" w:cs="Symbol" w:hint="default"/>
+      </w:rPr>
     </w:lvl>
     <w:lvl w:ilvl="1">
       <w:numFmt w:val="bullet"/>
-      <w:lvlText w:val="–"/>
+      <w:lvlText w:val="o"/>
       <w:lvlJc w:val="left"/>
       <w:pPr>
-        <w:ind w:left="1440" w:hanging="480"/>
-      </w:pPr>
+        <w:ind w:left="1440" w:hanging="360"/>
+      </w:pPr>
+      <w:rPr>
+        <w:rFonts w:ascii="Courier New" w:hAnsi="Courier New" w:cs="Courier New" w:hint="default"/>
+      </w:rPr>
     </w:lvl>
     <w:lvl w:ilvl="2">
       <w:numFmt w:val="bullet"/>
-      <w:lvlText w:val="•"/>
+      <w:lvlText w:val=""/>
       <w:lvlJc w:val="left"/>
       <w:pPr>
-        <w:ind w:left="2160" w:hanging="480"/>
-      </w:pPr>
+        <w:ind w:left="2160" w:hanging="360"/>
+      </w:pPr>
+      <w:rPr>
+        <w:rFonts w:ascii="Wingdings" w:hAnsi="Wingdings" w:cs="Wingdings" w:hint="default"/>
+      </w:rPr>
     </w:lvl>
     <w:lvl w:ilvl="3">
       <w:numFmt w:val="bullet"/>
-      <w:lvlText w:val="–"/>
+      <w:lvlText w:val=""/>
       <w:lvlJc w:val="left"/>
       <w:pPr>
-        <w:ind w:left="2880" w:hanging="480"/>
-      </w:pPr>
+        <w:ind w:left="2880" w:hanging="360"/>
+      </w:pPr>
+      <w:rPr>
+        <w:rFonts w:ascii="Symbol" w:hAnsi="Symbol" w:cs="Symbol" w:hint="default"/>
+      </w:rPr>
     </w:lvl>
     <w:lvl w:ilvl="4">
       <w:numFmt w:val="bullet"/>
-      <w:lvlText w:val="•"/>
+      <w:lvlText w:val="o"/>
       <w:lvlJc w:val="left"/>
       <w:pPr>
-        <w:ind w:left="3600" w:hanging="480"/>
-      </w:pPr>
+        <w:ind w:left="3600" w:hanging="360"/>
+      </w:pPr>
+      <w:rPr>
+        <w:rFonts w:ascii="Courier New" w:hAnsi="Courier New" w:cs="Courier New" w:hint="default"/>
+      </w:rPr>
     </w:lvl>
     <w:lvl w:ilvl="5">
       <w:numFmt w:val="bullet"/>
-      <w:lvlText w:val="–"/>
+      <w:lvlText w:val=""/>
       <w:lvlJc w:val="left"/>
       <w:pPr>
-        <w:ind w:left="4320" w:hanging="480"/>
-      </w:pPr>
+        <w:ind w:left="4320" w:hanging="360"/>
+      </w:pPr>
+      <w:rPr>
+        <w:rFonts w:ascii="Wingdings" w:hAnsi="Wingdings" w:cs="Wingdings" w:hint="default"/>
+      </w:rPr>
     </w:lvl>
     <w:lvl w:ilvl="6">
       <w:numFmt w:val="bullet"/>
-      <w:lvlText w:val="•"/>
+      <w:lvlText w:val=""/>
       <w:lvlJc w:val="left"/>
       <w:pPr>
-        <w:ind w:left="5040" w:hanging="480"/>
-      </w:pPr>
+        <w:ind w:left="5040" w:hanging="360"/>
+      </w:pPr>
+      <w:rPr>
+        <w:rFonts w:ascii="Symbol" w:hAnsi="Symbol" w:cs="Symbol" w:hint="default"/>
+      </w:rPr>
     </w:lvl>
     <w:lvl w:ilvl="7">
       <w:numFmt w:val="bullet"/>
-      <w:lvlText w:val="–"/>
+      <w:lvlText w:val="o"/>
       <w:lvlJc w:val="left"/>
       <w:pPr>
-        <w:ind w:left="5760" w:hanging="480"/>
-      </w:pPr>
+        <w:ind w:left="5760" w:hanging="360"/>
+      </w:pPr>
+      <w:rPr>
+        <w:rFonts w:ascii="Courier New" w:hAnsi="Courier New" w:cs="Courier New" w:hint="default"/>
+      </w:rPr>
     </w:lvl>
     <w:lvl w:ilvl="8">
       <w:numFmt w:val="bullet"/>
-      <w:lvlText w:val="•"/>
+      <w:lvlText w:val=""/>
       <w:lvlJc w:val="left"/>
       <w:pPr>
-        <w:ind w:left="6480" w:hanging="480"/>
-      </w:pPr>
+        <w:ind w:left="6480" w:hanging="360"/>
+      </w:pPr>
+      <w:rPr>
+        <w:rFonts w:ascii="Wingdings" w:hAnsi="Wingdings" w:cs="Wingdings" w:hint="default"/>
+      </w:rPr>
     </w:lvl>
   </w:abstractNum>
   <w:num w:numId="1000">
@@ -9483,10 +9840,10 @@
     <w:name w:val="Body Text"/>
     <w:basedOn w:val="Normal"/>
     <w:link w:val="BodyTextChar"/>
+    <w:qFormat/>
     <w:pPr>
       <w:spacing w:after="180" w:before="180"/>
     </w:pPr>
-    <w:qFormat/>
   </w:style>
   <w:style w:customStyle="1" w:styleId="FirstParagraph" w:type="paragraph">
     <w:name w:val="First Paragraph"/>
@@ -9506,57 +9863,94 @@
     <w:name w:val="Title"/>
     <w:basedOn w:val="Normal"/>
     <w:next w:val="BodyText"/>
+    <w:link w:val="TitleChar"/>
+    <w:uiPriority w:val="10"/>
     <w:qFormat/>
+    <w:rsid w:val="00A10FD9"/>
     <w:pPr>
-      <w:keepNext/>
-      <w:keepLines/>
-      <w:spacing w:after="240" w:before="480"/>
+      <w:spacing w:after="80" w:line="240" w:lineRule="auto"/>
+      <w:contextualSpacing/>
       <w:jc w:val="center"/>
     </w:pPr>
     <w:rPr>
       <w:rFonts w:asciiTheme="majorHAnsi" w:cstheme="majorBidi" w:eastAsiaTheme="majorEastAsia" w:hAnsiTheme="majorHAnsi"/>
-      <w:b/>
-      <w:bCs/>
-      <w:color w:themeColor="accent1" w:themeShade="B5" w:val="345A8A"/>
-      <w:sz w:val="36"/>
-      <w:szCs w:val="36"/>
+      <w:sz w:val="56"/>
+      <w:szCs w:val="56"/>
+    </w:rPr>
+  </w:style>
+  <w:style w:customStyle="1" w:styleId="TitleChar" w:type="character">
+    <w:name w:val="Title Char"/>
+    <w:basedOn w:val="DefaultParagraphFont"/>
+    <w:link w:val="Title"/>
+    <w:uiPriority w:val="10"/>
+    <w:rsid w:val="00A10FD9"/>
+    <w:rPr>
+      <w:rFonts w:asciiTheme="majorHAnsi" w:cstheme="majorBidi" w:eastAsiaTheme="majorEastAsia" w:hAnsiTheme="majorHAnsi"/>
+      <w:sz w:val="56"/>
+      <w:szCs w:val="56"/>
     </w:rPr>
   </w:style>
   <w:style w:styleId="Subtitle" w:type="paragraph">
     <w:name w:val="Subtitle"/>
     <w:basedOn w:val="Title"/>
     <w:next w:val="BodyText"/>
+    <w:link w:val="SubtitleChar"/>
+    <w:uiPriority w:val="11"/>
     <w:qFormat/>
+    <w:rsid w:val="00A10FD9"/>
     <w:pPr>
-      <w:keepNext/>
-      <w:keepLines/>
-      <w:spacing w:after="240" w:before="240"/>
-      <w:jc w:val="center"/>
+      <w:numPr>
+        <w:ilvl w:val="1"/>
+      </w:numPr>
     </w:pPr>
     <w:rPr>
-      <w:sz w:val="30"/>
-      <w:szCs w:val="30"/>
+      <w:rFonts w:cstheme="majorBidi" w:eastAsiaTheme="majorEastAsia"/>
+      <w:spacing w:val="15"/>
+      <w:sz w:val="28"/>
+      <w:szCs w:val="28"/>
+    </w:rPr>
+  </w:style>
+  <w:style w:customStyle="1" w:styleId="SubtitleChar" w:type="character">
+    <w:name w:val="Subtitle Char"/>
+    <w:basedOn w:val="DefaultParagraphFont"/>
+    <w:link w:val="Subtitle"/>
+    <w:uiPriority w:val="11"/>
+    <w:rsid w:val="00A10FD9"/>
+    <w:rPr>
+      <w:rFonts w:cstheme="majorBidi" w:eastAsiaTheme="majorEastAsia"/>
+      <w:color w:themeColor="text1" w:themeTint="A6" w:val="595959"/>
+      <w:spacing w:val="15"/>
+      <w:sz w:val="28"/>
+      <w:szCs w:val="28"/>
     </w:rPr>
   </w:style>
   <w:style w:customStyle="1" w:styleId="Author" w:type="paragraph">
     <w:name w:val="Author"/>
+    <w:basedOn w:val="Title"/>
     <w:next w:val="BodyText"/>
     <w:qFormat/>
     <w:pPr>
       <w:keepNext/>
       <w:keepLines/>
-      <w:jc w:val="center"/>
     </w:pPr>
+    <w:rPr>
+      <w:sz w:val="24"/>
+      <w:szCs w:val="24"/>
+    </w:rPr>
   </w:style>
   <w:style w:styleId="Date" w:type="paragraph">
     <w:name w:val="Date"/>
+    <w:basedOn w:val="Title"/>
     <w:next w:val="BodyText"/>
     <w:qFormat/>
     <w:pPr>
       <w:keepNext/>
       <w:keepLines/>
-      <w:jc w:val="center"/>
     </w:pPr>
+    <w:rPr>
+      <w:sz w:val="24"/>
+      <w:szCs w:val="24"/>
+    </w:rPr>
   </w:style>
   <w:style w:customStyle="1" w:styleId="AbstractTitle" w:type="paragraph">
     <w:name w:val="Abstract Title"/>
@@ -9566,15 +9960,13 @@
     <w:pPr>
       <w:keepNext/>
       <w:keepLines/>
+      <w:spacing w:after="0" w:before="300"/>
       <w:jc w:val="center"/>
-      <w:spacing w:after="0" w:before="300"/>
     </w:pPr>
     <w:rPr>
+      <w:b/>
       <w:sz w:val="20"/>
       <w:szCs w:val="20"/>
-      <w:b/>
-      <w:color w:val="345A8A"/>
-      &gt;
     </w:rPr>
   </w:style>
   <w:style w:customStyle="1" w:styleId="Abstract" w:type="paragraph">
@@ -9601,191 +9993,321 @@
     <w:rPr/>
   </w:style>
   <w:style w:styleId="Heading1" w:type="paragraph">
-    <w:name w:val="Heading 1"/>
+    <w:name w:val="heading 1"/>
     <w:basedOn w:val="Normal"/>
     <w:next w:val="BodyText"/>
+    <w:link w:val="Heading1Char"/>
     <w:uiPriority w:val="9"/>
     <w:qFormat/>
+    <w:rsid w:val="00A10FD9"/>
     <w:pPr>
       <w:keepNext/>
       <w:keepLines/>
-      <w:spacing w:after="0" w:before="480"/>
+      <w:spacing w:after="80" w:before="360"/>
       <w:outlineLvl w:val="0"/>
     </w:pPr>
     <w:rPr>
       <w:rFonts w:asciiTheme="majorHAnsi" w:cstheme="majorBidi" w:eastAsiaTheme="majorEastAsia" w:hAnsiTheme="majorHAnsi"/>
-      <w:b/>
-      <w:bCs/>
-      <w:color w:themeColor="accent1" w:val="4F81BD"/>
+      <w:color w:themeColor="accent1" w:themeShade="BF" w:val="0F4761"/>
+      <w:sz w:val="40"/>
+      <w:szCs w:val="40"/>
+    </w:rPr>
+  </w:style>
+  <w:style w:styleId="Heading2" w:type="paragraph">
+    <w:name w:val="heading 2"/>
+    <w:basedOn w:val="Normal"/>
+    <w:next w:val="BodyText"/>
+    <w:link w:val="Heading2Char"/>
+    <w:uiPriority w:val="9"/>
+    <w:semiHidden/>
+    <w:unhideWhenUsed/>
+    <w:qFormat/>
+    <w:rsid w:val="00A10FD9"/>
+    <w:pPr>
+      <w:keepNext/>
+      <w:keepLines/>
+      <w:spacing w:after="80" w:before="160"/>
+      <w:outlineLvl w:val="1"/>
+    </w:pPr>
+    <w:rPr>
+      <w:rFonts w:asciiTheme="majorHAnsi" w:cstheme="majorBidi" w:eastAsiaTheme="majorEastAsia" w:hAnsiTheme="majorHAnsi"/>
+      <w:color w:themeColor="accent1" w:themeShade="BF" w:val="0F4761"/>
       <w:sz w:val="32"/>
       <w:szCs w:val="32"/>
     </w:rPr>
   </w:style>
-  <w:style w:styleId="Heading2" w:type="paragraph">
-    <w:name w:val="Heading 2"/>
+  <w:style w:styleId="Heading3" w:type="paragraph">
+    <w:name w:val="heading 3"/>
     <w:basedOn w:val="Normal"/>
     <w:next w:val="BodyText"/>
+    <w:link w:val="Heading3Char"/>
     <w:uiPriority w:val="9"/>
+    <w:semiHidden/>
     <w:unhideWhenUsed/>
     <w:qFormat/>
+    <w:rsid w:val="00A10FD9"/>
     <w:pPr>
       <w:keepNext/>
       <w:keepLines/>
-      <w:spacing w:after="0" w:before="200"/>
-      <w:outlineLvl w:val="1"/>
+      <w:spacing w:after="80" w:before="160"/>
+      <w:outlineLvl w:val="2"/>
     </w:pPr>
     <w:rPr>
-      <w:rFonts w:asciiTheme="majorHAnsi" w:cstheme="majorBidi" w:eastAsiaTheme="majorEastAsia" w:hAnsiTheme="majorHAnsi"/>
-      <w:b/>
-      <w:bCs/>
-      <w:color w:themeColor="accent1" w:val="4F81BD"/>
+      <w:rFonts w:cstheme="majorBidi" w:eastAsiaTheme="majorEastAsia"/>
+      <w:color w:themeColor="accent1" w:themeShade="BF" w:val="0F4761"/>
       <w:sz w:val="28"/>
       <w:szCs w:val="28"/>
     </w:rPr>
   </w:style>
-  <w:style w:styleId="Heading3" w:type="paragraph">
-    <w:name w:val="Heading 3"/>
+  <w:style w:styleId="Heading4" w:type="paragraph">
+    <w:name w:val="heading 4"/>
     <w:basedOn w:val="Normal"/>
     <w:next w:val="BodyText"/>
+    <w:link w:val="Heading4Char"/>
     <w:uiPriority w:val="9"/>
+    <w:semiHidden/>
     <w:unhideWhenUsed/>
     <w:qFormat/>
+    <w:rsid w:val="00A10FD9"/>
     <w:pPr>
       <w:keepNext/>
       <w:keepLines/>
-      <w:spacing w:after="0" w:before="200"/>
-      <w:outlineLvl w:val="2"/>
+      <w:spacing w:after="40" w:before="80"/>
+      <w:outlineLvl w:val="3"/>
     </w:pPr>
     <w:rPr>
-      <w:rFonts w:asciiTheme="majorHAnsi" w:cstheme="majorBidi" w:eastAsiaTheme="majorEastAsia" w:hAnsiTheme="majorHAnsi"/>
-      <w:b/>
-      <w:bCs/>
-      <w:color w:themeColor="accent1" w:val="4F81BD"/>
-      <w:sz w:val="24"/>
-      <w:szCs w:val="24"/>
+      <w:rFonts w:cstheme="majorBidi" w:eastAsiaTheme="majorEastAsia"/>
+      <w:i/>
+      <w:iCs/>
+      <w:color w:themeColor="accent1" w:themeShade="BF" w:val="0F4761"/>
     </w:rPr>
   </w:style>
-  <w:style w:styleId="Heading4" w:type="paragraph">
-    <w:name w:val="Heading 4"/>
+  <w:style w:styleId="Heading5" w:type="paragraph">
+    <w:name w:val="heading 5"/>
     <w:basedOn w:val="Normal"/>
     <w:next w:val="BodyText"/>
+    <w:link w:val="Heading5Char"/>
     <w:uiPriority w:val="9"/>
+    <w:semiHidden/>
     <w:unhideWhenUsed/>
     <w:qFormat/>
+    <w:rsid w:val="00A10FD9"/>
     <w:pPr>
       <w:keepNext/>
       <w:keepLines/>
-      <w:spacing w:after="0" w:before="200"/>
-      <w:outlineLvl w:val="3"/>
+      <w:spacing w:after="40" w:before="80"/>
+      <w:outlineLvl w:val="4"/>
     </w:pPr>
     <w:rPr>
-      <w:rFonts w:asciiTheme="majorHAnsi" w:cstheme="majorBidi" w:eastAsiaTheme="majorEastAsia" w:hAnsiTheme="majorHAnsi"/>
-      <w:i/>
-      <w:bCs/>
-      <w:color w:themeColor="accent1" w:val="4F81BD"/>
-      <w:sz w:val="24"/>
-      <w:szCs w:val="24"/>
+      <w:rFonts w:cstheme="majorBidi" w:eastAsiaTheme="majorEastAsia"/>
+      <w:color w:themeColor="accent1" w:themeShade="BF" w:val="0F4761"/>
     </w:rPr>
   </w:style>
-  <w:style w:styleId="Heading5" w:type="paragraph">
-    <w:name w:val="Heading 5"/>
+  <w:style w:styleId="Heading6" w:type="paragraph">
+    <w:name w:val="heading 6"/>
     <w:basedOn w:val="Normal"/>
     <w:next w:val="BodyText"/>
+    <w:link w:val="Heading6Char"/>
     <w:uiPriority w:val="9"/>
+    <w:semiHidden/>
     <w:unhideWhenUsed/>
     <w:qFormat/>
+    <w:rsid w:val="00A10FD9"/>
     <w:pPr>
       <w:keepNext/>
       <w:keepLines/>
-      <w:spacing w:after="0" w:before="200"/>
-      <w:outlineLvl w:val="4"/>
+      <w:spacing w:after="0" w:before="40"/>
+      <w:outlineLvl w:val="5"/>
     </w:pPr>
     <w:rPr>
-      <w:rFonts w:asciiTheme="majorHAnsi" w:cstheme="majorBidi" w:eastAsiaTheme="majorEastAsia" w:hAnsiTheme="majorHAnsi"/>
+      <w:rFonts w:cstheme="majorBidi" w:eastAsiaTheme="majorEastAsia"/>
+      <w:i/>
       <w:iCs/>
-      <w:color w:themeColor="accent1" w:val="4F81BD"/>
-      <w:sz w:val="24"/>
-      <w:szCs w:val="24"/>
+      <w:color w:themeColor="text1" w:themeTint="A6" w:val="595959"/>
     </w:rPr>
   </w:style>
-  <w:style w:styleId="Heading6" w:type="paragraph">
-    <w:name w:val="Heading 6"/>
+  <w:style w:styleId="Heading7" w:type="paragraph">
+    <w:name w:val="heading 7"/>
     <w:basedOn w:val="Normal"/>
     <w:next w:val="BodyText"/>
+    <w:link w:val="Heading7Char"/>
     <w:uiPriority w:val="9"/>
+    <w:semiHidden/>
     <w:unhideWhenUsed/>
     <w:qFormat/>
+    <w:rsid w:val="00A10FD9"/>
     <w:pPr>
       <w:keepNext/>
       <w:keepLines/>
-      <w:spacing w:after="0" w:before="200"/>
-      <w:outlineLvl w:val="5"/>
+      <w:spacing w:after="0" w:before="40"/>
+      <w:outlineLvl w:val="6"/>
     </w:pPr>
     <w:rPr>
-      <w:rFonts w:asciiTheme="majorHAnsi" w:cstheme="majorBidi" w:eastAsiaTheme="majorEastAsia" w:hAnsiTheme="majorHAnsi"/>
-      <w:color w:themeColor="accent1" w:val="4F81BD"/>
-      <w:sz w:val="24"/>
-      <w:szCs w:val="24"/>
+      <w:rFonts w:cstheme="majorBidi" w:eastAsiaTheme="majorEastAsia"/>
+      <w:color w:themeColor="text1" w:themeTint="A6" w:val="595959"/>
     </w:rPr>
   </w:style>
-  <w:style w:styleId="Heading7" w:type="paragraph">
-    <w:name w:val="Heading 7"/>
+  <w:style w:styleId="Heading8" w:type="paragraph">
+    <w:name w:val="heading 8"/>
     <w:basedOn w:val="Normal"/>
     <w:next w:val="BodyText"/>
+    <w:link w:val="Heading8Char"/>
     <w:uiPriority w:val="9"/>
+    <w:semiHidden/>
     <w:unhideWhenUsed/>
     <w:qFormat/>
+    <w:rsid w:val="00A10FD9"/>
     <w:pPr>
       <w:keepNext/>
       <w:keepLines/>
-      <w:spacing w:after="0" w:before="200"/>
-      <w:outlineLvl w:val="6"/>
+      <w:spacing w:after="0"/>
+      <w:outlineLvl w:val="7"/>
     </w:pPr>
     <w:rPr>
-      <w:rFonts w:asciiTheme="majorHAnsi" w:cstheme="majorBidi" w:eastAsiaTheme="majorEastAsia" w:hAnsiTheme="majorHAnsi"/>
-      <w:color w:themeColor="accent1" w:val="4F81BD"/>
-      <w:sz w:val="24"/>
-      <w:szCs w:val="24"/>
+      <w:rFonts w:cstheme="majorBidi" w:eastAsiaTheme="majorEastAsia"/>
+      <w:i/>
+      <w:iCs/>
+      <w:color w:themeColor="text1" w:themeTint="D8" w:val="272727"/>
     </w:rPr>
   </w:style>
-  <w:style w:styleId="Heading8" w:type="paragraph">
-    <w:name w:val="Heading 8"/>
+  <w:style w:styleId="Heading9" w:type="paragraph">
+    <w:name w:val="heading 9"/>
     <w:basedOn w:val="Normal"/>
     <w:next w:val="BodyText"/>
+    <w:link w:val="Heading9Char"/>
     <w:uiPriority w:val="9"/>
+    <w:semiHidden/>
     <w:unhideWhenUsed/>
     <w:qFormat/>
+    <w:rsid w:val="00A10FD9"/>
     <w:pPr>
       <w:keepNext/>
       <w:keepLines/>
-      <w:spacing w:after="0" w:before="200"/>
-      <w:outlineLvl w:val="7"/>
-    </w:pPr>
-    <w:rPr>
-      <w:rFonts w:asciiTheme="majorHAnsi" w:cstheme="majorBidi" w:eastAsiaTheme="majorEastAsia" w:hAnsiTheme="majorHAnsi"/>
-      <w:color w:themeColor="accent1" w:val="4F81BD"/>
-      <w:sz w:val="24"/>
-      <w:szCs w:val="24"/>
-    </w:rPr>
-  </w:style>
-  <w:style w:styleId="Heading9" w:type="paragraph">
-    <w:name w:val="Heading 9"/>
-    <w:basedOn w:val="Normal"/>
-    <w:next w:val="BodyText"/>
-    <w:uiPriority w:val="9"/>
-    <w:unhideWhenUsed/>
-    <w:qFormat/>
-    <w:pPr>
-      <w:keepNext/>
-      <w:keepLines/>
-      <w:spacing w:after="0" w:before="200"/>
+      <w:spacing w:after="0"/>
       <w:outlineLvl w:val="8"/>
     </w:pPr>
     <w:rPr>
+      <w:rFonts w:cstheme="majorBidi" w:eastAsiaTheme="majorEastAsia"/>
+      <w:color w:themeColor="text1" w:themeTint="D8" w:val="272727"/>
+    </w:rPr>
+  </w:style>
+  <w:style w:customStyle="1" w:styleId="Heading1Char" w:type="character">
+    <w:name w:val="Heading 1 Char"/>
+    <w:basedOn w:val="DefaultParagraphFont"/>
+    <w:link w:val="Heading1"/>
+    <w:uiPriority w:val="9"/>
+    <w:rsid w:val="00A10FD9"/>
+    <w:rPr>
       <w:rFonts w:asciiTheme="majorHAnsi" w:cstheme="majorBidi" w:eastAsiaTheme="majorEastAsia" w:hAnsiTheme="majorHAnsi"/>
-      <w:color w:themeColor="accent1" w:val="4F81BD"/>
-      <w:sz w:val="24"/>
-      <w:szCs w:val="24"/>
+      <w:color w:themeColor="accent1" w:themeShade="BF" w:val="0F4761"/>
+      <w:sz w:val="40"/>
+      <w:szCs w:val="40"/>
+    </w:rPr>
+  </w:style>
+  <w:style w:customStyle="1" w:styleId="Heading2Char" w:type="character">
+    <w:name w:val="Heading 2 Char"/>
+    <w:basedOn w:val="DefaultParagraphFont"/>
+    <w:link w:val="Heading2"/>
+    <w:uiPriority w:val="9"/>
+    <w:semiHidden/>
+    <w:rsid w:val="00A10FD9"/>
+    <w:rPr>
+      <w:rFonts w:asciiTheme="majorHAnsi" w:cstheme="majorBidi" w:eastAsiaTheme="majorEastAsia" w:hAnsiTheme="majorHAnsi"/>
+      <w:color w:themeColor="accent1" w:themeShade="BF" w:val="0F4761"/>
+      <w:sz w:val="32"/>
+      <w:szCs w:val="32"/>
+    </w:rPr>
+  </w:style>
+  <w:style w:customStyle="1" w:styleId="Heading3Char" w:type="character">
+    <w:name w:val="Heading 3 Char"/>
+    <w:basedOn w:val="DefaultParagraphFont"/>
+    <w:link w:val="Heading3"/>
+    <w:uiPriority w:val="9"/>
+    <w:semiHidden/>
+    <w:rsid w:val="00A10FD9"/>
+    <w:rPr>
+      <w:rFonts w:cstheme="majorBidi" w:eastAsiaTheme="majorEastAsia"/>
+      <w:color w:themeColor="accent1" w:themeShade="BF" w:val="0F4761"/>
+      <w:sz w:val="28"/>
+      <w:szCs w:val="28"/>
+    </w:rPr>
+  </w:style>
+  <w:style w:customStyle="1" w:styleId="Heading4Char" w:type="character">
+    <w:name w:val="Heading 4 Char"/>
+    <w:basedOn w:val="DefaultParagraphFont"/>
+    <w:link w:val="Heading4"/>
+    <w:uiPriority w:val="9"/>
+    <w:semiHidden/>
+    <w:rsid w:val="00A10FD9"/>
+    <w:rPr>
+      <w:rFonts w:cstheme="majorBidi" w:eastAsiaTheme="majorEastAsia"/>
+      <w:i/>
+      <w:iCs/>
+      <w:color w:themeColor="accent1" w:themeShade="BF" w:val="0F4761"/>
+    </w:rPr>
+  </w:style>
+  <w:style w:customStyle="1" w:styleId="Heading5Char" w:type="character">
+    <w:name w:val="Heading 5 Char"/>
+    <w:basedOn w:val="DefaultParagraphFont"/>
+    <w:link w:val="Heading5"/>
+    <w:uiPriority w:val="9"/>
+    <w:semiHidden/>
+    <w:rsid w:val="00A10FD9"/>
+    <w:rPr>
+      <w:rFonts w:cstheme="majorBidi" w:eastAsiaTheme="majorEastAsia"/>
+      <w:color w:themeColor="accent1" w:themeShade="BF" w:val="0F4761"/>
+    </w:rPr>
+  </w:style>
+  <w:style w:customStyle="1" w:styleId="Heading6Char" w:type="character">
+    <w:name w:val="Heading 6 Char"/>
+    <w:basedOn w:val="DefaultParagraphFont"/>
+    <w:link w:val="Heading6"/>
+    <w:uiPriority w:val="9"/>
+    <w:semiHidden/>
+    <w:rsid w:val="00A10FD9"/>
+    <w:rPr>
+      <w:rFonts w:cstheme="majorBidi" w:eastAsiaTheme="majorEastAsia"/>
+      <w:i/>
+      <w:iCs/>
+      <w:color w:themeColor="text1" w:themeTint="A6" w:val="595959"/>
+    </w:rPr>
+  </w:style>
+  <w:style w:customStyle="1" w:styleId="Heading7Char" w:type="character">
+    <w:name w:val="Heading 7 Char"/>
+    <w:basedOn w:val="DefaultParagraphFont"/>
+    <w:link w:val="Heading7"/>
+    <w:uiPriority w:val="9"/>
+    <w:semiHidden/>
+    <w:rsid w:val="00A10FD9"/>
+    <w:rPr>
+      <w:rFonts w:cstheme="majorBidi" w:eastAsiaTheme="majorEastAsia"/>
+      <w:color w:themeColor="text1" w:themeTint="A6" w:val="595959"/>
+    </w:rPr>
+  </w:style>
+  <w:style w:customStyle="1" w:styleId="Heading8Char" w:type="character">
+    <w:name w:val="Heading 8 Char"/>
+    <w:basedOn w:val="DefaultParagraphFont"/>
+    <w:link w:val="Heading8"/>
+    <w:uiPriority w:val="9"/>
+    <w:semiHidden/>
+    <w:rsid w:val="00A10FD9"/>
+    <w:rPr>
+      <w:rFonts w:cstheme="majorBidi" w:eastAsiaTheme="majorEastAsia"/>
+      <w:i/>
+      <w:iCs/>
+      <w:color w:themeColor="text1" w:themeTint="D8" w:val="272727"/>
+    </w:rPr>
+  </w:style>
+  <w:style w:customStyle="1" w:styleId="Heading9Char" w:type="character">
+    <w:name w:val="Heading 9 Char"/>
+    <w:basedOn w:val="DefaultParagraphFont"/>
+    <w:link w:val="Heading9"/>
+    <w:uiPriority w:val="9"/>
+    <w:semiHidden/>
+    <w:rsid w:val="00A10FD9"/>
+    <w:rPr>
+      <w:rFonts w:cstheme="majorBidi" w:eastAsiaTheme="majorEastAsia"/>
+      <w:color w:themeColor="text1" w:themeTint="D8" w:val="272727"/>
     </w:rPr>
   </w:style>
   <w:style w:styleId="BlockText" w:type="paragraph">
@@ -9810,8 +10332,8 @@
   </w:style>
   <w:style w:styleId="FootnoteBlockText" w:type="paragraph">
     <w:name w:val="Footnote Block Text"/>
-    <w:basedOn w:val="Footnote Text"/>
-    <w:next w:val="Footnote Text"/>
+    <w:basedOn w:val="FootnoteText"/>
+    <w:next w:val="FootnoteText"/>
     <w:uiPriority w:val="9"/>
     <w:unhideWhenUsed/>
     <w:qFormat/>
@@ -9849,10 +10371,10 @@
         <w:jc w:val="left"/>
       </w:trPr>
       <w:tcPr>
-        <w:vAlign w:val="bottom"/>
         <w:tcBorders>
           <w:bottom w:val="single"/>
         </w:tcBorders>
+        <w:vAlign w:val="bottom"/>
       </w:tcPr>
     </w:tblStylePr>
   </w:style>
@@ -9968,9 +10490,9 @@
     <w:name w:val="KeywordTok"/>
     <w:basedOn w:val="VerbatimChar"/>
     <w:rPr>
+      <w:b/>
       <w:color w:val="204a87"/>
       <w:shd w:val="clear" w:fill="f8f8f8"/>
-      <w:b/>
     </w:rPr>
   </w:style>
   <w:style w:type="character" w:customStyle="1" w:styleId="DataTypeTok">
@@ -10025,9 +10547,9 @@
     <w:name w:val="SpecialCharTok"/>
     <w:basedOn w:val="VerbatimChar"/>
     <w:rPr>
+      <w:b/>
       <w:color w:val="ce5c00"/>
       <w:shd w:val="clear" w:fill="f8f8f8"/>
-      <w:b/>
     </w:rPr>
   </w:style>
   <w:style w:type="character" w:customStyle="1" w:styleId="StringTok">
@@ -10065,39 +10587,39 @@
     <w:name w:val="CommentTok"/>
     <w:basedOn w:val="VerbatimChar"/>
     <w:rPr>
+      <w:i/>
       <w:color w:val="8f5902"/>
       <w:shd w:val="clear" w:fill="f8f8f8"/>
-      <w:i/>
     </w:rPr>
   </w:style>
   <w:style w:type="character" w:customStyle="1" w:styleId="DocumentationTok">
     <w:name w:val="DocumentationTok"/>
     <w:basedOn w:val="VerbatimChar"/>
     <w:rPr>
+      <w:b/>
+      <w:i/>
       <w:color w:val="8f5902"/>
       <w:shd w:val="clear" w:fill="f8f8f8"/>
-      <w:b/>
-      <w:i/>
     </w:rPr>
   </w:style>
   <w:style w:type="character" w:customStyle="1" w:styleId="AnnotationTok">
     <w:name w:val="AnnotationTok"/>
     <w:basedOn w:val="VerbatimChar"/>
     <w:rPr>
+      <w:b/>
+      <w:i/>
       <w:color w:val="8f5902"/>
       <w:shd w:val="clear" w:fill="f8f8f8"/>
-      <w:b/>
-      <w:i/>
     </w:rPr>
   </w:style>
   <w:style w:type="character" w:customStyle="1" w:styleId="CommentVarTok">
     <w:name w:val="CommentVarTok"/>
     <w:basedOn w:val="VerbatimChar"/>
     <w:rPr>
+      <w:b/>
+      <w:i/>
       <w:color w:val="8f5902"/>
       <w:shd w:val="clear" w:fill="f8f8f8"/>
-      <w:b/>
-      <w:i/>
     </w:rPr>
   </w:style>
   <w:style w:type="character" w:customStyle="1" w:styleId="OtherTok">
@@ -10112,9 +10634,9 @@
     <w:name w:val="FunctionTok"/>
     <w:basedOn w:val="VerbatimChar"/>
     <w:rPr>
+      <w:b/>
       <w:color w:val="204a87"/>
       <w:shd w:val="clear" w:fill="f8f8f8"/>
-      <w:b/>
     </w:rPr>
   </w:style>
   <w:style w:type="character" w:customStyle="1" w:styleId="VariableTok">
@@ -10129,18 +10651,18 @@
     <w:name w:val="ControlFlowTok"/>
     <w:basedOn w:val="VerbatimChar"/>
     <w:rPr>
+      <w:b/>
       <w:color w:val="204a87"/>
       <w:shd w:val="clear" w:fill="f8f8f8"/>
-      <w:b/>
     </w:rPr>
   </w:style>
   <w:style w:type="character" w:customStyle="1" w:styleId="OperatorTok">
     <w:name w:val="OperatorTok"/>
     <w:basedOn w:val="VerbatimChar"/>
     <w:rPr>
+      <w:b/>
       <w:color w:val="ce5c00"/>
       <w:shd w:val="clear" w:fill="f8f8f8"/>
-      <w:b/>
     </w:rPr>
   </w:style>
   <w:style w:type="character" w:customStyle="1" w:styleId="BuiltInTok">
@@ -10161,9 +10683,9 @@
     <w:name w:val="PreprocessorTok"/>
     <w:basedOn w:val="VerbatimChar"/>
     <w:rPr>
+      <w:i/>
       <w:color w:val="8f5902"/>
       <w:shd w:val="clear" w:fill="f8f8f8"/>
-      <w:i/>
     </w:rPr>
   </w:style>
   <w:style w:type="character" w:customStyle="1" w:styleId="AttributeTok">
@@ -10185,20 +10707,20 @@
     <w:name w:val="InformationTok"/>
     <w:basedOn w:val="VerbatimChar"/>
     <w:rPr>
+      <w:b/>
+      <w:i/>
       <w:color w:val="8f5902"/>
       <w:shd w:val="clear" w:fill="f8f8f8"/>
-      <w:b/>
-      <w:i/>
     </w:rPr>
   </w:style>
   <w:style w:type="character" w:customStyle="1" w:styleId="WarningTok">
     <w:name w:val="WarningTok"/>
     <w:basedOn w:val="VerbatimChar"/>
     <w:rPr>
+      <w:b/>
+      <w:i/>
       <w:color w:val="8f5902"/>
       <w:shd w:val="clear" w:fill="f8f8f8"/>
-      <w:b/>
-      <w:i/>
     </w:rPr>
   </w:style>
   <w:style w:type="character" w:customStyle="1" w:styleId="AlertTok">
@@ -10213,9 +10735,9 @@
     <w:name w:val="ErrorTok"/>
     <w:basedOn w:val="VerbatimChar"/>
     <w:rPr>
+      <w:b/>
       <w:color w:val="a40000"/>
       <w:shd w:val="clear" w:fill="f8f8f8"/>
-      <w:b/>
     </w:rPr>
   </w:style>
   <w:style w:type="character" w:customStyle="1" w:styleId="NormalTok">
@@ -10239,44 +10761,44 @@
         <a:sysClr val="window" lastClr="FFFFFF"/>
       </a:lt1>
       <a:dk2>
-        <a:srgbClr val="1F497D"/>
+        <a:srgbClr val="0E2841"/>
       </a:dk2>
       <a:lt2>
-        <a:srgbClr val="EEECE1"/>
+        <a:srgbClr val="E8E8E8"/>
       </a:lt2>
       <a:accent1>
-        <a:srgbClr val="4F81BD"/>
+        <a:srgbClr val="156082"/>
       </a:accent1>
       <a:accent2>
-        <a:srgbClr val="C0504D"/>
+        <a:srgbClr val="E97132"/>
       </a:accent2>
       <a:accent3>
-        <a:srgbClr val="9BBB59"/>
+        <a:srgbClr val="196B24"/>
       </a:accent3>
       <a:accent4>
-        <a:srgbClr val="8064A2"/>
+        <a:srgbClr val="0F9ED5"/>
       </a:accent4>
       <a:accent5>
-        <a:srgbClr val="4BACC6"/>
+        <a:srgbClr val="A02B93"/>
       </a:accent5>
       <a:accent6>
-        <a:srgbClr val="F79646"/>
+        <a:srgbClr val="4EA72E"/>
       </a:accent6>
       <a:hlink>
-        <a:srgbClr val="0000FF"/>
+        <a:srgbClr val="467886"/>
       </a:hlink>
       <a:folHlink>
-        <a:srgbClr val="800080"/>
+        <a:srgbClr val="96607D"/>
       </a:folHlink>
     </a:clrScheme>
     <a:fontScheme name="Office">
       <a:majorFont>
-        <a:latin typeface="Calibri"/>
+        <a:latin typeface="Aptos Display" panose="02110004020202020204"/>
         <a:ea typeface=""/>
         <a:cs typeface=""/>
-        <a:font script="Jpan" typeface="ＭＳ ゴシック"/>
+        <a:font script="Jpan" typeface="游ゴシック Light"/>
         <a:font script="Hang" typeface="맑은 고딕"/>
-        <a:font script="Hans" typeface="宋体"/>
+        <a:font script="Hans" typeface="等线 Light"/>
         <a:font script="Hant" typeface="新細明體"/>
         <a:font script="Arab" typeface="Times New Roman"/>
         <a:font script="Hebr" typeface="Times New Roman"/>
@@ -10303,14 +10825,32 @@
         <a:font script="Mong" typeface="Mongolian Baiti"/>
         <a:font script="Viet" typeface="Times New Roman"/>
         <a:font script="Uigh" typeface="Microsoft Uighur"/>
+        <a:font script="Geor" typeface="Sylfaen"/>
+        <a:font script="Armn" typeface="Arial"/>
+        <a:font script="Bugi" typeface="Leelawadee UI"/>
+        <a:font script="Bopo" typeface="Microsoft JhengHei"/>
+        <a:font script="Java" typeface="Javanese Text"/>
+        <a:font script="Lisu" typeface="Segoe UI"/>
+        <a:font script="Mymr" typeface="Myanmar Text"/>
+        <a:font script="Nkoo" typeface="Ebrima"/>
+        <a:font script="Olck" typeface="Nirmala UI"/>
+        <a:font script="Osma" typeface="Ebrima"/>
+        <a:font script="Phag" typeface="Phagspa"/>
+        <a:font script="Syrn" typeface="Estrangelo Edessa"/>
+        <a:font script="Syrj" typeface="Estrangelo Edessa"/>
+        <a:font script="Syre" typeface="Estrangelo Edessa"/>
+        <a:font script="Sora" typeface="Nirmala UI"/>
+        <a:font script="Tale" typeface="Microsoft Tai Le"/>
+        <a:font script="Talu" typeface="Microsoft New Tai Lue"/>
+        <a:font script="Tfng" typeface="Ebrima"/>
       </a:majorFont>
       <a:minorFont>
-        <a:latin typeface="Cambria"/>
+        <a:latin typeface="Aptos" panose="02110004020202020204"/>
         <a:ea typeface=""/>
         <a:cs typeface=""/>
-        <a:font script="Jpan" typeface="ＭＳ 明朝"/>
+        <a:font script="Jpan" typeface="游明朝"/>
         <a:font script="Hang" typeface="맑은 고딕"/>
-        <a:font script="Hans" typeface="宋体"/>
+        <a:font script="Hans" typeface="等线"/>
         <a:font script="Hant" typeface="新細明體"/>
         <a:font script="Arab" typeface="Arial"/>
         <a:font script="Hebr" typeface="Arial"/>
@@ -10337,6 +10877,24 @@
         <a:font script="Mong" typeface="Mongolian Baiti"/>
         <a:font script="Viet" typeface="Arial"/>
         <a:font script="Uigh" typeface="Microsoft Uighur"/>
+        <a:font script="Geor" typeface="Sylfaen"/>
+        <a:font script="Armn" typeface="Arial"/>
+        <a:font script="Bugi" typeface="Leelawadee UI"/>
+        <a:font script="Bopo" typeface="Microsoft JhengHei"/>
+        <a:font script="Java" typeface="Javanese Text"/>
+        <a:font script="Lisu" typeface="Segoe UI"/>
+        <a:font script="Mymr" typeface="Myanmar Text"/>
+        <a:font script="Nkoo" typeface="Ebrima"/>
+        <a:font script="Olck" typeface="Nirmala UI"/>
+        <a:font script="Osma" typeface="Ebrima"/>
+        <a:font script="Phag" typeface="Phagspa"/>
+        <a:font script="Syrn" typeface="Estrangelo Edessa"/>
+        <a:font script="Syrj" typeface="Estrangelo Edessa"/>
+        <a:font script="Syre" typeface="Estrangelo Edessa"/>
+        <a:font script="Sora" typeface="Nirmala UI"/>
+        <a:font script="Tale" typeface="Microsoft Tai Le"/>
+        <a:font script="Talu" typeface="Microsoft New Tai Lue"/>
+        <a:font script="Tfng" typeface="Ebrima"/>
       </a:minorFont>
     </a:fontScheme>
     <a:fmtScheme name="Office">
@@ -10348,200 +10906,141 @@
           <a:gsLst>
             <a:gs pos="0">
               <a:schemeClr val="phClr">
-                <a:tint val="50000"/>
-                <a:satMod val="300000"/>
+                <a:lumMod val="110000"/>
+                <a:satMod val="105000"/>
+                <a:tint val="67000"/>
               </a:schemeClr>
             </a:gs>
-            <a:gs pos="35000">
+            <a:gs pos="50000">
               <a:schemeClr val="phClr">
-                <a:tint val="37000"/>
-                <a:satMod val="300000"/>
+                <a:lumMod val="105000"/>
+                <a:satMod val="103000"/>
+                <a:tint val="73000"/>
               </a:schemeClr>
             </a:gs>
             <a:gs pos="100000">
               <a:schemeClr val="phClr">
-                <a:tint val="15000"/>
-                <a:satMod val="350000"/>
+                <a:lumMod val="105000"/>
+                <a:satMod val="109000"/>
+                <a:tint val="81000"/>
               </a:schemeClr>
             </a:gs>
           </a:gsLst>
-          <a:lin ang="16200000" scaled="1"/>
+          <a:lin ang="5400000" scaled="0"/>
         </a:gradFill>
         <a:gradFill rotWithShape="1">
           <a:gsLst>
             <a:gs pos="0">
               <a:schemeClr val="phClr">
-                <a:tint val="100000"/>
+                <a:satMod val="103000"/>
+                <a:lumMod val="102000"/>
+                <a:tint val="94000"/>
+              </a:schemeClr>
+            </a:gs>
+            <a:gs pos="50000">
+              <a:schemeClr val="phClr">
+                <a:satMod val="110000"/>
+                <a:lumMod val="100000"/>
                 <a:shade val="100000"/>
-                <a:satMod val="130000"/>
               </a:schemeClr>
             </a:gs>
             <a:gs pos="100000">
               <a:schemeClr val="phClr">
-                <a:tint val="50000"/>
-                <a:shade val="100000"/>
-                <a:satMod val="350000"/>
+                <a:lumMod val="99000"/>
+                <a:satMod val="120000"/>
+                <a:shade val="78000"/>
               </a:schemeClr>
             </a:gs>
           </a:gsLst>
-          <a:lin ang="16200000" scaled="0"/>
+          <a:lin ang="5400000" scaled="0"/>
         </a:gradFill>
       </a:fillStyleLst>
       <a:lnStyleLst>
-        <a:ln w="9525" cap="flat" cmpd="sng" algn="ctr">
-          <a:solidFill>
-            <a:schemeClr val="phClr">
-              <a:shade val="95000"/>
-              <a:satMod val="105000"/>
-            </a:schemeClr>
-          </a:solidFill>
-          <a:prstDash val="solid"/>
-        </a:ln>
-        <a:ln w="25400" cap="flat" cmpd="sng" algn="ctr">
+        <a:ln w="6350" cap="flat" cmpd="sng" algn="ctr">
           <a:solidFill>
             <a:schemeClr val="phClr"/>
           </a:solidFill>
           <a:prstDash val="solid"/>
+          <a:miter lim="800000"/>
         </a:ln>
-        <a:ln w="38100" cap="flat" cmpd="sng" algn="ctr">
+        <a:ln w="12700" cap="flat" cmpd="sng" algn="ctr">
           <a:solidFill>
             <a:schemeClr val="phClr"/>
           </a:solidFill>
           <a:prstDash val="solid"/>
+          <a:miter lim="800000"/>
+        </a:ln>
+        <a:ln w="19050" cap="flat" cmpd="sng" algn="ctr">
+          <a:solidFill>
+            <a:schemeClr val="phClr"/>
+          </a:solidFill>
+          <a:prstDash val="solid"/>
+          <a:miter lim="800000"/>
         </a:ln>
       </a:lnStyleLst>
       <a:effectStyleLst>
         <a:effectStyle>
+          <a:effectLst/>
+        </a:effectStyle>
+        <a:effectStyle>
+          <a:effectLst/>
+        </a:effectStyle>
+        <a:effectStyle>
           <a:effectLst>
-            <a:outerShdw blurRad="40000" dist="20000" dir="5400000" rotWithShape="0">
+            <a:outerShdw blurRad="57150" dist="19050" dir="5400000" algn="ctr" rotWithShape="0">
               <a:srgbClr val="000000">
-                <a:alpha val="38000"/>
+                <a:alpha val="63000"/>
               </a:srgbClr>
             </a:outerShdw>
           </a:effectLst>
-        </a:effectStyle>
-        <a:effectStyle>
-          <a:effectLst>
-            <a:outerShdw blurRad="40000" dist="23000" dir="5400000" rotWithShape="0">
-              <a:srgbClr val="000000">
-                <a:alpha val="35000"/>
-              </a:srgbClr>
-            </a:outerShdw>
-          </a:effectLst>
-        </a:effectStyle>
-        <a:effectStyle>
-          <a:effectLst>
-            <a:outerShdw blurRad="40000" dist="23000" dir="5400000" rotWithShape="0">
-              <a:srgbClr val="000000">
-                <a:alpha val="35000"/>
-              </a:srgbClr>
-            </a:outerShdw>
-          </a:effectLst>
-          <a:scene3d>
-            <a:camera prst="orthographicFront">
-              <a:rot lat="0" lon="0" rev="0"/>
-            </a:camera>
-            <a:lightRig rig="threePt" dir="t">
-              <a:rot lat="0" lon="0" rev="1200000"/>
-            </a:lightRig>
-          </a:scene3d>
-          <a:sp3d>
-            <a:bevelT w="63500" h="25400"/>
-          </a:sp3d>
         </a:effectStyle>
       </a:effectStyleLst>
       <a:bgFillStyleLst>
         <a:solidFill>
           <a:schemeClr val="phClr"/>
         </a:solidFill>
+        <a:solidFill>
+          <a:schemeClr val="phClr">
+            <a:tint val="95000"/>
+            <a:satMod val="170000"/>
+          </a:schemeClr>
+        </a:solidFill>
         <a:gradFill rotWithShape="1">
           <a:gsLst>
             <a:gs pos="0">
               <a:schemeClr val="phClr">
-                <a:tint val="40000"/>
-                <a:satMod val="350000"/>
+                <a:tint val="93000"/>
+                <a:satMod val="150000"/>
+                <a:shade val="98000"/>
+                <a:lumMod val="102000"/>
               </a:schemeClr>
             </a:gs>
-            <a:gs pos="40000">
+            <a:gs pos="50000">
               <a:schemeClr val="phClr">
-                <a:tint val="45000"/>
-                <a:shade val="99000"/>
-                <a:satMod val="350000"/>
+                <a:tint val="98000"/>
+                <a:satMod val="130000"/>
+                <a:shade val="90000"/>
+                <a:lumMod val="103000"/>
               </a:schemeClr>
             </a:gs>
             <a:gs pos="100000">
               <a:schemeClr val="phClr">
-                <a:shade val="20000"/>
-                <a:satMod val="255000"/>
+                <a:shade val="63000"/>
+                <a:satMod val="120000"/>
               </a:schemeClr>
             </a:gs>
           </a:gsLst>
-          <a:path path="circle">
-            <a:fillToRect l="50000" t="-80000" r="50000" b="180000"/>
-          </a:path>
-        </a:gradFill>
-        <a:gradFill rotWithShape="1">
-          <a:gsLst>
-            <a:gs pos="0">
-              <a:schemeClr val="phClr">
-                <a:tint val="80000"/>
-                <a:satMod val="300000"/>
-              </a:schemeClr>
-            </a:gs>
-            <a:gs pos="100000">
-              <a:schemeClr val="phClr">
-                <a:shade val="30000"/>
-                <a:satMod val="200000"/>
-              </a:schemeClr>
-            </a:gs>
-          </a:gsLst>
-          <a:path path="circle">
-            <a:fillToRect l="50000" t="50000" r="50000" b="50000"/>
-          </a:path>
+          <a:lin ang="5400000" scaled="0"/>
         </a:gradFill>
       </a:bgFillStyleLst>
     </a:fmtScheme>
   </a:themeElements>
-  <a:objectDefaults>
-    <a:spDef>
-      <a:spPr/>
-      <a:bodyPr/>
-      <a:lstStyle/>
-      <a:style>
-        <a:lnRef idx="1">
-          <a:schemeClr val="accent1"/>
-        </a:lnRef>
-        <a:fillRef idx="3">
-          <a:schemeClr val="accent1"/>
-        </a:fillRef>
-        <a:effectRef idx="2">
-          <a:schemeClr val="accent1"/>
-        </a:effectRef>
-        <a:fontRef idx="minor">
-          <a:schemeClr val="lt1"/>
-        </a:fontRef>
-      </a:style>
-    </a:spDef>
-    <a:lnDef>
-      <a:spPr/>
-      <a:bodyPr/>
-      <a:lstStyle/>
-      <a:style>
-        <a:lnRef idx="2">
-          <a:schemeClr val="accent1"/>
-        </a:lnRef>
-        <a:fillRef idx="0">
-          <a:schemeClr val="accent1"/>
-        </a:fillRef>
-        <a:effectRef idx="1">
-          <a:schemeClr val="accent1"/>
-        </a:effectRef>
-        <a:fontRef idx="minor">
-          <a:schemeClr val="tx1"/>
-        </a:fontRef>
-      </a:style>
-    </a:lnDef>
-  </a:objectDefaults>
+  <a:objectDefaults/>
   <a:extraClrSchemeLst/>
+  <a:extLst>
+    <a:ext uri="{05A4C25C-085E-4340-85A3-A5531E510DB2}">
+      <thm15:themeFamily xmlns:thm15="http://schemas.microsoft.com/office/thememl/2012/main" name="Office Theme" id="{2E142A2C-CD16-42D6-873A-C26D2A0506FA}" vid="{1BDDFF52-6CD6-40A5-AB3C-68EB2F1E4D0A}"/>
+    </a:ext>
+  </a:extLst>
 </a:theme>
 </file>